--- a/manuscript/NAR_WebServer_BrainSafe_condensed.docx
+++ b/manuscript/NAR_WebServer_BrainSafe_condensed.docx
@@ -709,7 +709,57 @@
         <w:t xml:space="preserve"> </w:t>
       </w:r>
       <w:r>
-        <w:t xml:space="preserve">to 0.985, sensitivity from 0.639 at COX-2 to 0.997. Five endpoints were withdrawn for firing on</w:t>
+        <w:t xml:space="preserve">to 0.985, sensitivity from 0.639 at COX-2 to 0.997.</w:t>
+      </w:r>
+    </w:p>
+    <w:p>
+      <w:pPr>
+        <w:pStyle w:val="BodyText"/>
+      </w:pPr>
+      <w:r>
+        <w:t xml:space="preserve">That sensitivity figure requires a correction we make here rather than leave for a reader to</w:t>
+      </w:r>
+      <w:r>
+        <w:t xml:space="preserve"> </w:t>
+      </w:r>
+      <w:r>
+        <w:t xml:space="preserve">find. The registry reports 0.898 and labels it as measured on scaffold-held-out actives, but</w:t>
+      </w:r>
+      <w:r>
+        <w:t xml:space="preserve"> </w:t>
+      </w:r>
+      <w:r>
+        <w:t xml:space="preserve">the script that last writes the field scores every active in the endpoint table, so roughly</w:t>
+      </w:r>
+      <w:r>
+        <w:t xml:space="preserve"> </w:t>
+      </w:r>
+      <w:r>
+        <w:t xml:space="preserve">four fifths of the scoring set are compounds the model was fitted on. Measured only on the</w:t>
+      </w:r>
+      <w:r>
+        <w:t xml:space="preserve"> </w:t>
+      </w:r>
+      <w:r>
+        <w:t xml:space="preserve">actives withheld by scaffold, the panel mean is 0.764, a range of</w:t>
+      </w:r>
+      <w:r>
+        <w:t xml:space="preserve"> </w:t>
+      </w:r>
+      <w:r>
+        <w:t xml:space="preserve">0.303 to 0.993, and the difference of 0.134 is the cost of</w:t>
+      </w:r>
+      <w:r>
+        <w:t xml:space="preserve"> </w:t>
+      </w:r>
+      <w:r>
+        <w:t xml:space="preserve">scoring a model on its own training compounds. The held-out figure is the one that estimates</w:t>
+      </w:r>
+      <w:r>
+        <w:t xml:space="preserve"> </w:t>
+      </w:r>
+      <w:r>
+        <w:t xml:space="preserve">behaviour on chemistry the panel has not seen, and it is the one to quote. Five endpoints were withdrawn for firing on</w:t>
       </w:r>
       <w:r>
         <w:t xml:space="preserve"> </w:t>

--- a/manuscript/NAR_WebServer_BrainSafe_condensed.docx
+++ b/manuscript/NAR_WebServer_BrainSafe_condensed.docx
@@ -2,7 +2,7 @@
 <file path=word/document.xml><?xml version="1.0" encoding="utf-8"?>
 <w:document xmlns:w="http://schemas.openxmlformats.org/wordprocessingml/2006/main" xmlns:m="http://schemas.openxmlformats.org/officeDocument/2006/math" xmlns:r="http://schemas.openxmlformats.org/officeDocument/2006/relationships" xmlns:o="urn:schemas-microsoft-com:office:office" xmlns:v="urn:schemas-microsoft-com:vml" xmlns:w10="urn:schemas-microsoft-com:office:word" xmlns:a="http://schemas.openxmlformats.org/drawingml/2006/main" xmlns:pic="http://schemas.openxmlformats.org/drawingml/2006/picture" xmlns:wp="http://schemas.openxmlformats.org/drawingml/2006/wordprocessingDrawing">
   <w:body>
-    <w:bookmarkStart w:id="33" w:name="X1c7b81a75f7761703d688a563316ee363ab586c"/>
+    <w:bookmarkStart w:id="34" w:name="X1c7b81a75f7761703d688a563316ee363ab586c"/>
     <w:p>
       <w:pPr>
         <w:pStyle w:val="Heading1"/>
@@ -61,6 +61,153 @@
         <w:t xml:space="preserve">Prof. Venketesh Sivaramakrishnan, svenketesh@sssihl.edu.in</w:t>
       </w:r>
     </w:p>
+    <w:p>
+      <w:pPr>
+        <w:pStyle w:val="BodyText"/>
+      </w:pPr>
+      <w:r>
+        <w:rPr>
+          <w:b/>
+          <w:bCs/>
+        </w:rPr>
+        <w:t xml:space="preserve">Manuscript type:</w:t>
+      </w:r>
+      <w:r>
+        <w:t xml:space="preserve"> </w:t>
+      </w:r>
+      <w:r>
+        <w:t xml:space="preserve">NAR Web Server Issue.</w:t>
+      </w:r>
+    </w:p>
+    <w:p>
+      <w:pPr>
+        <w:pStyle w:val="BodyText"/>
+      </w:pPr>
+      <w:r>
+        <w:rPr>
+          <w:b/>
+          <w:bCs/>
+        </w:rPr>
+        <w:t xml:space="preserve">Graphical abstract:</w:t>
+      </w:r>
+      <w:r>
+        <w:t xml:space="preserve"> </w:t>
+      </w:r>
+      <w:r>
+        <w:t xml:space="preserve">submitted as a separate file,</w:t>
+      </w:r>
+      <w:r>
+        <w:t xml:space="preserve"> </w:t>
+      </w:r>
+      <w:r>
+        <w:rPr>
+          <w:rStyle w:val="VerbatimChar"/>
+        </w:rPr>
+        <w:t xml:space="preserve">manuscript/figures/GraphicalAbstract.png</w:t>
+      </w:r>
+      <w:r>
+        <w:t xml:space="preserve"> </w:t>
+      </w:r>
+      <w:r>
+        <w:t xml:space="preserve">(and</w:t>
+      </w:r>
+      <w:r>
+        <w:t xml:space="preserve"> </w:t>
+      </w:r>
+      <w:r>
+        <w:rPr>
+          <w:rStyle w:val="VerbatimChar"/>
+        </w:rPr>
+        <w:t xml:space="preserve">.pdf</w:t>
+      </w:r>
+      <w:r>
+        <w:t xml:space="preserve">).</w:t>
+      </w:r>
+    </w:p>
+    <w:p>
+      <w:pPr>
+        <w:pStyle w:val="BodyText"/>
+      </w:pPr>
+      <w:r>
+        <w:rPr>
+          <w:b/>
+          <w:bCs/>
+        </w:rPr>
+        <w:t xml:space="preserve">Key Points</w:t>
+      </w:r>
+    </w:p>
+    <w:p>
+      <w:pPr>
+        <w:pStyle w:val="Compact"/>
+        <w:numPr>
+          <w:ilvl w:val="0"/>
+          <w:numId w:val="1001"/>
+        </w:numPr>
+      </w:pPr>
+      <w:r>
+        <w:t xml:space="preserve">BrainSafe AI profiles small-molecule mechanism in the human brain from structure alone, gating</w:t>
+      </w:r>
+      <w:r>
+        <w:t xml:space="preserve"> </w:t>
+      </w:r>
+      <w:r>
+        <w:t xml:space="preserve">every target score by predicted exposure so potency at a target a compound cannot reach</w:t>
+      </w:r>
+      <w:r>
+        <w:t xml:space="preserve"> </w:t>
+      </w:r>
+      <w:r>
+        <w:t xml:space="preserve">contributes nothing to the output.</w:t>
+      </w:r>
+    </w:p>
+    <w:p>
+      <w:pPr>
+        <w:pStyle w:val="Compact"/>
+        <w:numPr>
+          <w:ilvl w:val="0"/>
+          <w:numId w:val="1001"/>
+        </w:numPr>
+      </w:pPr>
+      <w:r>
+        <w:t xml:space="preserve">Its 74 cross-validated estimators are each validated under both random and scaffold-grouped</w:t>
+      </w:r>
+      <w:r>
+        <w:t xml:space="preserve"> </w:t>
+      </w:r>
+      <w:r>
+        <w:t xml:space="preserve">splits and carry a calibrated probability, the core classifiers additionally reporting a</w:t>
+      </w:r>
+      <w:r>
+        <w:t xml:space="preserve"> </w:t>
+      </w:r>
+      <w:r>
+        <w:t xml:space="preserve">conformal interval.</w:t>
+      </w:r>
+    </w:p>
+    <w:p>
+      <w:pPr>
+        <w:pStyle w:val="Compact"/>
+        <w:numPr>
+          <w:ilvl w:val="0"/>
+          <w:numId w:val="1001"/>
+        </w:numPr>
+      </w:pPr>
+      <w:r>
+        <w:t xml:space="preserve">The negative class is recovered from compounds measured and found inactive rather than simulated</w:t>
+      </w:r>
+      <w:r>
+        <w:t xml:space="preserve"> </w:t>
+      </w:r>
+      <w:r>
+        <w:t xml:space="preserve">with decoys, and every validation is reported whichever way it falls, which led to withdrawing</w:t>
+      </w:r>
+      <w:r>
+        <w:t xml:space="preserve"> </w:t>
+      </w:r>
+      <w:r>
+        <w:t xml:space="preserve">two endpoints that could not separate a real ligand from an unrelated metabolite.</w:t>
+      </w:r>
+    </w:p>
     <w:bookmarkStart w:id="9" w:name="abstract"/>
     <w:p>
       <w:pPr>
@@ -99,7 +246,7 @@
         <w:t xml:space="preserve"> </w:t>
       </w:r>
       <w:r>
-        <w:t xml:space="preserve">modelled unbound brain-to-plasma ratio, and a cardiac safety liability. Every target score is</w:t>
+        <w:t xml:space="preserve">modelled unbound brain-to-plasma ratio, and two cardiac safety liabilities. Every target score is</w:t>
       </w:r>
       <w:r>
         <w:t xml:space="preserve"> </w:t>
@@ -123,67 +270,73 @@
         <w:t xml:space="preserve"> </w:t>
       </w:r>
       <w:r>
-        <w:t xml:space="preserve">228,200 measured compound-endpoint records from ChEMBL, BindingDB and B3DB. Under scaffold-grouped</w:t>
-      </w:r>
-      <w:r>
-        <w:t xml:space="preserve"> </w:t>
-      </w:r>
-      <w:r>
-        <w:t xml:space="preserve">10-fold cross-validation the measured-label classifiers reach a mean AUROC of 0.925, and expected</w:t>
-      </w:r>
-      <w:r>
-        <w:t xml:space="preserve"> </w:t>
-      </w:r>
-      <w:r>
-        <w:t xml:space="preserve">calibration error falls from 0.080 to 0.015 after isotonic calibration. The binder panel is validated</w:t>
-      </w:r>
-      <w:r>
-        <w:t xml:space="preserve"> </w:t>
-      </w:r>
-      <w:r>
-        <w:t xml:space="preserve">against compounds tested at the same target and found inactive rather than against decoys, reaching a</w:t>
-      </w:r>
-      <w:r>
-        <w:t xml:space="preserve"> </w:t>
-      </w:r>
-      <w:r>
-        <w:t xml:space="preserve">mean AUROC of 0.917. Every prediction carries a calibrated probability, an applicability-domain</w:t>
-      </w:r>
-      <w:r>
-        <w:t xml:space="preserve"> </w:t>
-      </w:r>
-      <w:r>
-        <w:t xml:space="preserve">distance to the nearest measured analogue, and the recall the panel achieves at that distance, which</w:t>
-      </w:r>
-      <w:r>
-        <w:t xml:space="preserve"> </w:t>
-      </w:r>
-      <w:r>
-        <w:t xml:space="preserve">falls from 0.86 for close analogues to 0.16 for a genuinely novel scaffold. Disease-level scores are</w:t>
-      </w:r>
-      <w:r>
-        <w:t xml:space="preserve"> </w:t>
-      </w:r>
-      <w:r>
-        <w:t xml:space="preserve">presented as a route from a mechanism to the conditions it touches, not as an indication prediction.</w:t>
-      </w:r>
-      <w:r>
-        <w:t xml:space="preserve"> </w:t>
-      </w:r>
-      <w:r>
-        <w:t xml:space="preserve">BrainSafe AI is freely available without registration at</w:t>
-      </w:r>
-      <w:r>
-        <w:t xml:space="preserve"> </w:t>
-      </w:r>
-      <w:r>
-        <w:t xml:space="preserve">https://huggingface.co/spaces/Krishnag999/brainsafe-ai, with source code, trained models and every</w:t>
-      </w:r>
-      <w:r>
-        <w:t xml:space="preserve"> </w:t>
-      </w:r>
-      <w:r>
-        <w:t xml:space="preserve">validation artefact at https://github.com/krishna-g-999/brainsafe-ai.</w:t>
+        <w:t xml:space="preserve">228,200 measured compound-endpoint records from ChEMBL (1), BindingDB (2) and B3DB</w:t>
+      </w:r>
+      <w:r>
+        <w:t xml:space="preserve"> </w:t>
+      </w:r>
+      <w:r>
+        <w:t xml:space="preserve">(3). Under scaffold-grouped 10-fold cross-validation the measured-label classifiers reach a mean</w:t>
+      </w:r>
+      <w:r>
+        <w:t xml:space="preserve"> </w:t>
+      </w:r>
+      <w:r>
+        <w:t xml:space="preserve">AUROC of 0.925 (0.958 under a random split), and expected calibration error falls from 0.0801 to</w:t>
+      </w:r>
+      <w:r>
+        <w:t xml:space="preserve"> </w:t>
+      </w:r>
+      <w:r>
+        <w:t xml:space="preserve">0.0147 after isotonic calibration (4). The binder panel is validated against compounds</w:t>
+      </w:r>
+      <w:r>
+        <w:t xml:space="preserve"> </w:t>
+      </w:r>
+      <w:r>
+        <w:t xml:space="preserve">tested at the same target and found inactive rather than against decoys, reaching a mean AUROC of</w:t>
+      </w:r>
+      <w:r>
+        <w:t xml:space="preserve"> </w:t>
+      </w:r>
+      <w:r>
+        <w:t xml:space="preserve">0.917. Every prediction carries a calibrated probability, a conformal interval, and an</w:t>
+      </w:r>
+      <w:r>
+        <w:t xml:space="preserve"> </w:t>
+      </w:r>
+      <w:r>
+        <w:t xml:space="preserve">applicability-domain distance to the nearest measured analogue, and the server reports silence</w:t>
+      </w:r>
+      <w:r>
+        <w:t xml:space="preserve"> </w:t>
+      </w:r>
+      <w:r>
+        <w:t xml:space="preserve">rather than a guess for compounds outside its competence: on non-CNS chemistry its specificity is</w:t>
+      </w:r>
+      <w:r>
+        <w:t xml:space="preserve"> </w:t>
+      </w:r>
+      <w:r>
+        <w:t xml:space="preserve">0.925 (95% CI 0.907 to 0.940). Disease-level scores are presented as a route from a mechanism to the</w:t>
+      </w:r>
+      <w:r>
+        <w:t xml:space="preserve"> </w:t>
+      </w:r>
+      <w:r>
+        <w:t xml:space="preserve">conditions it touches, not as an indication prediction. BrainSafe AI is freely available without</w:t>
+      </w:r>
+      <w:r>
+        <w:t xml:space="preserve"> </w:t>
+      </w:r>
+      <w:r>
+        <w:t xml:space="preserve">registration at https://huggingface.co/spaces/Krishnag999/brainsafe-ai, with source code, trained</w:t>
+      </w:r>
+      <w:r>
+        <w:t xml:space="preserve"> </w:t>
+      </w:r>
+      <w:r>
+        <w:t xml:space="preserve">models and every validation artefact at https://github.com/krishna-g-999/brainsafe-ai.</w:t>
       </w:r>
     </w:p>
     <w:bookmarkEnd w:id="9"/>
@@ -245,25 +398,31 @@
         <w:t xml:space="preserve"> </w:t>
       </w:r>
       <w:r>
-        <w:t xml:space="preserve">proportion to predicted exposure (Figure 1). It reports what it cannot do as prominently as what it can. Five</w:t>
-      </w:r>
-      <w:r>
-        <w:t xml:space="preserve"> </w:t>
-      </w:r>
-      <w:r>
-        <w:t xml:space="preserve">endpoints were trained, tested and withheld because no threshold separated real ligands from trivial</w:t>
-      </w:r>
-      <w:r>
-        <w:t xml:space="preserve"> </w:t>
-      </w:r>
-      <w:r>
-        <w:t xml:space="preserve">metabolites; four of nine falsification hypotheses were refuted; and the recall achieved on chemistry</w:t>
-      </w:r>
-      <w:r>
-        <w:t xml:space="preserve"> </w:t>
-      </w:r>
-      <w:r>
-        <w:t xml:space="preserve">distant from the training set is reported beside every result rather than left to be discovered.</w:t>
+        <w:t xml:space="preserve">proportion to predicted exposure (Figure 1). It reports what it cannot do as prominently as what it</w:t>
+      </w:r>
+      <w:r>
+        <w:t xml:space="preserve"> </w:t>
+      </w:r>
+      <w:r>
+        <w:t xml:space="preserve">can. Five endpoints were trained, tested and withdrawn because no threshold separated real ligands</w:t>
+      </w:r>
+      <w:r>
+        <w:t xml:space="preserve"> </w:t>
+      </w:r>
+      <w:r>
+        <w:t xml:space="preserve">from trivial chemistry; every validation is written so that it could fail and is reported whichever</w:t>
+      </w:r>
+      <w:r>
+        <w:t xml:space="preserve"> </w:t>
+      </w:r>
+      <w:r>
+        <w:t xml:space="preserve">way it falls; and the recall achieved on chemistry distant from the training set is reported beside</w:t>
+      </w:r>
+      <w:r>
+        <w:t xml:space="preserve"> </w:t>
+      </w:r>
+      <w:r>
+        <w:t xml:space="preserve">every result rather than left to be discovered.</w:t>
       </w:r>
     </w:p>
     <w:bookmarkEnd w:id="10"/>
@@ -309,7 +468,13 @@
         <w:t xml:space="preserve"> </w:t>
       </w:r>
       <w:r>
-        <w:t xml:space="preserve">endpoints use measured sets from Therapeutics Data Commons, MoleculeNet, B3DB and ChEMBL. The panel</w:t>
+        <w:t xml:space="preserve">endpoints use measured sets from Therapeutics Data Commons (5), MoleculeNet (6), B3DB</w:t>
+      </w:r>
+      <w:r>
+        <w:t xml:space="preserve"> </w:t>
+      </w:r>
+      <w:r>
+        <w:t xml:space="preserve">and ChEMBL. The panel</w:t>
       </w:r>
       <w:r>
         <w:t xml:space="preserve"> </w:t>
@@ -405,13 +570,13 @@
         <w:t xml:space="preserve"> </w:t>
       </w:r>
       <w:r>
-        <w:t xml:space="preserve">Each compound is a 1,036-column vector: a 1,024-bit folded ECFP-4 fingerprint and</w:t>
-      </w:r>
-      <w:r>
-        <w:t xml:space="preserve"> </w:t>
-      </w:r>
-      <w:r>
-        <w:t xml:space="preserve">twelve physicochemical descriptors. Structures are reduced to the largest organic fragment and</w:t>
+        <w:t xml:space="preserve">Each compound is a 1,036-column vector: a 1,024-bit folded ECFP-4 fingerprint</w:t>
+      </w:r>
+      <w:r>
+        <w:t xml:space="preserve"> </w:t>
+      </w:r>
+      <w:r>
+        <w:t xml:space="preserve">(7) and twelve physicochemical descriptors. Structures are reduced to the largest organic fragment and</w:t>
       </w:r>
       <w:r>
         <w:t xml:space="preserve"> </w:t>
@@ -483,61 +648,67 @@
         <w:t xml:space="preserve"> </w:t>
       </w:r>
       <w:r>
-        <w:t xml:space="preserve">A random forest is fitted per endpoint. That choice was made on a like-for-like</w:t>
-      </w:r>
-      <w:r>
-        <w:t xml:space="preserve"> </w:t>
-      </w:r>
-      <w:r>
-        <w:t xml:space="preserve">comparison over thirteen core endpoints against XGBoost, histogram gradient boosting, L2 logistic</w:t>
-      </w:r>
-      <w:r>
-        <w:t xml:space="preserve"> </w:t>
-      </w:r>
-      <w:r>
-        <w:t xml:space="preserve">regression and a nearest-neighbour read-across, and against a graph neural network on four of</w:t>
-      </w:r>
-      <w:r>
-        <w:t xml:space="preserve"> </w:t>
-      </w:r>
-      <w:r>
-        <w:t xml:space="preserve">them, which the forest won on all four. Under the scaffold split the forest is best on seven of</w:t>
-      </w:r>
-      <w:r>
-        <w:t xml:space="preserve"> </w:t>
-      </w:r>
-      <w:r>
-        <w:t xml:space="preserve">eight classification endpoints, losing AChE to histogram gradient boosting, and on none of the</w:t>
-      </w:r>
-      <w:r>
-        <w:t xml:space="preserve"> </w:t>
-      </w:r>
-      <w:r>
-        <w:t xml:space="preserve">five regressions, where boosting scores higher. It was deployed for its stability under</w:t>
-      </w:r>
-      <w:r>
-        <w:t xml:space="preserve"> </w:t>
-      </w:r>
-      <w:r>
-        <w:t xml:space="preserve">hyperparameters, for not extrapolating beyond the training range, and because TreeSHAP is exact</w:t>
-      </w:r>
-      <w:r>
-        <w:t xml:space="preserve"> </w:t>
-      </w:r>
-      <w:r>
-        <w:t xml:space="preserve">for it rather than approximate. Classifiers are isotonically calibrated on out-of-fold</w:t>
-      </w:r>
-      <w:r>
-        <w:t xml:space="preserve"> </w:t>
-      </w:r>
-      <w:r>
-        <w:t xml:space="preserve">predictions, so no compound contributes to the calibrator that scores it. Binder models use Platt</w:t>
-      </w:r>
-      <w:r>
-        <w:t xml:space="preserve"> </w:t>
-      </w:r>
-      <w:r>
-        <w:t xml:space="preserve">scaling, the withheld set for one target often being too small to fit a step function.</w:t>
+        <w:t xml:space="preserve">A random forest (8) is fitted per endpoint. That choice was made on a</w:t>
+      </w:r>
+      <w:r>
+        <w:t xml:space="preserve"> </w:t>
+      </w:r>
+      <w:r>
+        <w:t xml:space="preserve">like-for-like comparison over thirteen core endpoints against XGBoost (9), histogram gradient</w:t>
+      </w:r>
+      <w:r>
+        <w:t xml:space="preserve"> </w:t>
+      </w:r>
+      <w:r>
+        <w:t xml:space="preserve">boosting, L2 logistic regression and a nearest-neighbour read-across, and against a graph neural</w:t>
+      </w:r>
+      <w:r>
+        <w:t xml:space="preserve"> </w:t>
+      </w:r>
+      <w:r>
+        <w:t xml:space="preserve">network on four of them, which the forest won on all four. Under the scaffold split the forest is</w:t>
+      </w:r>
+      <w:r>
+        <w:t xml:space="preserve"> </w:t>
+      </w:r>
+      <w:r>
+        <w:t xml:space="preserve">best on seven of eight classification endpoints, losing AChE to histogram gradient boosting, and on</w:t>
+      </w:r>
+      <w:r>
+        <w:t xml:space="preserve"> </w:t>
+      </w:r>
+      <w:r>
+        <w:t xml:space="preserve">none of the five regressions, where boosting scores higher. It was deployed for its stability under</w:t>
+      </w:r>
+      <w:r>
+        <w:t xml:space="preserve"> </w:t>
+      </w:r>
+      <w:r>
+        <w:t xml:space="preserve">hyperparameters, for not extrapolating beyond the training range, and because TreeSHAP (10)</w:t>
+      </w:r>
+      <w:r>
+        <w:t xml:space="preserve"> </w:t>
+      </w:r>
+      <w:r>
+        <w:t xml:space="preserve">is exact for it rather than approximate. Classifiers are isotonically calibrated (4) on</w:t>
+      </w:r>
+      <w:r>
+        <w:t xml:space="preserve"> </w:t>
+      </w:r>
+      <w:r>
+        <w:t xml:space="preserve">out-of-fold predictions, so no compound contributes to the calibrator that scores it. Binder models</w:t>
+      </w:r>
+      <w:r>
+        <w:t xml:space="preserve"> </w:t>
+      </w:r>
+      <w:r>
+        <w:t xml:space="preserve">use Platt scaling (11), the withheld set for one target often being too small to fit a step</w:t>
+      </w:r>
+      <w:r>
+        <w:t xml:space="preserve"> </w:t>
+      </w:r>
+      <w:r>
+        <w:t xml:space="preserve">function.</w:t>
       </w:r>
     </w:p>
     <w:p>
@@ -561,19 +732,19 @@
         <w:t xml:space="preserve"> </w:t>
       </w:r>
       <w:r>
-        <w:t xml:space="preserve">the structure: one supplies decoys, one sets thresholds, one measures the false-positive rate.</w:t>
-      </w:r>
-      <w:r>
-        <w:t xml:space="preserve"> </w:t>
-      </w:r>
-      <w:r>
-        <w:t xml:space="preserve">Choosing a threshold as a quantile of a sample and then measuring the rate on that same sample</w:t>
-      </w:r>
-      <w:r>
-        <w:t xml:space="preserve"> </w:t>
-      </w:r>
-      <w:r>
-        <w:t xml:space="preserve">restates the target rather than testing it.</w:t>
+        <w:t xml:space="preserve">the structure: one supplies property-matched decoys (12), one sets thresholds, one measures the</w:t>
+      </w:r>
+      <w:r>
+        <w:t xml:space="preserve"> </w:t>
+      </w:r>
+      <w:r>
+        <w:t xml:space="preserve">false-positive rate. Choosing a threshold as a quantile of a sample and then measuring the rate on</w:t>
+      </w:r>
+      <w:r>
+        <w:t xml:space="preserve"> </w:t>
+      </w:r>
+      <w:r>
+        <w:t xml:space="preserve">that same sample restates the target rather than testing it.</w:t>
       </w:r>
     </w:p>
     <w:p>
@@ -597,25 +768,25 @@
         <w:t xml:space="preserve"> </w:t>
       </w:r>
       <w:r>
-        <w:t xml:space="preserve">barrier penetration. Engaged targets are traced through a curated graph anchored to KEGG, Reactome</w:t>
-      </w:r>
-      <w:r>
-        <w:t xml:space="preserve"> </w:t>
-      </w:r>
-      <w:r>
-        <w:t xml:space="preserve">and IUPHAR to the conditions they touch. The graph’s edge weights were ablated and carry no</w:t>
-      </w:r>
-      <w:r>
-        <w:t xml:space="preserve"> </w:t>
-      </w:r>
-      <w:r>
-        <w:t xml:space="preserve">predictive information beyond the topology (curated 0.7901, uniform 0.7897, permuted 0.7874), so they</w:t>
-      </w:r>
-      <w:r>
-        <w:t xml:space="preserve"> </w:t>
-      </w:r>
-      <w:r>
-        <w:t xml:space="preserve">are reported as structure rather than as tuned parameters.</w:t>
+        <w:t xml:space="preserve">barrier penetration. Engaged targets are traced through a curated graph anchored to KEGG (13),</w:t>
+      </w:r>
+      <w:r>
+        <w:t xml:space="preserve"> </w:t>
+      </w:r>
+      <w:r>
+        <w:t xml:space="preserve">Reactome (14) and IUPHAR (15) to the conditions they touch. The graph’s edge weights were</w:t>
+      </w:r>
+      <w:r>
+        <w:t xml:space="preserve"> </w:t>
+      </w:r>
+      <w:r>
+        <w:t xml:space="preserve">ablated and carry no predictive information beyond the topology (curated 0.7901, uniform 0.7897,</w:t>
+      </w:r>
+      <w:r>
+        <w:t xml:space="preserve"> </w:t>
+      </w:r>
+      <w:r>
+        <w:t xml:space="preserve">permuted 0.7874), so they are reported as structure rather than as tuned parameters.</w:t>
       </w:r>
     </w:p>
     <w:bookmarkEnd w:id="11"/>
@@ -643,31 +814,49 @@
         <w:t xml:space="preserve"> </w:t>
       </w:r>
       <w:r>
-        <w:t xml:space="preserve">The panel and its per-endpoint performance are shown in Figure 2. Under random 10-fold cross-validation the measured-label classifiers reach a</w:t>
-      </w:r>
-      <w:r>
-        <w:t xml:space="preserve"> </w:t>
-      </w:r>
-      <w:r>
-        <w:t xml:space="preserve">mean AUROC of 0.958 (0.899 to 0.976); under a scaffold-grouped split that withholds entire structural</w:t>
-      </w:r>
-      <w:r>
-        <w:t xml:space="preserve"> </w:t>
-      </w:r>
-      <w:r>
-        <w:t xml:space="preserve">classes, 0.925 (0.878 to 0.965). Expected calibration error falls from 0.080 to 0.015 after isotonic</w:t>
-      </w:r>
-      <w:r>
-        <w:t xml:space="preserve"> </w:t>
-      </w:r>
-      <w:r>
-        <w:t xml:space="preserve">calibration, and conformal prediction on the eight core classifiers achieves empirical coverage of</w:t>
-      </w:r>
-      <w:r>
-        <w:t xml:space="preserve"> </w:t>
-      </w:r>
-      <w:r>
-        <w:t xml:space="preserve">0.89 to 0.92 against a 0.90 target (Figure 3A).</w:t>
+        <w:t xml:space="preserve">The panel and its per-endpoint performance are shown in Figure 2. Under random</w:t>
+      </w:r>
+      <w:r>
+        <w:t xml:space="preserve"> </w:t>
+      </w:r>
+      <w:r>
+        <w:t xml:space="preserve">10-fold cross-validation the measured-label classifiers reach a mean AUROC of 0.958 (0.899 to</w:t>
+      </w:r>
+      <w:r>
+        <w:t xml:space="preserve"> </w:t>
+      </w:r>
+      <w:r>
+        <w:t xml:space="preserve">0.976); under a scaffold-grouped split that withholds entire structural classes, 0.925 (0.878 to</w:t>
+      </w:r>
+      <w:r>
+        <w:t xml:space="preserve"> </w:t>
+      </w:r>
+      <w:r>
+        <w:t xml:space="preserve">0.965). Expected calibration error falls from 0.0801 to 0.0147 after isotonic calibration, and</w:t>
+      </w:r>
+      <w:r>
+        <w:t xml:space="preserve"> </w:t>
+      </w:r>
+      <w:r>
+        <w:t xml:space="preserve">conformal prediction (16) on the eight core classifiers, on the deduplicated matrix the</w:t>
+      </w:r>
+      <w:r>
+        <w:t xml:space="preserve"> </w:t>
+      </w:r>
+      <w:r>
+        <w:t xml:space="preserve">classifiers are trained on, achieves empirical coverage of 0.876 to 0.933 against a 0.90 target,</w:t>
+      </w:r>
+      <w:r>
+        <w:t xml:space="preserve"> </w:t>
+      </w:r>
+      <w:r>
+        <w:t xml:space="preserve">with mean set size from 0.956 to 1.215 on a two-class problem where 1.0 is a confident single label</w:t>
+      </w:r>
+      <w:r>
+        <w:t xml:space="preserve"> </w:t>
+      </w:r>
+      <w:r>
+        <w:t xml:space="preserve">(Figure 3A).</w:t>
       </w:r>
     </w:p>
     <w:p>
@@ -697,19 +886,19 @@
         <w:t xml:space="preserve"> </w:t>
       </w:r>
       <w:r>
-        <w:t xml:space="preserve">deployed they reach a mean AUROC of 0.917 and a mean sensitivity of 0.898 on actives withheld by</w:t>
-      </w:r>
-      <w:r>
-        <w:t xml:space="preserve"> </w:t>
-      </w:r>
-      <w:r>
-        <w:t xml:space="preserve">scaffold. Both are means over 47 endpoints and the spread is wide: AUROC ranges from 0.719 at GABA-A</w:t>
-      </w:r>
-      <w:r>
-        <w:t xml:space="preserve"> </w:t>
-      </w:r>
-      <w:r>
-        <w:t xml:space="preserve">to 0.985, sensitivity from 0.639 at COX-2 to 0.997.</w:t>
+        <w:t xml:space="preserve">deployed they reach a mean AUROC of 0.917 and a mean sensitivity of 0.764, both on actives withheld</w:t>
+      </w:r>
+      <w:r>
+        <w:t xml:space="preserve"> </w:t>
+      </w:r>
+      <w:r>
+        <w:t xml:space="preserve">by scaffold. Both are means over 47 endpoints and the spread is wide: AUROC ranges from 0.719 at</w:t>
+      </w:r>
+      <w:r>
+        <w:t xml:space="preserve"> </w:t>
+      </w:r>
+      <w:r>
+        <w:t xml:space="preserve">GABA-A to 0.985 at CGRP, sensitivity from 0.303 at GABA-A to 0.993 at CGRP with a median of 0.835.</w:t>
       </w:r>
     </w:p>
     <w:p>
@@ -717,55 +906,67 @@
         <w:pStyle w:val="BodyText"/>
       </w:pPr>
       <w:r>
-        <w:t xml:space="preserve">That sensitivity figure requires a correction we make here rather than leave for a reader to</w:t>
-      </w:r>
-      <w:r>
-        <w:t xml:space="preserve"> </w:t>
-      </w:r>
-      <w:r>
-        <w:t xml:space="preserve">find. The registry reports 0.898 and labels it as measured on scaffold-held-out actives, but</w:t>
-      </w:r>
-      <w:r>
-        <w:t xml:space="preserve"> </w:t>
-      </w:r>
-      <w:r>
-        <w:t xml:space="preserve">the script that last writes the field scores every active in the endpoint table, so roughly</w:t>
-      </w:r>
-      <w:r>
-        <w:t xml:space="preserve"> </w:t>
-      </w:r>
-      <w:r>
-        <w:t xml:space="preserve">four fifths of the scoring set are compounds the model was fitted on. Measured only on the</w:t>
-      </w:r>
-      <w:r>
-        <w:t xml:space="preserve"> </w:t>
-      </w:r>
-      <w:r>
-        <w:t xml:space="preserve">actives withheld by scaffold, the panel mean is 0.764, a range of</w:t>
-      </w:r>
-      <w:r>
-        <w:t xml:space="preserve"> </w:t>
-      </w:r>
-      <w:r>
-        <w:t xml:space="preserve">0.303 to 0.993, and the difference of 0.134 is the cost of</w:t>
-      </w:r>
-      <w:r>
-        <w:t xml:space="preserve"> </w:t>
-      </w:r>
-      <w:r>
-        <w:t xml:space="preserve">scoring a model on its own training compounds. The held-out figure is the one that estimates</w:t>
-      </w:r>
-      <w:r>
-        <w:t xml:space="preserve"> </w:t>
-      </w:r>
-      <w:r>
-        <w:t xml:space="preserve">behaviour on chemistry the panel has not seen, and it is the one to quote. Five endpoints were withdrawn for firing on</w:t>
-      </w:r>
-      <w:r>
-        <w:t xml:space="preserve"> </w:t>
-      </w:r>
-      <w:r>
-        <w:t xml:space="preserve">trivial metabolites at every usable threshold.</w:t>
+        <w:t xml:space="preserve">That sensitivity figure carries a correction we report rather than leave for a reader to find. Four</w:t>
+      </w:r>
+      <w:r>
+        <w:t xml:space="preserve"> </w:t>
+      </w:r>
+      <w:r>
+        <w:t xml:space="preserve">scripts write it in sequence, and the last scored every active in the endpoint table, so roughly four</w:t>
+      </w:r>
+      <w:r>
+        <w:t xml:space="preserve"> </w:t>
+      </w:r>
+      <w:r>
+        <w:t xml:space="preserve">fifths of the scoring set were compounds the model had been fitted on, while the field’s own basis</w:t>
+      </w:r>
+      <w:r>
+        <w:t xml:space="preserve"> </w:t>
+      </w:r>
+      <w:r>
+        <w:t xml:space="preserve">annotation went on reading that the measurement was held out. The panel mean was published as 0.898</w:t>
+      </w:r>
+      <w:r>
+        <w:t xml:space="preserve"> </w:t>
+      </w:r>
+      <w:r>
+        <w:t xml:space="preserve">against a held-out 0.764, an inflation of 0.134. The registry has been recomputed from the</w:t>
+      </w:r>
+      <w:r>
+        <w:t xml:space="preserve"> </w:t>
+      </w:r>
+      <w:r>
+        <w:t xml:space="preserve">scaffold-held-out partition, it agrees with the threshold table on all 47 deployed endpoints, and a</w:t>
+      </w:r>
+      <w:r>
+        <w:t xml:space="preserve"> </w:t>
+      </w:r>
+      <w:r>
+        <w:t xml:space="preserve">regression test fails if any endpoint reports sensitivity on an undeclared basis. Six endpoints fall</w:t>
+      </w:r>
+      <w:r>
+        <w:t xml:space="preserve"> </w:t>
+      </w:r>
+      <w:r>
+        <w:t xml:space="preserve">below the reliability gate on the corrected figure, against one before; each holds its background</w:t>
+      </w:r>
+      <w:r>
+        <w:t xml:space="preserve"> </w:t>
+      </w:r>
+      <w:r>
+        <w:t xml:space="preserve">false-positive rate at or below target, so each is weak rather than misleading and stays deployed</w:t>
+      </w:r>
+      <w:r>
+        <w:t xml:space="preserve"> </w:t>
+      </w:r>
+      <w:r>
+        <w:t xml:space="preserve">with a low-power marker on any negative call. Five further endpoints are withdrawn outright for</w:t>
+      </w:r>
+      <w:r>
+        <w:t xml:space="preserve"> </w:t>
+      </w:r>
+      <w:r>
+        <w:t xml:space="preserve">firing on trivial metabolites at every usable threshold.</w:t>
       </w:r>
     </w:p>
     <w:p>
@@ -795,7 +996,19 @@
         <w:t xml:space="preserve"> </w:t>
       </w:r>
       <w:r>
-        <w:t xml:space="preserve">returns a mean AUROC of 0.4938 (random) and 0.4921 (scaffold).</w:t>
+        <w:t xml:space="preserve">returns a mean AUROC of 0.496 (random) and 0.503 (scaffold) over the eight core classifiers, every</w:t>
+      </w:r>
+      <w:r>
+        <w:t xml:space="preserve"> </w:t>
+      </w:r>
+      <w:r>
+        <w:t xml:space="preserve">one of the sixteen values within 0.02 of chance and a smallest margin over its own null 19-fold</w:t>
+      </w:r>
+      <w:r>
+        <w:t xml:space="preserve"> </w:t>
+      </w:r>
+      <w:r>
+        <w:t xml:space="preserve">larger than the largest such departure.</w:t>
       </w:r>
     </w:p>
     <w:p>
@@ -819,13 +1032,19 @@
         <w:t xml:space="preserve"> </w:t>
       </w:r>
       <w:r>
-        <w:t xml:space="preserve">absent from B3DB by InChIKey: AUROC 0.764 on all 306, and 0.793 on the 241 also distinguishable from</w:t>
-      </w:r>
-      <w:r>
-        <w:t xml:space="preserve"> </w:t>
-      </w:r>
-      <w:r>
-        <w:t xml:space="preserve">training in feature space. For the target panel no external set of comparable size exists, because</w:t>
+        <w:t xml:space="preserve">absent from B3DB by InChIKey: AUROC 0.764 on all 306, and 0.767 on the 227 also distinguishable from</w:t>
+      </w:r>
+      <w:r>
+        <w:t xml:space="preserve"> </w:t>
+      </w:r>
+      <w:r>
+        <w:t xml:space="preserve">training in feature space, once compounds the featuriser cannot tell apart from a training row are</w:t>
+      </w:r>
+      <w:r>
+        <w:t xml:space="preserve"> </w:t>
+      </w:r>
+      <w:r>
+        <w:t xml:space="preserve">also excluded. For the target panel no external set of comparable size exists, because</w:t>
       </w:r>
       <w:r>
         <w:t xml:space="preserve"> </w:t>
@@ -947,13 +1166,13 @@
         <w:t xml:space="preserve"> </w:t>
       </w:r>
       <w:r>
-        <w:t xml:space="preserve">through the deployed pipeline; 949 returned no actionable disease signal, a specificity of 0.949 (95%</w:t>
-      </w:r>
-      <w:r>
-        <w:t xml:space="preserve"> </w:t>
-      </w:r>
-      <w:r>
-        <w:t xml:space="preserve">CI 0.934 to 0.961). These compounds are presumed inactive because nothing is recorded about them, not</w:t>
+        <w:t xml:space="preserve">through the deployed pipeline; 925 returned no actionable disease signal, a specificity of 0.925 (95%</w:t>
+      </w:r>
+      <w:r>
+        <w:t xml:space="preserve"> </w:t>
+      </w:r>
+      <w:r>
+        <w:t xml:space="preserve">CI 0.907 to 0.940). These compounds are presumed inactive because nothing is recorded about them, not</w:t>
       </w:r>
       <w:r>
         <w:t xml:space="preserve"> </w:t>
@@ -995,37 +1214,43 @@
         <w:t xml:space="preserve"> </w:t>
       </w:r>
       <w:r>
-        <w:t xml:space="preserve">calling them in domain is truthful rather than a failure. The passing criterion was not moved. Nine</w:t>
-      </w:r>
-      <w:r>
-        <w:t xml:space="preserve"> </w:t>
-      </w:r>
-      <w:r>
-        <w:t xml:space="preserve">falsification hypotheses were tested and four refuted, all reported: the curated edge weights add</w:t>
-      </w:r>
-      <w:r>
-        <w:t xml:space="preserve"> </w:t>
-      </w:r>
-      <w:r>
-        <w:t xml:space="preserve">nothing beyond topology; exposure gating cannot discriminate between diseases, being a filter;</w:t>
-      </w:r>
-      <w:r>
-        <w:t xml:space="preserve"> </w:t>
-      </w:r>
-      <w:r>
-        <w:t xml:space="preserve">silence at a target reflects the operating point rather than a non-discriminative model, every target</w:t>
-      </w:r>
-      <w:r>
-        <w:t xml:space="preserve"> </w:t>
-      </w:r>
-      <w:r>
-        <w:t xml:space="preserve">separating its own actives at AUROC 0.91 or better; and engaged targets are not independent</w:t>
-      </w:r>
-      <w:r>
-        <w:t xml:space="preserve"> </w:t>
-      </w:r>
-      <w:r>
-        <w:t xml:space="preserve">observations, 36 firing targets spanning only 16 independent directions.</w:t>
+        <w:t xml:space="preserve">calling them in domain is truthful rather than a failure. The passing criterion was not moved. A</w:t>
+      </w:r>
+      <w:r>
+        <w:t xml:space="preserve"> </w:t>
+      </w:r>
+      <w:r>
+        <w:t xml:space="preserve">further falsification analysis found that the curated edge weights add nothing beyond topology</w:t>
+      </w:r>
+      <w:r>
+        <w:t xml:space="preserve"> </w:t>
+      </w:r>
+      <w:r>
+        <w:t xml:space="preserve">(curated 0.7901, uniform 0.7897, permuted 0.7874); that silence at a target reflects the operating</w:t>
+      </w:r>
+      <w:r>
+        <w:t xml:space="preserve"> </w:t>
+      </w:r>
+      <w:r>
+        <w:t xml:space="preserve">point rather than a non-discriminative model, every target separating its own actives at AUROC 0.91</w:t>
+      </w:r>
+      <w:r>
+        <w:t xml:space="preserve"> </w:t>
+      </w:r>
+      <w:r>
+        <w:t xml:space="preserve">or better; and that engaged targets are not independent observations, 37 firing targets spanning</w:t>
+      </w:r>
+      <w:r>
+        <w:t xml:space="preserve"> </w:t>
+      </w:r>
+      <w:r>
+        <w:t xml:space="preserve">only 16 independent directions. It also found a deployed endpoint calling common metabolites</w:t>
+      </w:r>
+      <w:r>
+        <w:t xml:space="preserve"> </w:t>
+      </w:r>
+      <w:r>
+        <w:t xml:space="preserve">binders at its calibrated threshold, and that endpoint is withdrawn.</w:t>
       </w:r>
     </w:p>
     <w:p>
@@ -1043,43 +1268,49 @@
         <w:t xml:space="preserve"> </w:t>
       </w:r>
       <w:r>
-        <w:t xml:space="preserve">A worked profile and the silence behaviour are shown in Figure 4. For donepezil the server returns AChE engagement at 1.00 against a training base rate of</w:t>
-      </w:r>
-      <w:r>
-        <w:t xml:space="preserve"> </w:t>
-      </w:r>
-      <w:r>
-        <w:t xml:space="preserve">0.724, barrier penetration 0.991, and Alzheimer’s disease as the top condition at 0.991 with AChE</w:t>
-      </w:r>
-      <w:r>
-        <w:t xml:space="preserve"> </w:t>
-      </w:r>
-      <w:r>
-        <w:t xml:space="preserve">named as the driver. It also returns a hERG probability of 0.734, an enrichment of 0.652 over a 0.236</w:t>
-      </w:r>
-      <w:r>
-        <w:t xml:space="preserve"> </w:t>
-      </w:r>
-      <w:r>
-        <w:t xml:space="preserve">base rate, so the compound that scores highest on the efficacy axis carries a liability a medicinal</w:t>
-      </w:r>
-      <w:r>
-        <w:t xml:space="preserve"> </w:t>
-      </w:r>
-      <w:r>
-        <w:t xml:space="preserve">chemist would need to see. For atenolol, a beta-blocker optimised not to enter the brain, every</w:t>
-      </w:r>
-      <w:r>
-        <w:t xml:space="preserve"> </w:t>
-      </w:r>
-      <w:r>
-        <w:t xml:space="preserve">target probability sits below its base rate and the top condition scores 0.0009, three hundred times</w:t>
-      </w:r>
-      <w:r>
-        <w:t xml:space="preserve"> </w:t>
-      </w:r>
-      <w:r>
-        <w:t xml:space="preserve">below the reporting threshold: the server is correctly silent.</w:t>
+        <w:t xml:space="preserve">A worked profile and the silence behaviour are shown in Figure 4. For donepezil the</w:t>
+      </w:r>
+      <w:r>
+        <w:t xml:space="preserve"> </w:t>
+      </w:r>
+      <w:r>
+        <w:t xml:space="preserve">server returns AChE engagement at 1.00 against a training base rate of 0.596, barrier penetration</w:t>
+      </w:r>
+      <w:r>
+        <w:t xml:space="preserve"> </w:t>
+      </w:r>
+      <w:r>
+        <w:t xml:space="preserve">0.991, and Alzheimer’s disease as the top condition at 0.991 with AChE named as the driver. It also</w:t>
+      </w:r>
+      <w:r>
+        <w:t xml:space="preserve"> </w:t>
+      </w:r>
+      <w:r>
+        <w:t xml:space="preserve">returns a hERG probability of 0.734, an enrichment of 0.652 over a 0.236 base rate, so the compound</w:t>
+      </w:r>
+      <w:r>
+        <w:t xml:space="preserve"> </w:t>
+      </w:r>
+      <w:r>
+        <w:t xml:space="preserve">that scores highest on the efficacy axis carries a liability a medicinal chemist would need to see.</w:t>
+      </w:r>
+      <w:r>
+        <w:t xml:space="preserve"> </w:t>
+      </w:r>
+      <w:r>
+        <w:t xml:space="preserve">For atenolol, a beta-blocker optimised not to enter the brain, every target probability sits below</w:t>
+      </w:r>
+      <w:r>
+        <w:t xml:space="preserve"> </w:t>
+      </w:r>
+      <w:r>
+        <w:t xml:space="preserve">its base rate and the top condition scores exactly 0, well below the reporting threshold: the server</w:t>
+      </w:r>
+      <w:r>
+        <w:t xml:space="preserve"> </w:t>
+      </w:r>
+      <w:r>
+        <w:t xml:space="preserve">is correctly silent.</w:t>
       </w:r>
     </w:p>
     <w:bookmarkEnd w:id="12"/>
@@ -1129,25 +1360,25 @@
         <w:t xml:space="preserve"> </w:t>
       </w:r>
       <w:r>
-        <w:t xml:space="preserve">non-drug-like chemistry: in the adversarial check it scores genuinely absent chemistry at a median maximum</w:t>
-      </w:r>
-      <w:r>
-        <w:t xml:space="preserve"> </w:t>
-      </w:r>
-      <w:r>
-        <w:t xml:space="preserve">similarity of 0.47 against 0.59 for unseen approved drugs (n = 25, one-sided Mann-Whitney</w:t>
-      </w:r>
-      <w:r>
-        <w:t xml:space="preserve"> </w:t>
-      </w:r>
-      <w:r>
-        <w:t xml:space="preserve">p = 1.1e-03), but at a</w:t>
-      </w:r>
-      <w:r>
-        <w:t xml:space="preserve"> </w:t>
-      </w:r>
-      <w:r>
-        <w:t xml:space="preserve">threshold rejecting a tenth of genuine drugs it catches only a fifth of distant chemistry. What it</w:t>
+        <w:t xml:space="preserve">non-drug-like chemistry: in the adversarial check it scores genuinely absent chemistry at a median</w:t>
+      </w:r>
+      <w:r>
+        <w:t xml:space="preserve"> </w:t>
+      </w:r>
+      <w:r>
+        <w:t xml:space="preserve">maximum similarity of 0.47 against 0.57 for unseen approved drugs (n = 25, one-sided Mann-Whitney</w:t>
+      </w:r>
+      <w:r>
+        <w:t xml:space="preserve"> </w:t>
+      </w:r>
+      <w:r>
+        <w:t xml:space="preserve">p = 1.8e-03), but at a threshold rejecting a tenth of genuine drugs it catches only a fifth of</w:t>
+      </w:r>
+      <w:r>
+        <w:t xml:space="preserve"> </w:t>
+      </w:r>
+      <w:r>
+        <w:t xml:space="preserve">distant chemistry. What it</w:t>
       </w:r>
       <w:r>
         <w:t xml:space="preserve"> </w:t>
@@ -1239,31 +1470,67 @@
         <w:pStyle w:val="FirstParagraph"/>
       </w:pPr>
       <w:r>
-        <w:t xml:space="preserve">The server is freely available without registration at</w:t>
-      </w:r>
-      <w:r>
-        <w:t xml:space="preserve"> </w:t>
-      </w:r>
-      <w:r>
-        <w:t xml:space="preserve">https://huggingface.co/spaces/Krishnag999/brainsafe-ai. Source code, trained models, every training</w:t>
-      </w:r>
-      <w:r>
-        <w:t xml:space="preserve"> </w:t>
-      </w:r>
-      <w:r>
-        <w:t xml:space="preserve">table and every validation artefact are at https://github.com/krishna-g-999/brainsafe-ai under the</w:t>
-      </w:r>
-      <w:r>
-        <w:t xml:space="preserve"> </w:t>
-      </w:r>
-      <w:r>
-        <w:t xml:space="preserve">MIT licence; underlying data retain their sources’ licences. A permanent archive is deposited at</w:t>
-      </w:r>
-      <w:r>
-        <w:t xml:space="preserve"> </w:t>
-      </w:r>
-      <w:r>
-        <w:t xml:space="preserve">[DOI TO BE SUPPLIED].</w:t>
+        <w:t xml:space="preserve">BrainSafe AI is freely available without registration or login at</w:t>
+      </w:r>
+      <w:r>
+        <w:t xml:space="preserve"> </w:t>
+      </w:r>
+      <w:r>
+        <w:t xml:space="preserve">https://huggingface.co/spaces/Krishnag999/brainsafe-ai, served over HTTPS; no submitted structure is</w:t>
+      </w:r>
+      <w:r>
+        <w:t xml:space="preserve"> </w:t>
+      </w:r>
+      <w:r>
+        <w:t xml:space="preserve">retained beyond the lifetime of its request. Source code, trained models, every training table and</w:t>
+      </w:r>
+      <w:r>
+        <w:t xml:space="preserve"> </w:t>
+      </w:r>
+      <w:r>
+        <w:t xml:space="preserve">every validation artefact are at https://github.com/krishna-g-999/brainsafe-ai under the MIT</w:t>
+      </w:r>
+      <w:r>
+        <w:t xml:space="preserve"> </w:t>
+      </w:r>
+      <w:r>
+        <w:t xml:space="preserve">licence; underlying data retain their own sources’ licences. Trained estimators and the raw API</w:t>
+      </w:r>
+      <w:r>
+        <w:t xml:space="preserve"> </w:t>
+      </w:r>
+      <w:r>
+        <w:t xml:space="preserve">responses are deposited separately with a manifest recording the SHA-256 of every file.</w:t>
+      </w:r>
+      <w:r>
+        <w:t xml:space="preserve"> </w:t>
+      </w:r>
+      <w:r>
+        <w:rPr>
+          <w:b/>
+          <w:bCs/>
+        </w:rPr>
+        <w:t xml:space="preserve">[TO BE</w:t>
+      </w:r>
+      <w:r>
+        <w:rPr>
+          <w:b/>
+          <w:bCs/>
+        </w:rPr>
+        <w:t xml:space="preserve"> </w:t>
+      </w:r>
+      <w:r>
+        <w:rPr>
+          <w:b/>
+          <w:bCs/>
+        </w:rPr>
+        <w:t xml:space="preserve">SUPPLIED BEFORE SUBMISSION]</w:t>
+      </w:r>
+      <w:r>
+        <w:t xml:space="preserve"> </w:t>
+      </w:r>
+      <w:r>
+        <w:t xml:space="preserve">the archive deposit’s own DOI.</w:t>
       </w:r>
     </w:p>
     <w:bookmarkEnd w:id="14"/>
@@ -1303,7 +1570,250 @@
       </w:r>
     </w:p>
     <w:bookmarkEnd w:id="16"/>
-    <w:bookmarkStart w:id="32" w:name="figure-legends"/>
+    <w:bookmarkStart w:id="17" w:name="references"/>
+    <w:p>
+      <w:pPr>
+        <w:pStyle w:val="Heading2"/>
+      </w:pPr>
+      <w:r>
+        <w:t xml:space="preserve">References</w:t>
+      </w:r>
+    </w:p>
+    <w:p>
+      <w:pPr>
+        <w:pStyle w:val="FirstParagraph"/>
+      </w:pPr>
+      <w:r>
+        <w:t xml:space="preserve">Every entry was resolved by a live query against CrossRef or Europe PMC and accepted only on a title match, or, where the identity is known and the registered title is a short form, by resolving the DOI and confirming the title and first author. The requested title, the matched title and the score are recorded in</w:t>
+      </w:r>
+      <w:r>
+        <w:t xml:space="preserve"> </w:t>
+      </w:r>
+      <w:r>
+        <w:rPr>
+          <w:rStyle w:val="VerbatimChar"/>
+        </w:rPr>
+        <w:t xml:space="preserve">manuscript/references_verified.json</w:t>
+      </w:r>
+      <w:r>
+        <w:t xml:space="preserve">, so the list can be re-checked mechanically. None is written from memory. A PubMed Central or PubMed abstract link is given where NCBI indexes the work (</w:t>
+      </w:r>
+      <w:r>
+        <w:rPr>
+          <w:rStyle w:val="VerbatimChar"/>
+        </w:rPr>
+        <w:t xml:space="preserve">manuscript/references_links.json</w:t>
+      </w:r>
+      <w:r>
+        <w:t xml:space="preserve">); neither exists for a work outside PubMed’s coverage, which is expected for some conference proceedings and for the software citations.</w:t>
+      </w:r>
+    </w:p>
+    <w:p>
+      <w:pPr>
+        <w:pStyle w:val="Compact"/>
+        <w:numPr>
+          <w:ilvl w:val="0"/>
+          <w:numId w:val="1002"/>
+        </w:numPr>
+      </w:pPr>
+      <w:r>
+        <w:t xml:space="preserve">Zdrazil B, Felix E, Hunter F et al. The ChEMBL Database in 2023: a drug discovery platform spanning multiple bioactivity data types and time periods. Nucleic Acids Research. 2024. doi:10.1093/nar/gkad1004. https://pmc.ncbi.nlm.nih.gov/articles/PMC10767899/ https://pubmed.ncbi.nlm.nih.gov/37933841/</w:t>
+      </w:r>
+    </w:p>
+    <w:p>
+      <w:pPr>
+        <w:pStyle w:val="Compact"/>
+        <w:numPr>
+          <w:ilvl w:val="0"/>
+          <w:numId w:val="1002"/>
+        </w:numPr>
+      </w:pPr>
+      <w:r>
+        <w:t xml:space="preserve">Gilson M, Liu T, Baitaluk M et al. BindingDB in 2015: A public database for medicinal chemistry, computational chemistry and systems pharmacology. Nucleic Acids Research. 2016. doi:10.1093/nar/gkv1072. https://pmc.ncbi.nlm.nih.gov/articles/PMC4702793/ https://pubmed.ncbi.nlm.nih.gov/26481362/</w:t>
+      </w:r>
+    </w:p>
+    <w:p>
+      <w:pPr>
+        <w:pStyle w:val="Compact"/>
+        <w:numPr>
+          <w:ilvl w:val="0"/>
+          <w:numId w:val="1002"/>
+        </w:numPr>
+      </w:pPr>
+      <w:r>
+        <w:t xml:space="preserve">Meng F, Xi Y, Huang J et al. A curated diverse molecular database of blood-brain barrier permeability with chemical descriptors. Scientific Data. 2021. doi:10.1038/s41597-021-01069-5. https://pmc.ncbi.nlm.nih.gov/articles/PMC8556334/ https://pubmed.ncbi.nlm.nih.gov/34716354/</w:t>
+      </w:r>
+    </w:p>
+    <w:p>
+      <w:pPr>
+        <w:pStyle w:val="Compact"/>
+        <w:numPr>
+          <w:ilvl w:val="0"/>
+          <w:numId w:val="1002"/>
+        </w:numPr>
+      </w:pPr>
+      <w:r>
+        <w:t xml:space="preserve">Niculescu-Mizil A, Caruana R. Predicting good probabilities with supervised learning. Proceedings of the 22nd international conference on Machine learning - ICML ’05. 2005. doi:10.1145/1102351.1102430.</w:t>
+      </w:r>
+    </w:p>
+    <w:p>
+      <w:pPr>
+        <w:pStyle w:val="Compact"/>
+        <w:numPr>
+          <w:ilvl w:val="0"/>
+          <w:numId w:val="1002"/>
+        </w:numPr>
+      </w:pPr>
+      <w:r>
+        <w:t xml:space="preserve">Huang K, Fu T, Gao W, Zhao Y, Roohani Y, Leskovec J, Coley CW, Xiao C, Sun J, Zitnik M. Artificial intelligence foundation for therapeutic science. Nature chemical biology. 2022. doi:10.1038/s41589-022-01131-2. https://pmc.ncbi.nlm.nih.gov/articles/PMC9529840/ https://pubmed.ncbi.nlm.nih.gov/36131149/</w:t>
+      </w:r>
+    </w:p>
+    <w:p>
+      <w:pPr>
+        <w:pStyle w:val="Compact"/>
+        <w:numPr>
+          <w:ilvl w:val="0"/>
+          <w:numId w:val="1002"/>
+        </w:numPr>
+      </w:pPr>
+      <w:r>
+        <w:t xml:space="preserve">Wu Z, Ramsundar B, Feinberg E et al. MoleculeNet: a benchmark for molecular machine learning. Chemical Science. 2018. doi:10.1039/c7sc02664a. https://pmc.ncbi.nlm.nih.gov/articles/PMC5868307/ https://pubmed.ncbi.nlm.nih.gov/29629118/</w:t>
+      </w:r>
+    </w:p>
+    <w:p>
+      <w:pPr>
+        <w:pStyle w:val="Compact"/>
+        <w:numPr>
+          <w:ilvl w:val="0"/>
+          <w:numId w:val="1002"/>
+        </w:numPr>
+      </w:pPr>
+      <w:r>
+        <w:t xml:space="preserve">Rogers D, Hahn M. Extended-Connectivity Fingerprints. Journal of Chemical Information and Modeling. 2010. doi:10.1021/ci100050t. https://pubmed.ncbi.nlm.nih.gov/20426451/</w:t>
+      </w:r>
+    </w:p>
+    <w:p>
+      <w:pPr>
+        <w:pStyle w:val="Compact"/>
+        <w:numPr>
+          <w:ilvl w:val="0"/>
+          <w:numId w:val="1002"/>
+        </w:numPr>
+      </w:pPr>
+      <w:r>
+        <w:t xml:space="preserve">Breiman L. Random Forests. Machine Learning. 2001. doi:10.1023/a:1010933404324.</w:t>
+      </w:r>
+    </w:p>
+    <w:p>
+      <w:pPr>
+        <w:pStyle w:val="Compact"/>
+        <w:numPr>
+          <w:ilvl w:val="0"/>
+          <w:numId w:val="1002"/>
+        </w:numPr>
+      </w:pPr>
+      <w:r>
+        <w:t xml:space="preserve">Chen T, Guestrin C. XGBoost: A Scalable Tree Boosting System. Proceedings of the 22nd ACM SIGKDD International Conference on Knowledge Discovery and Data Mining. 2016. doi:10.1145/2939672.2939785.</w:t>
+      </w:r>
+    </w:p>
+    <w:p>
+      <w:pPr>
+        <w:pStyle w:val="Compact"/>
+        <w:numPr>
+          <w:ilvl w:val="0"/>
+          <w:numId w:val="1002"/>
+        </w:numPr>
+      </w:pPr>
+      <w:r>
+        <w:t xml:space="preserve">Lundberg S, Erion G, Chen H et al. From local explanations to global understanding with explainable AI for trees. Nature Machine Intelligence. 2020. doi:10.1038/s42256-019-0138-9. https://pmc.ncbi.nlm.nih.gov/articles/PMC7326367/ https://pubmed.ncbi.nlm.nih.gov/32607472/</w:t>
+      </w:r>
+    </w:p>
+    <w:p>
+      <w:pPr>
+        <w:pStyle w:val="Compact"/>
+        <w:numPr>
+          <w:ilvl w:val="0"/>
+          <w:numId w:val="1002"/>
+        </w:numPr>
+      </w:pPr>
+      <w:r>
+        <w:t xml:space="preserve">Lin H, Lin C, Weng R. A note on Platt’s probabilistic outputs for support vector machines. Machine Learning. 2007. doi:10.1007/s10994-007-5018-6.</w:t>
+      </w:r>
+    </w:p>
+    <w:p>
+      <w:pPr>
+        <w:pStyle w:val="Compact"/>
+        <w:numPr>
+          <w:ilvl w:val="0"/>
+          <w:numId w:val="1002"/>
+        </w:numPr>
+      </w:pPr>
+      <w:r>
+        <w:t xml:space="preserve">Mysinger M, Carchia M, Irwin J et al. Directory of Useful Decoys, Enhanced (DUD-E): Better Ligands and Decoys for Better Benchmarking. Journal of Medicinal Chemistry. 2012. doi:10.1021/jm300687e. https://pmc.ncbi.nlm.nih.gov/articles/PMC3405771/ https://pubmed.ncbi.nlm.nih.gov/22716043/</w:t>
+      </w:r>
+    </w:p>
+    <w:p>
+      <w:pPr>
+        <w:pStyle w:val="Compact"/>
+        <w:numPr>
+          <w:ilvl w:val="0"/>
+          <w:numId w:val="1002"/>
+        </w:numPr>
+      </w:pPr>
+      <w:r>
+        <w:t xml:space="preserve">Kanehisa M, Goto S. KEGG: kyoto encyclopedia of genes and genomes. Nucleic acids research. 2000. doi:10.1093/nar/28.1.27. https://pmc.ncbi.nlm.nih.gov/articles/PMC102409/ https://pubmed.ncbi.nlm.nih.gov/10592173/</w:t>
+      </w:r>
+    </w:p>
+    <w:p>
+      <w:pPr>
+        <w:pStyle w:val="Compact"/>
+        <w:numPr>
+          <w:ilvl w:val="0"/>
+          <w:numId w:val="1002"/>
+        </w:numPr>
+      </w:pPr>
+      <w:r>
+        <w:t xml:space="preserve">Milacic M, Beavers D, Conley P, Gong C, Gillespie M, Griss J, Haw R, Jassal B, Matthews L, May B, Petryszak R, Ragueneau E, Rothfels K, Sevilla C, Shamovsky V, Stephan R, Tiwari K, Varusai T, Weiser J, Wright A, Wu G, Stein L, Hermjakob H, D’Eustachio P. The Reactome Pathway Knowledgebase 2024. Nucleic acids research. 2024. doi:10.1093/nar/gkad1025. https://pmc.ncbi.nlm.nih.gov/articles/PMC10767911/ https://pubmed.ncbi.nlm.nih.gov/37941124/</w:t>
+      </w:r>
+    </w:p>
+    <w:p>
+      <w:pPr>
+        <w:pStyle w:val="Compact"/>
+        <w:numPr>
+          <w:ilvl w:val="0"/>
+          <w:numId w:val="1002"/>
+        </w:numPr>
+      </w:pPr>
+      <w:r>
+        <w:t xml:space="preserve">Harding SD, Armstrong JF, Faccenda E, Southan C, Alexander SPH, Davenport AP, Spedding M, Davies JA. The IUPHAR/BPS Guide to PHARMACOLOGY in 2024. Nucleic acids research. 2024. doi:10.1093/nar/gkad944. https://pmc.ncbi.nlm.nih.gov/articles/PMC10767925/ https://pubmed.ncbi.nlm.nih.gov/37897341/</w:t>
+      </w:r>
+    </w:p>
+    <w:p>
+      <w:pPr>
+        <w:pStyle w:val="Compact"/>
+        <w:numPr>
+          <w:ilvl w:val="0"/>
+          <w:numId w:val="1002"/>
+        </w:numPr>
+      </w:pPr>
+      <w:r>
+        <w:t xml:space="preserve">Norinder U, Carlsson L, Boyer S et al. Introducing Conformal Prediction in Predictive Modeling. A Transparent and Flexible Alternative to Applicability Domain Determination. Journal of Chemical Information and Modeling. 2014. doi:10.1021/ci5001168. https://pubmed.ncbi.nlm.nih.gov/24797111/</w:t>
+      </w:r>
+    </w:p>
+    <w:p>
+      <w:pPr>
+        <w:pStyle w:val="Compact"/>
+        <w:numPr>
+          <w:ilvl w:val="0"/>
+          <w:numId w:val="1002"/>
+        </w:numPr>
+      </w:pPr>
+      <w:r>
+        <w:t xml:space="preserve">Wilson E. Probable Inference, the Law of Succession, and Statistical Inference. Journal of the American Statistical Association. 1927. doi:10.1080/01621459.1927.10502953.</w:t>
+      </w:r>
+    </w:p>
+    <w:bookmarkEnd w:id="17"/>
+    <w:bookmarkStart w:id="33" w:name="figure-legends"/>
     <w:p>
       <w:pPr>
         <w:pStyle w:val="Heading2"/>
@@ -1321,18 +1831,18 @@
           <wp:inline>
             <wp:extent cx="5334000" cy="4471716"/>
             <wp:effectExtent b="0" l="0" r="0" t="0"/>
-            <wp:docPr descr="Figure 1" title="" id="18" name="Picture"/>
+            <wp:docPr descr="Figure 1" title="" id="19" name="Picture"/>
             <a:graphic>
               <a:graphicData uri="http://schemas.openxmlformats.org/drawingml/2006/picture">
                 <pic:pic>
                   <pic:nvPicPr>
-                    <pic:cNvPr descr="figures/Figure1_architecture.png" id="19" name="Picture"/>
+                    <pic:cNvPr descr="figures/Figure1_architecture.png" id="20" name="Picture"/>
                     <pic:cNvPicPr>
                       <a:picLocks noChangeArrowheads="1" noChangeAspect="1"/>
                     </pic:cNvPicPr>
                   </pic:nvPicPr>
                   <pic:blipFill>
-                    <a:blip r:embed="rId17"/>
+                    <a:blip r:embed="rId18"/>
                     <a:stretch>
                       <a:fillRect/>
                     </a:stretch>
@@ -1398,37 +1908,49 @@
         <w:t xml:space="preserve"> </w:t>
       </w:r>
       <w:r>
-        <w:t xml:space="preserve">as one fixed 1,036-column vector, scored by four model families: nine exposure and ADME endpoints,</w:t>
-      </w:r>
-      <w:r>
-        <w:t xml:space="preserve"> </w:t>
-      </w:r>
-      <w:r>
-        <w:t xml:space="preserve">twelve target potency and activity endpoints, the 52-endpoint binder panel of which 47 are deployed,</w:t>
-      </w:r>
-      <w:r>
-        <w:t xml:space="preserve"> </w:t>
-      </w:r>
-      <w:r>
-        <w:t xml:space="preserve">and two auxiliary regressions. Every target score is admitted only in proportion to the predicted probability that the</w:t>
-      </w:r>
-      <w:r>
-        <w:t xml:space="preserve"> </w:t>
-      </w:r>
-      <w:r>
-        <w:t xml:space="preserve">compound reaches the brain, and surviving scores are ranked by enrichment over each endpoint’s base</w:t>
-      </w:r>
-      <w:r>
-        <w:t xml:space="preserve"> </w:t>
-      </w:r>
-      <w:r>
-        <w:t xml:space="preserve">rate rather than by raw probability. Every reported value carries a calibrated probability, a</w:t>
-      </w:r>
-      <w:r>
-        <w:t xml:space="preserve"> </w:t>
-      </w:r>
-      <w:r>
-        <w:t xml:space="preserve">conformal interval and an applicability-domain distance. (</w:t>
+        <w:t xml:space="preserve">as one fixed 1,036-column vector, scored by four model families, as MODEL_INVENTORY.csv defines</w:t>
+      </w:r>
+      <w:r>
+        <w:t xml:space="preserve"> </w:t>
+      </w:r>
+      <w:r>
+        <w:t xml:space="preserve">them: the 52-endpoint binder panel of which 47 are deployed, twelve target potency and activity</w:t>
+      </w:r>
+      <w:r>
+        <w:t xml:space="preserve"> </w:t>
+      </w:r>
+      <w:r>
+        <w:t xml:space="preserve">endpoints, the ten-endpoint exposure and ADME layer including the barrier model itself, and the</w:t>
+      </w:r>
+      <w:r>
+        <w:t xml:space="preserve"> </w:t>
+      </w:r>
+      <w:r>
+        <w:t xml:space="preserve">single hERG safety classifier. Every target score is admitted only in proportion to the predicted</w:t>
+      </w:r>
+      <w:r>
+        <w:t xml:space="preserve"> </w:t>
+      </w:r>
+      <w:r>
+        <w:t xml:space="preserve">probability that the compound reaches the brain, and surviving scores are ranked by enrichment over</w:t>
+      </w:r>
+      <w:r>
+        <w:t xml:space="preserve"> </w:t>
+      </w:r>
+      <w:r>
+        <w:t xml:space="preserve">each endpoint’s base rate rather than by raw probability. Every reported value carries a calibrated</w:t>
+      </w:r>
+      <w:r>
+        <w:t xml:space="preserve"> </w:t>
+      </w:r>
+      <w:r>
+        <w:t xml:space="preserve">probability and an applicability-domain distance, and the eight core classifiers additionally report</w:t>
+      </w:r>
+      <w:r>
+        <w:t xml:space="preserve"> </w:t>
+      </w:r>
+      <w:r>
+        <w:t xml:space="preserve">a conformal interval. (</w:t>
       </w:r>
       <w:r>
         <w:rPr>
@@ -1478,18 +2000,18 @@
           <wp:inline>
             <wp:extent cx="5334000" cy="4095332"/>
             <wp:effectExtent b="0" l="0" r="0" t="0"/>
-            <wp:docPr descr="Figure 2" title="" id="21" name="Picture"/>
+            <wp:docPr descr="Figure 2" title="" id="22" name="Picture"/>
             <a:graphic>
               <a:graphicData uri="http://schemas.openxmlformats.org/drawingml/2006/picture">
                 <pic:pic>
                   <pic:nvPicPr>
-                    <pic:cNvPr descr="figures/Figure9_model_atlas.png" id="22" name="Picture"/>
+                    <pic:cNvPr descr="figures/Figure9_model_atlas.png" id="23" name="Picture"/>
                     <pic:cNvPicPr>
                       <a:picLocks noChangeArrowheads="1" noChangeAspect="1"/>
                     </pic:cNvPicPr>
                   </pic:nvPicPr>
                   <pic:blipFill>
-                    <a:blip r:embed="rId20"/>
+                    <a:blip r:embed="rId21"/>
                     <a:stretch>
                       <a:fillRect/>
                     </a:stretch>
@@ -1591,19 +2113,19 @@
         <w:t xml:space="preserve"> </w:t>
       </w:r>
       <w:r>
-        <w:t xml:space="preserve">is a selection rather than an inventory. Training sets span two orders of magnitude, from 68 to 15,723 rows;</w:t>
-      </w:r>
-      <w:r>
-        <w:t xml:space="preserve"> </w:t>
-      </w:r>
-      <w:r>
-        <w:t xml:space="preserve">binder training sets include property-matched decoys while the others are measured compounds only,</w:t>
-      </w:r>
-      <w:r>
-        <w:t xml:space="preserve"> </w:t>
-      </w:r>
-      <w:r>
-        <w:t xml:space="preserve">which the axis states. (</w:t>
+        <w:t xml:space="preserve">is a selection rather than an inventory. Training sets span two orders of magnitude, from 37 to</w:t>
+      </w:r>
+      <w:r>
+        <w:t xml:space="preserve"> </w:t>
+      </w:r>
+      <w:r>
+        <w:t xml:space="preserve">15,831 rows; binder training sets include property-matched decoys while the others are measured</w:t>
+      </w:r>
+      <w:r>
+        <w:t xml:space="preserve"> </w:t>
+      </w:r>
+      <w:r>
+        <w:t xml:space="preserve">compounds only, which the axis states. (</w:t>
       </w:r>
       <w:r>
         <w:rPr>
@@ -1613,25 +2135,25 @@
         <w:t xml:space="preserve">B</w:t>
       </w:r>
       <w:r>
-        <w:t xml:space="preserve">) The same population by family, with the</w:t>
-      </w:r>
-      <w:r>
-        <w:t xml:space="preserve"> </w:t>
-      </w:r>
-      <w:r>
-        <w:t xml:space="preserve">family median marked. The spread is the point: the binder classifiers have a median of 0.935 while</w:t>
-      </w:r>
-      <w:r>
-        <w:t xml:space="preserve"> </w:t>
-      </w:r>
-      <w:r>
-        <w:t xml:space="preserve">the exposure and ADME regressions have a median R² of 0.575, and a single panel average would</w:t>
-      </w:r>
-      <w:r>
-        <w:t xml:space="preserve"> </w:t>
-      </w:r>
-      <w:r>
-        <w:t xml:space="preserve">describe neither. The complete inventory, with training-set composition, validation scheme,</w:t>
+        <w:t xml:space="preserve">) The same population by family, with the family median</w:t>
+      </w:r>
+      <w:r>
+        <w:t xml:space="preserve"> </w:t>
+      </w:r>
+      <w:r>
+        <w:t xml:space="preserve">marked. The spread is the point: the binder classifiers have a median of 0.945 while the exposure and</w:t>
+      </w:r>
+      <w:r>
+        <w:t xml:space="preserve"> </w:t>
+      </w:r>
+      <w:r>
+        <w:t xml:space="preserve">ADME family, which mixes AUROC and R² endpoints, has a median of 0.574, and a single panel average</w:t>
+      </w:r>
+      <w:r>
+        <w:t xml:space="preserve"> </w:t>
+      </w:r>
+      <w:r>
+        <w:t xml:space="preserve">would describe neither. The complete inventory, with training-set composition, validation scheme,</w:t>
       </w:r>
       <w:r>
         <w:t xml:space="preserve"> </w:t>
@@ -1647,20 +2169,20 @@
       <w:r>
         <w:drawing>
           <wp:inline>
-            <wp:extent cx="5334000" cy="3957286"/>
+            <wp:extent cx="5334000" cy="3351726"/>
             <wp:effectExtent b="0" l="0" r="0" t="0"/>
-            <wp:docPr descr="Figure 3" title="" id="24" name="Picture"/>
+            <wp:docPr descr="Figure 3" title="" id="25" name="Picture"/>
             <a:graphic>
               <a:graphicData uri="http://schemas.openxmlformats.org/drawingml/2006/picture">
                 <pic:pic>
                   <pic:nvPicPr>
-                    <pic:cNvPr descr="figures/Figure6_validation.png" id="25" name="Picture"/>
+                    <pic:cNvPr descr="figures/Figure6_validation.png" id="26" name="Picture"/>
                     <pic:cNvPicPr>
                       <a:picLocks noChangeArrowheads="1" noChangeAspect="1"/>
                     </pic:cNvPicPr>
                   </pic:nvPicPr>
                   <pic:blipFill>
-                    <a:blip r:embed="rId23"/>
+                    <a:blip r:embed="rId24"/>
                     <a:stretch>
                       <a:fillRect/>
                     </a:stretch>
@@ -1668,7 +2190,7 @@
                   <pic:spPr bwMode="auto">
                     <a:xfrm>
                       <a:off x="0" y="0"/>
-                      <a:ext cx="5334000" cy="3957286"/>
+                      <a:ext cx="5334000" cy="3351726"/>
                     </a:xfrm>
                     <a:prstGeom prst="rect">
                       <a:avLst/>
@@ -1748,19 +2270,7 @@
         <w:t xml:space="preserve"> </w:t>
       </w:r>
       <w:r>
-        <w:t xml:space="preserve">withheld before training, with 95 per cent Wilson intervals</w:t>
-      </w:r>
-      <w:r>
-        <w:t xml:space="preserve"> </w:t>
-      </w:r>
-      <w:r>
-        <w:t xml:space="preserve">[@wilson_ci]</w:t>
-      </w:r>
-      <w:r>
-        <w:t xml:space="preserve"> </w:t>
-      </w:r>
-      <w:r>
-        <w:t xml:space="preserve">and marker area proportional</w:t>
+        <w:t xml:space="preserve">withheld before training, with 95 per cent Wilson intervals (17) and marker area proportional</w:t>
       </w:r>
       <w:r>
         <w:t xml:space="preserve"> </w:t>
@@ -1804,13 +2314,25 @@
         <w:t xml:space="preserve"> </w:t>
       </w:r>
       <w:r>
-        <w:t xml:space="preserve">which each check was written so that it could fail. All six pass, one of them only after its controls were corrected; each is shown at the same</w:t>
-      </w:r>
-      <w:r>
-        <w:t xml:space="preserve"> </w:t>
-      </w:r>
-      <w:r>
-        <w:t xml:space="preserve">size as the rest, is the applicability-domain flag, reported rather than retuned.</w:t>
+        <w:t xml:space="preserve">which each check was written so that it could fail. All six pass, one of them, the</w:t>
+      </w:r>
+      <w:r>
+        <w:t xml:space="preserve"> </w:t>
+      </w:r>
+      <w:r>
+        <w:t xml:space="preserve">applicability-domain flag, only after its controls were corrected rather than its criterion</w:t>
+      </w:r>
+      <w:r>
+        <w:t xml:space="preserve"> </w:t>
+      </w:r>
+      <w:r>
+        <w:t xml:space="preserve">retuned; every check is drawn at the same size whatever its verdict, so a future failure would be</w:t>
+      </w:r>
+      <w:r>
+        <w:t xml:space="preserve"> </w:t>
+      </w:r>
+      <w:r>
+        <w:t xml:space="preserve">exactly this visible.</w:t>
       </w:r>
     </w:p>
     <w:p>
@@ -1822,18 +2344,18 @@
           <wp:inline>
             <wp:extent cx="5334000" cy="2786264"/>
             <wp:effectExtent b="0" l="0" r="0" t="0"/>
-            <wp:docPr descr="Figure 4" title="" id="27" name="Picture"/>
+            <wp:docPr descr="Figure 4" title="" id="28" name="Picture"/>
             <a:graphic>
               <a:graphicData uri="http://schemas.openxmlformats.org/drawingml/2006/picture">
                 <pic:pic>
                   <pic:nvPicPr>
-                    <pic:cNvPr descr="figures/Figure8_use_case.png" id="28" name="Picture"/>
+                    <pic:cNvPr descr="figures/Figure8_use_case.png" id="29" name="Picture"/>
                     <pic:cNvPicPr>
                       <a:picLocks noChangeArrowheads="1" noChangeAspect="1"/>
                     </pic:cNvPicPr>
                   </pic:nvPicPr>
                   <pic:blipFill>
-                    <a:blip r:embed="rId26"/>
+                    <a:blip r:embed="rId27"/>
                     <a:stretch>
                       <a:fillRect/>
                     </a:stretch>
@@ -1939,18 +2461,18 @@
           <wp:inline>
             <wp:extent cx="5334000" cy="4759684"/>
             <wp:effectExtent b="0" l="0" r="0" t="0"/>
-            <wp:docPr descr="Figure 5" title="" id="30" name="Picture"/>
+            <wp:docPr descr="Figure 5" title="" id="31" name="Picture"/>
             <a:graphic>
               <a:graphicData uri="http://schemas.openxmlformats.org/drawingml/2006/picture">
                 <pic:pic>
                   <pic:nvPicPr>
-                    <pic:cNvPr descr="figures/Figure11_external_validation.png" id="31" name="Picture"/>
+                    <pic:cNvPr descr="figures/Figure11_external_validation.png" id="32" name="Picture"/>
                     <pic:cNvPicPr>
                       <a:picLocks noChangeArrowheads="1" noChangeAspect="1"/>
                     </pic:cNvPicPr>
                   </pic:nvPicPr>
                   <pic:blipFill>
-                    <a:blip r:embed="rId29"/>
+                    <a:blip r:embed="rId30"/>
                     <a:stretch>
                       <a:fillRect/>
                     </a:stretch>
@@ -2115,8 +2637,8 @@
         <w:t xml:space="preserve">was held out, and the expected sensitivity for a submitted compound is knowable at query time.</w:t>
       </w:r>
     </w:p>
-    <w:bookmarkEnd w:id="32"/>
     <w:bookmarkEnd w:id="33"/>
+    <w:bookmarkEnd w:id="34"/>
     <w:sectPr>
       <w:footnotePr>
         <w:numRestart w:val="eachSect"/>
@@ -2227,8 +2749,229 @@
       </w:pPr>
     </w:lvl>
   </w:abstractNum>
+  <w:abstractNum w:abstractNumId="991">
+    <w:nsid w:val="0000A991"/>
+    <w:multiLevelType w:val="multilevel"/>
+    <w:lvl w:ilvl="0">
+      <w:numFmt w:val="bullet"/>
+      <w:lvlText w:val=""/>
+      <w:lvlJc w:val="left"/>
+      <w:pPr>
+        <w:ind w:left="720" w:hanging="360"/>
+      </w:pPr>
+      <w:rPr>
+        <w:rFonts w:ascii="Symbol" w:hAnsi="Symbol" w:cs="Symbol" w:hint="default"/>
+      </w:rPr>
+    </w:lvl>
+    <w:lvl w:ilvl="1">
+      <w:numFmt w:val="bullet"/>
+      <w:lvlText w:val="o"/>
+      <w:lvlJc w:val="left"/>
+      <w:pPr>
+        <w:ind w:left="1440" w:hanging="360"/>
+      </w:pPr>
+      <w:rPr>
+        <w:rFonts w:ascii="Courier New" w:hAnsi="Courier New" w:cs="Courier New" w:hint="default"/>
+      </w:rPr>
+    </w:lvl>
+    <w:lvl w:ilvl="2">
+      <w:numFmt w:val="bullet"/>
+      <w:lvlText w:val=""/>
+      <w:lvlJc w:val="left"/>
+      <w:pPr>
+        <w:ind w:left="2160" w:hanging="360"/>
+      </w:pPr>
+      <w:rPr>
+        <w:rFonts w:ascii="Wingdings" w:hAnsi="Wingdings" w:cs="Wingdings" w:hint="default"/>
+      </w:rPr>
+    </w:lvl>
+    <w:lvl w:ilvl="3">
+      <w:numFmt w:val="bullet"/>
+      <w:lvlText w:val=""/>
+      <w:lvlJc w:val="left"/>
+      <w:pPr>
+        <w:ind w:left="2880" w:hanging="360"/>
+      </w:pPr>
+      <w:rPr>
+        <w:rFonts w:ascii="Symbol" w:hAnsi="Symbol" w:cs="Symbol" w:hint="default"/>
+      </w:rPr>
+    </w:lvl>
+    <w:lvl w:ilvl="4">
+      <w:numFmt w:val="bullet"/>
+      <w:lvlText w:val="o"/>
+      <w:lvlJc w:val="left"/>
+      <w:pPr>
+        <w:ind w:left="3600" w:hanging="360"/>
+      </w:pPr>
+      <w:rPr>
+        <w:rFonts w:ascii="Courier New" w:hAnsi="Courier New" w:cs="Courier New" w:hint="default"/>
+      </w:rPr>
+    </w:lvl>
+    <w:lvl w:ilvl="5">
+      <w:numFmt w:val="bullet"/>
+      <w:lvlText w:val=""/>
+      <w:lvlJc w:val="left"/>
+      <w:pPr>
+        <w:ind w:left="4320" w:hanging="360"/>
+      </w:pPr>
+      <w:rPr>
+        <w:rFonts w:ascii="Wingdings" w:hAnsi="Wingdings" w:cs="Wingdings" w:hint="default"/>
+      </w:rPr>
+    </w:lvl>
+    <w:lvl w:ilvl="6">
+      <w:numFmt w:val="bullet"/>
+      <w:lvlText w:val=""/>
+      <w:lvlJc w:val="left"/>
+      <w:pPr>
+        <w:ind w:left="5040" w:hanging="360"/>
+      </w:pPr>
+      <w:rPr>
+        <w:rFonts w:ascii="Symbol" w:hAnsi="Symbol" w:cs="Symbol" w:hint="default"/>
+      </w:rPr>
+    </w:lvl>
+    <w:lvl w:ilvl="7">
+      <w:numFmt w:val="bullet"/>
+      <w:lvlText w:val="o"/>
+      <w:lvlJc w:val="left"/>
+      <w:pPr>
+        <w:ind w:left="5760" w:hanging="360"/>
+      </w:pPr>
+      <w:rPr>
+        <w:rFonts w:ascii="Courier New" w:hAnsi="Courier New" w:cs="Courier New" w:hint="default"/>
+      </w:rPr>
+    </w:lvl>
+    <w:lvl w:ilvl="8">
+      <w:numFmt w:val="bullet"/>
+      <w:lvlText w:val=""/>
+      <w:lvlJc w:val="left"/>
+      <w:pPr>
+        <w:ind w:left="6480" w:hanging="360"/>
+      </w:pPr>
+      <w:rPr>
+        <w:rFonts w:ascii="Wingdings" w:hAnsi="Wingdings" w:cs="Wingdings" w:hint="default"/>
+      </w:rPr>
+    </w:lvl>
+  </w:abstractNum>
+  <w:abstractNum w:abstractNumId="99411">
+    <w:nsid w:val="00A99411"/>
+    <w:multiLevelType w:val="multilevel"/>
+    <w:lvl w:ilvl="0">
+      <w:start w:val="1"/>
+      <w:numFmt w:val="decimal"/>
+      <w:lvlText w:val="%1."/>
+      <w:lvlJc w:val="left"/>
+      <w:pPr>
+        <w:ind w:left="720" w:hanging="360"/>
+      </w:pPr>
+    </w:lvl>
+    <w:lvl w:ilvl="1">
+      <w:start w:val="1"/>
+      <w:numFmt w:val="decimal"/>
+      <w:lvlText w:val="%2."/>
+      <w:lvlJc w:val="left"/>
+      <w:pPr>
+        <w:ind w:left="1440" w:hanging="360"/>
+      </w:pPr>
+    </w:lvl>
+    <w:lvl w:ilvl="2">
+      <w:start w:val="1"/>
+      <w:numFmt w:val="decimal"/>
+      <w:lvlText w:val="%3."/>
+      <w:lvlJc w:val="left"/>
+      <w:pPr>
+        <w:ind w:left="2160" w:hanging="360"/>
+      </w:pPr>
+    </w:lvl>
+    <w:lvl w:ilvl="3">
+      <w:start w:val="1"/>
+      <w:numFmt w:val="decimal"/>
+      <w:lvlText w:val="%4."/>
+      <w:lvlJc w:val="left"/>
+      <w:pPr>
+        <w:ind w:left="2880" w:hanging="360"/>
+      </w:pPr>
+    </w:lvl>
+    <w:lvl w:ilvl="4">
+      <w:start w:val="1"/>
+      <w:numFmt w:val="decimal"/>
+      <w:lvlText w:val="%5."/>
+      <w:lvlJc w:val="left"/>
+      <w:pPr>
+        <w:ind w:left="3600" w:hanging="360"/>
+      </w:pPr>
+    </w:lvl>
+    <w:lvl w:ilvl="5">
+      <w:start w:val="1"/>
+      <w:numFmt w:val="decimal"/>
+      <w:lvlText w:val="%6."/>
+      <w:lvlJc w:val="left"/>
+      <w:pPr>
+        <w:ind w:left="4320" w:hanging="360"/>
+      </w:pPr>
+    </w:lvl>
+    <w:lvl w:ilvl="6">
+      <w:start w:val="1"/>
+      <w:numFmt w:val="decimal"/>
+      <w:lvlText w:val="%7."/>
+      <w:lvlJc w:val="left"/>
+      <w:pPr>
+        <w:ind w:left="5040" w:hanging="360"/>
+      </w:pPr>
+    </w:lvl>
+    <w:lvl w:ilvl="7">
+      <w:start w:val="1"/>
+      <w:numFmt w:val="decimal"/>
+      <w:lvlText w:val="%8."/>
+      <w:lvlJc w:val="left"/>
+      <w:pPr>
+        <w:ind w:left="5760" w:hanging="360"/>
+      </w:pPr>
+    </w:lvl>
+    <w:lvl w:ilvl="8">
+      <w:start w:val="1"/>
+      <w:numFmt w:val="decimal"/>
+      <w:lvlText w:val="%9."/>
+      <w:lvlJc w:val="left"/>
+      <w:pPr>
+        <w:ind w:left="6480" w:hanging="360"/>
+      </w:pPr>
+    </w:lvl>
+  </w:abstractNum>
   <w:num w:numId="1000">
     <w:abstractNumId w:val="990"/>
+  </w:num>
+  <w:num w:numId="1001">
+    <w:abstractNumId w:val="991"/>
+  </w:num>
+  <w:num w:numId="1002">
+    <w:abstractNumId w:val="99411"/>
+    <w:lvlOverride w:ilvl="0">
+      <w:startOverride w:val="1"/>
+    </w:lvlOverride>
+    <w:lvlOverride w:ilvl="1">
+      <w:startOverride w:val="1"/>
+    </w:lvlOverride>
+    <w:lvlOverride w:ilvl="2">
+      <w:startOverride w:val="1"/>
+    </w:lvlOverride>
+    <w:lvlOverride w:ilvl="3">
+      <w:startOverride w:val="1"/>
+    </w:lvlOverride>
+    <w:lvlOverride w:ilvl="4">
+      <w:startOverride w:val="1"/>
+    </w:lvlOverride>
+    <w:lvlOverride w:ilvl="5">
+      <w:startOverride w:val="1"/>
+    </w:lvlOverride>
+    <w:lvlOverride w:ilvl="6">
+      <w:startOverride w:val="1"/>
+    </w:lvlOverride>
+    <w:lvlOverride w:ilvl="7">
+      <w:startOverride w:val="1"/>
+    </w:lvlOverride>
+    <w:lvlOverride w:ilvl="8">
+      <w:startOverride w:val="1"/>
+    </w:lvlOverride>
   </w:num>
 </w:numbering>
 </file>

--- a/manuscript/NAR_WebServer_BrainSafe_condensed.docx
+++ b/manuscript/NAR_WebServer_BrainSafe_condensed.docx
@@ -1384,49 +1384,49 @@
         <w:t xml:space="preserve"> </w:t>
       </w:r>
       <w:r>
-        <w:t xml:space="preserve">does predict well is sensitivity, the distance it measures being the variable recall tracks. Second,</w:t>
-      </w:r>
-      <w:r>
-        <w:t xml:space="preserve"> </w:t>
-      </w:r>
-      <w:r>
-        <w:t xml:space="preserve">recall on chemistry beyond Tanimoto 0.40 is near 0.16, so a negative result on a novel scaffold is</w:t>
-      </w:r>
-      <w:r>
-        <w:t xml:space="preserve"> </w:t>
-      </w:r>
-      <w:r>
-        <w:t xml:space="preserve">close to uninformative, and the server reports the expected recall beside it. Third, the specificity</w:t>
-      </w:r>
-      <w:r>
-        <w:t xml:space="preserve"> </w:t>
-      </w:r>
-      <w:r>
-        <w:t xml:space="preserve">estimate rests on compounds presumed rather than proven inactive. Fourth, terpenoid and steroidal</w:t>
-      </w:r>
-      <w:r>
-        <w:t xml:space="preserve"> </w:t>
-      </w:r>
-      <w:r>
-        <w:t xml:space="preserve">natural products are largely outside the training library, whose median fraction-sp3 is 0.34, and</w:t>
-      </w:r>
-      <w:r>
-        <w:t xml:space="preserve"> </w:t>
-      </w:r>
-      <w:r>
-        <w:t xml:space="preserve">such compounds are flagged as outside the domain. Fifth, the disease layer does not predict</w:t>
-      </w:r>
-      <w:r>
-        <w:t xml:space="preserve"> </w:t>
-      </w:r>
-      <w:r>
-        <w:t xml:space="preserve">indication: 27 of the 51 targets in the pathway graph drive more than one condition, and what selects</w:t>
-      </w:r>
-      <w:r>
-        <w:t xml:space="preserve"> </w:t>
-      </w:r>
-      <w:r>
-        <w:t xml:space="preserve">among them, dose, regimen and patient population, is not present in a structure.</w:t>
+        <w:t xml:space="preserve">does predict well is sensitivity, the distance it measures being the variable recall tracks. Recall</w:t>
+      </w:r>
+      <w:r>
+        <w:t xml:space="preserve"> </w:t>
+      </w:r>
+      <w:r>
+        <w:t xml:space="preserve">on chemistry beyond Tanimoto 0.40 is also near 0.16, so a negative result on a novel scaffold is close</w:t>
+      </w:r>
+      <w:r>
+        <w:t xml:space="preserve"> </w:t>
+      </w:r>
+      <w:r>
+        <w:t xml:space="preserve">to uninformative, and the server reports the expected recall beside it. The specificity estimate</w:t>
+      </w:r>
+      <w:r>
+        <w:t xml:space="preserve"> </w:t>
+      </w:r>
+      <w:r>
+        <w:t xml:space="preserve">rests on compounds presumed rather than proven inactive. Terpenoid and steroidal natural products,</w:t>
+      </w:r>
+      <w:r>
+        <w:t xml:space="preserve"> </w:t>
+      </w:r>
+      <w:r>
+        <w:t xml:space="preserve">in turn, are largely outside the training library, whose median fraction-sp3 is 0.34, and such</w:t>
+      </w:r>
+      <w:r>
+        <w:t xml:space="preserve"> </w:t>
+      </w:r>
+      <w:r>
+        <w:t xml:space="preserve">compounds are flagged as outside the domain. Last, the disease layer does not predict indication:</w:t>
+      </w:r>
+      <w:r>
+        <w:t xml:space="preserve"> </w:t>
+      </w:r>
+      <w:r>
+        <w:t xml:space="preserve">27 of the 51 targets in the pathway graph drive more than one condition, and what selects among them,</w:t>
+      </w:r>
+      <w:r>
+        <w:t xml:space="preserve"> </w:t>
+      </w:r>
+      <w:r>
+        <w:t xml:space="preserve">dose, regimen and patient population, is not present in a structure.</w:t>
       </w:r>
     </w:p>
     <w:p>

--- a/manuscript/NAR_WebServer_BrainSafe_condensed.docx
+++ b/manuscript/NAR_WebServer_BrainSafe_condensed.docx
@@ -960,13 +960,19 @@
         <w:t xml:space="preserve"> </w:t>
       </w:r>
       <w:r>
-        <w:t xml:space="preserve">with a low-power marker on any negative call. Five further endpoints are withdrawn outright for</w:t>
-      </w:r>
-      <w:r>
-        <w:t xml:space="preserve"> </w:t>
-      </w:r>
-      <w:r>
-        <w:t xml:space="preserve">firing on trivial metabolites at every usable threshold.</w:t>
+        <w:t xml:space="preserve">with a low-power marker on any negative call. Five further endpoints are withdrawn outright: two for</w:t>
+      </w:r>
+      <w:r>
+        <w:t xml:space="preserve"> </w:t>
+      </w:r>
+      <w:r>
+        <w:t xml:space="preserve">firing on trivial metabolites at every usable threshold, and three added specifically to test</w:t>
+      </w:r>
+      <w:r>
+        <w:t xml:space="preserve"> </w:t>
+      </w:r>
+      <w:r>
+        <w:t xml:space="preserve">natural-product coverage, reported in the limitations.</w:t>
       </w:r>
     </w:p>
     <w:p>

--- a/manuscript/NAR_WebServer_BrainSafe_condensed.docx
+++ b/manuscript/NAR_WebServer_BrainSafe_condensed.docx
@@ -2,7 +2,7 @@
 <file path=word/document.xml><?xml version="1.0" encoding="utf-8"?>
 <w:document xmlns:w="http://schemas.openxmlformats.org/wordprocessingml/2006/main" xmlns:m="http://schemas.openxmlformats.org/officeDocument/2006/math" xmlns:r="http://schemas.openxmlformats.org/officeDocument/2006/relationships" xmlns:o="urn:schemas-microsoft-com:office:office" xmlns:v="urn:schemas-microsoft-com:vml" xmlns:w10="urn:schemas-microsoft-com:office:word" xmlns:a="http://schemas.openxmlformats.org/drawingml/2006/main" xmlns:pic="http://schemas.openxmlformats.org/drawingml/2006/picture" xmlns:wp="http://schemas.openxmlformats.org/drawingml/2006/wordprocessingDrawing">
   <w:body>
-    <w:bookmarkStart w:id="34" w:name="X1c7b81a75f7761703d688a563316ee363ab586c"/>
+    <w:bookmarkStart w:id="44" w:name="X1c7b81a75f7761703d688a563316ee363ab586c"/>
     <w:p>
       <w:pPr>
         <w:pStyle w:val="Heading1"/>
@@ -169,19 +169,19 @@
         </w:numPr>
       </w:pPr>
       <w:r>
-        <w:t xml:space="preserve">Its 74 cross-validated estimators are each validated under both random and scaffold-grouped</w:t>
-      </w:r>
-      <w:r>
-        <w:t xml:space="preserve"> </w:t>
-      </w:r>
-      <w:r>
-        <w:t xml:space="preserve">splits and carry a calibrated probability, the core classifiers additionally reporting a</w:t>
-      </w:r>
-      <w:r>
-        <w:t xml:space="preserve"> </w:t>
-      </w:r>
-      <w:r>
-        <w:t xml:space="preserve">conformal interval.</w:t>
+        <w:t xml:space="preserve">Its 74 cross-validated estimators are each scaffold-grouped cross-validated and carry a</w:t>
+      </w:r>
+      <w:r>
+        <w:t xml:space="preserve"> </w:t>
+      </w:r>
+      <w:r>
+        <w:t xml:space="preserve">calibrated probability; the 22 target-potency, exposure and safety estimators are additionally</w:t>
+      </w:r>
+      <w:r>
+        <w:t xml:space="preserve"> </w:t>
+      </w:r>
+      <w:r>
+        <w:t xml:space="preserve">validated under a random split, the core classifiers reporting a conformal interval as well.</w:t>
       </w:r>
     </w:p>
     <w:p>
@@ -208,7 +208,7 @@
         <w:t xml:space="preserve">two endpoints that could not separate a real ligand from an unrelated metabolite.</w:t>
       </w:r>
     </w:p>
-    <w:bookmarkStart w:id="9" w:name="abstract"/>
+    <w:bookmarkStart w:id="18" w:name="abstract"/>
     <w:p>
       <w:pPr>
         <w:pStyle w:val="Heading2"/>
@@ -339,8 +339,8 @@
         <w:t xml:space="preserve">models and every validation artefact at https://github.com/krishna-g-999/brainsafe-ai.</w:t>
       </w:r>
     </w:p>
-    <w:bookmarkEnd w:id="9"/>
-    <w:bookmarkStart w:id="10" w:name="introduction"/>
+    <w:bookmarkEnd w:id="18"/>
+    <w:bookmarkStart w:id="19" w:name="introduction"/>
     <w:p>
       <w:pPr>
         <w:pStyle w:val="Heading2"/>
@@ -425,8 +425,8 @@
         <w:t xml:space="preserve">every result rather than left to be discovered.</w:t>
       </w:r>
     </w:p>
-    <w:bookmarkEnd w:id="10"/>
-    <w:bookmarkStart w:id="11" w:name="materials-and-methods"/>
+    <w:bookmarkEnd w:id="19"/>
+    <w:bookmarkStart w:id="20" w:name="materials-and-methods"/>
     <w:p>
       <w:pPr>
         <w:pStyle w:val="Heading2"/>
@@ -789,8 +789,8 @@
         <w:t xml:space="preserve">permuted 0.7874), so they are reported as structure rather than as tuned parameters.</w:t>
       </w:r>
     </w:p>
-    <w:bookmarkEnd w:id="11"/>
-    <w:bookmarkStart w:id="12" w:name="results"/>
+    <w:bookmarkEnd w:id="20"/>
+    <w:bookmarkStart w:id="21" w:name="results"/>
     <w:p>
       <w:pPr>
         <w:pStyle w:val="Heading2"/>
@@ -1319,8 +1319,8 @@
         <w:t xml:space="preserve">is correctly silent.</w:t>
       </w:r>
     </w:p>
-    <w:bookmarkEnd w:id="12"/>
-    <w:bookmarkStart w:id="13" w:name="discussion"/>
+    <w:bookmarkEnd w:id="21"/>
+    <w:bookmarkStart w:id="22" w:name="discussion"/>
     <w:p>
       <w:pPr>
         <w:pStyle w:val="Heading2"/>
@@ -1461,8 +1461,8 @@
         <w:t xml:space="preserve">predicts is engagement, not modulation.</w:t>
       </w:r>
     </w:p>
-    <w:bookmarkEnd w:id="13"/>
-    <w:bookmarkStart w:id="14" w:name="data-availability"/>
+    <w:bookmarkEnd w:id="22"/>
+    <w:bookmarkStart w:id="23" w:name="data-availability"/>
     <w:p>
       <w:pPr>
         <w:pStyle w:val="Heading2"/>
@@ -1539,13 +1539,47 @@
         <w:t xml:space="preserve">the archive deposit’s own DOI.</w:t>
       </w:r>
     </w:p>
-    <w:bookmarkEnd w:id="14"/>
-    <w:bookmarkStart w:id="15" w:name="funding"/>
+    <w:bookmarkEnd w:id="23"/>
+    <w:bookmarkStart w:id="24" w:name="author-contributions"/>
     <w:p>
       <w:pPr>
         <w:pStyle w:val="Heading2"/>
       </w:pPr>
       <w:r>
+        <w:t xml:space="preserve">Author contributions</w:t>
+      </w:r>
+    </w:p>
+    <w:p>
+      <w:pPr>
+        <w:pStyle w:val="FirstParagraph"/>
+      </w:pPr>
+      <w:r>
+        <w:rPr>
+          <w:b/>
+          <w:bCs/>
+        </w:rPr>
+        <w:t xml:space="preserve">[TO BE SUPPLIED BEFORE SUBMISSION]</w:t>
+      </w:r>
+      <w:r>
+        <w:t xml:space="preserve"> </w:t>
+      </w:r>
+      <w:r>
+        <w:t xml:space="preserve">NAR requires a CRediT-style contribution statement naming</w:t>
+      </w:r>
+      <w:r>
+        <w:t xml:space="preserve"> </w:t>
+      </w:r>
+      <w:r>
+        <w:t xml:space="preserve">what each author did. This must be supplied by the author team.</w:t>
+      </w:r>
+    </w:p>
+    <w:bookmarkEnd w:id="24"/>
+    <w:bookmarkStart w:id="25" w:name="funding"/>
+    <w:p>
+      <w:pPr>
+        <w:pStyle w:val="Heading2"/>
+      </w:pPr>
+      <w:r>
         <w:t xml:space="preserve">Funding</w:t>
       </w:r>
     </w:p>
@@ -1557,8 +1591,8 @@
         <w:t xml:space="preserve">[TO BE SUPPLIED]</w:t>
       </w:r>
     </w:p>
-    <w:bookmarkEnd w:id="15"/>
-    <w:bookmarkStart w:id="16" w:name="conflict-of-interest"/>
+    <w:bookmarkEnd w:id="25"/>
+    <w:bookmarkStart w:id="26" w:name="conflict-of-interest"/>
     <w:p>
       <w:pPr>
         <w:pStyle w:val="Heading2"/>
@@ -1575,8 +1609,8 @@
         <w:t xml:space="preserve">None declared.</w:t>
       </w:r>
     </w:p>
-    <w:bookmarkEnd w:id="16"/>
-    <w:bookmarkStart w:id="17" w:name="references"/>
+    <w:bookmarkEnd w:id="26"/>
+    <w:bookmarkStart w:id="27" w:name="references"/>
     <w:p>
       <w:pPr>
         <w:pStyle w:val="Heading2"/>
@@ -1818,8 +1852,8 @@
         <w:t xml:space="preserve">Wilson E. Probable Inference, the Law of Succession, and Statistical Inference. Journal of the American Statistical Association. 1927. doi:10.1080/01621459.1927.10502953.</w:t>
       </w:r>
     </w:p>
-    <w:bookmarkEnd w:id="17"/>
-    <w:bookmarkStart w:id="33" w:name="figure-legends"/>
+    <w:bookmarkEnd w:id="27"/>
+    <w:bookmarkStart w:id="43" w:name="figure-legends"/>
     <w:p>
       <w:pPr>
         <w:pStyle w:val="Heading2"/>
@@ -1835,20 +1869,20 @@
       <w:r>
         <w:drawing>
           <wp:inline>
-            <wp:extent cx="5334000" cy="4471716"/>
+            <wp:extent cx="5727700" cy="4801771"/>
             <wp:effectExtent b="0" l="0" r="0" t="0"/>
-            <wp:docPr descr="Figure 1" title="" id="19" name="Picture"/>
+            <wp:docPr descr="Figure 1" title="" id="29" name="Picture"/>
             <a:graphic>
               <a:graphicData uri="http://schemas.openxmlformats.org/drawingml/2006/picture">
                 <pic:pic>
                   <pic:nvPicPr>
-                    <pic:cNvPr descr="figures/Figure1_architecture.png" id="20" name="Picture"/>
+                    <pic:cNvPr descr="figures/Figure1_architecture.png" id="30" name="Picture"/>
                     <pic:cNvPicPr>
                       <a:picLocks noChangeArrowheads="1" noChangeAspect="1"/>
                     </pic:cNvPicPr>
                   </pic:nvPicPr>
                   <pic:blipFill>
-                    <a:blip r:embed="rId18"/>
+                    <a:blip r:embed="rId28"/>
                     <a:stretch>
                       <a:fillRect/>
                     </a:stretch>
@@ -1856,7 +1890,7 @@
                   <pic:spPr bwMode="auto">
                     <a:xfrm>
                       <a:off x="0" y="0"/>
-                      <a:ext cx="5334000" cy="4471716"/>
+                      <a:ext cx="5727700" cy="4801771"/>
                     </a:xfrm>
                     <a:prstGeom prst="rect">
                       <a:avLst/>
@@ -2004,20 +2038,20 @@
       <w:r>
         <w:drawing>
           <wp:inline>
-            <wp:extent cx="5334000" cy="4095332"/>
+            <wp:extent cx="5727700" cy="4397607"/>
             <wp:effectExtent b="0" l="0" r="0" t="0"/>
-            <wp:docPr descr="Figure 2" title="" id="22" name="Picture"/>
+            <wp:docPr descr="Figure 2" title="" id="32" name="Picture"/>
             <a:graphic>
               <a:graphicData uri="http://schemas.openxmlformats.org/drawingml/2006/picture">
                 <pic:pic>
                   <pic:nvPicPr>
-                    <pic:cNvPr descr="figures/Figure9_model_atlas.png" id="23" name="Picture"/>
+                    <pic:cNvPr descr="figures/Figure9_model_atlas.png" id="33" name="Picture"/>
                     <pic:cNvPicPr>
                       <a:picLocks noChangeArrowheads="1" noChangeAspect="1"/>
                     </pic:cNvPicPr>
                   </pic:nvPicPr>
                   <pic:blipFill>
-                    <a:blip r:embed="rId21"/>
+                    <a:blip r:embed="rId31"/>
                     <a:stretch>
                       <a:fillRect/>
                     </a:stretch>
@@ -2025,7 +2059,7 @@
                   <pic:spPr bwMode="auto">
                     <a:xfrm>
                       <a:off x="0" y="0"/>
-                      <a:ext cx="5334000" cy="4095332"/>
+                      <a:ext cx="5727700" cy="4397607"/>
                     </a:xfrm>
                     <a:prstGeom prst="rect">
                       <a:avLst/>
@@ -2175,20 +2209,20 @@
       <w:r>
         <w:drawing>
           <wp:inline>
-            <wp:extent cx="5334000" cy="3351726"/>
+            <wp:extent cx="5727700" cy="3599115"/>
             <wp:effectExtent b="0" l="0" r="0" t="0"/>
-            <wp:docPr descr="Figure 3" title="" id="25" name="Picture"/>
+            <wp:docPr descr="Figure 3" title="" id="35" name="Picture"/>
             <a:graphic>
               <a:graphicData uri="http://schemas.openxmlformats.org/drawingml/2006/picture">
                 <pic:pic>
                   <pic:nvPicPr>
-                    <pic:cNvPr descr="figures/Figure6_validation.png" id="26" name="Picture"/>
+                    <pic:cNvPr descr="figures/Figure6_validation.png" id="36" name="Picture"/>
                     <pic:cNvPicPr>
                       <a:picLocks noChangeArrowheads="1" noChangeAspect="1"/>
                     </pic:cNvPicPr>
                   </pic:nvPicPr>
                   <pic:blipFill>
-                    <a:blip r:embed="rId24"/>
+                    <a:blip r:embed="rId34"/>
                     <a:stretch>
                       <a:fillRect/>
                     </a:stretch>
@@ -2196,7 +2230,7 @@
                   <pic:spPr bwMode="auto">
                     <a:xfrm>
                       <a:off x="0" y="0"/>
-                      <a:ext cx="5334000" cy="3351726"/>
+                      <a:ext cx="5727700" cy="3599115"/>
                     </a:xfrm>
                     <a:prstGeom prst="rect">
                       <a:avLst/>
@@ -2348,20 +2382,20 @@
       <w:r>
         <w:drawing>
           <wp:inline>
-            <wp:extent cx="5334000" cy="2786264"/>
+            <wp:extent cx="5727700" cy="2991917"/>
             <wp:effectExtent b="0" l="0" r="0" t="0"/>
-            <wp:docPr descr="Figure 4" title="" id="28" name="Picture"/>
+            <wp:docPr descr="Figure 4" title="" id="38" name="Picture"/>
             <a:graphic>
               <a:graphicData uri="http://schemas.openxmlformats.org/drawingml/2006/picture">
                 <pic:pic>
                   <pic:nvPicPr>
-                    <pic:cNvPr descr="figures/Figure8_use_case.png" id="29" name="Picture"/>
+                    <pic:cNvPr descr="figures/Figure8_use_case.png" id="39" name="Picture"/>
                     <pic:cNvPicPr>
                       <a:picLocks noChangeArrowheads="1" noChangeAspect="1"/>
                     </pic:cNvPicPr>
                   </pic:nvPicPr>
                   <pic:blipFill>
-                    <a:blip r:embed="rId27"/>
+                    <a:blip r:embed="rId37"/>
                     <a:stretch>
                       <a:fillRect/>
                     </a:stretch>
@@ -2369,7 +2403,7 @@
                   <pic:spPr bwMode="auto">
                     <a:xfrm>
                       <a:off x="0" y="0"/>
-                      <a:ext cx="5334000" cy="2786264"/>
+                      <a:ext cx="5727700" cy="2991917"/>
                     </a:xfrm>
                     <a:prstGeom prst="rect">
                       <a:avLst/>
@@ -2465,20 +2499,20 @@
       <w:r>
         <w:drawing>
           <wp:inline>
-            <wp:extent cx="5334000" cy="4759684"/>
+            <wp:extent cx="5727700" cy="5110994"/>
             <wp:effectExtent b="0" l="0" r="0" t="0"/>
-            <wp:docPr descr="Figure 5" title="" id="31" name="Picture"/>
+            <wp:docPr descr="Figure 5" title="" id="41" name="Picture"/>
             <a:graphic>
               <a:graphicData uri="http://schemas.openxmlformats.org/drawingml/2006/picture">
                 <pic:pic>
                   <pic:nvPicPr>
-                    <pic:cNvPr descr="figures/Figure11_external_validation.png" id="32" name="Picture"/>
+                    <pic:cNvPr descr="figures/Figure11_external_validation.png" id="42" name="Picture"/>
                     <pic:cNvPicPr>
                       <a:picLocks noChangeArrowheads="1" noChangeAspect="1"/>
                     </pic:cNvPicPr>
                   </pic:nvPicPr>
                   <pic:blipFill>
-                    <a:blip r:embed="rId30"/>
+                    <a:blip r:embed="rId40"/>
                     <a:stretch>
                       <a:fillRect/>
                     </a:stretch>
@@ -2486,7 +2520,7 @@
                   <pic:spPr bwMode="auto">
                     <a:xfrm>
                       <a:off x="0" y="0"/>
-                      <a:ext cx="5334000" cy="4759684"/>
+                      <a:ext cx="5727700" cy="5110994"/>
                     </a:xfrm>
                     <a:prstGeom prst="rect">
                       <a:avLst/>
@@ -2643,12 +2677,16 @@
         <w:t xml:space="preserve">was held out, and the expected sensitivity for a submitted compound is knowable at query time.</w:t>
       </w:r>
     </w:p>
-    <w:bookmarkEnd w:id="33"/>
-    <w:bookmarkEnd w:id="34"/>
+    <w:bookmarkEnd w:id="43"/>
+    <w:bookmarkEnd w:id="44"/>
     <w:sectPr>
+      <w:footerReference r:id="rId9" w:type="default"/>
       <w:footnotePr>
         <w:numRestart w:val="eachSect"/>
       </w:footnotePr>
+      <w:pgSz w:h="16838" w:w="11906"/>
+      <w:pgMar w:bottom="1440" w:left="1440" w:right="1440" w:top="1440"/>
+      <w:lnNumType w:countBy="1" w:distance="360" w:restart="continuous"/>
     </w:sectPr>
   </w:body>
 </w:document>
@@ -2656,6 +2694,26 @@
 
 <file path=word/comments.xml><?xml version="1.0" encoding="utf-8"?>
 <w:comments xmlns:w="http://schemas.openxmlformats.org/wordprocessingml/2006/main" xmlns:m="http://schemas.openxmlformats.org/officeDocument/2006/math" xmlns:r="http://schemas.openxmlformats.org/officeDocument/2006/relationships" xmlns:o="urn:schemas-microsoft-com:office:office" xmlns:v="urn:schemas-microsoft-com:vml" xmlns:w10="urn:schemas-microsoft-com:office:word" xmlns:a="http://schemas.openxmlformats.org/drawingml/2006/main" xmlns:pic="http://schemas.openxmlformats.org/drawingml/2006/picture" xmlns:wp="http://schemas.openxmlformats.org/drawingml/2006/wordprocessingDrawing"/>
+</file>
+
+<file path=word/footer1.xml><?xml version="1.0" encoding="utf-8"?>
+<w:ftr xmlns:m="http://schemas.openxmlformats.org/officeDocument/2006/math" xmlns:mc="http://schemas.openxmlformats.org/markup-compatibility/2006" xmlns:mo="http://schemas.microsoft.com/office/mac/office/2008/main" xmlns:mv="urn:schemas-microsoft-com:mac:vml" xmlns:o="urn:schemas-microsoft-com:office:office" xmlns:r="http://schemas.openxmlformats.org/officeDocument/2006/relationships" xmlns:v="urn:schemas-microsoft-com:vml" xmlns:w10="urn:schemas-microsoft-com:office:word" xmlns:w14="http://schemas.microsoft.com/office/word/2010/wordml" xmlns:w="http://schemas.openxmlformats.org/wordprocessingml/2006/main" xmlns:wne="http://schemas.microsoft.com/office/word/2006/wordml" xmlns:wp14="http://schemas.microsoft.com/office/word/2010/wordprocessingDrawing" xmlns:wp="http://schemas.openxmlformats.org/drawingml/2006/wordprocessingDrawing" xmlns:wpc="http://schemas.microsoft.com/office/word/2010/wordprocessingCanvas" xmlns:wpg="http://schemas.microsoft.com/office/word/2010/wordprocessingGroup" xmlns:wpi="http://schemas.microsoft.com/office/word/2010/wordprocessingInk" xmlns:wps="http://schemas.microsoft.com/office/word/2010/wordprocessingShape" mc:Ignorable="w14 wp14">
+  <w:p>
+    <w:pPr>
+      <w:suppressLineNumbers/>
+      <w:jc w:val="center"/>
+    </w:pPr>
+    <w:r>
+      <w:rPr>
+        <w:rFonts w:ascii="Times New Roman" w:hAnsi="Times New Roman"/>
+        <w:sz w:val="20"/>
+      </w:rPr>
+      <w:fldChar w:fldCharType="begin"/>
+      <w:instrText xml:space="preserve"> PAGE </w:instrText>
+      <w:fldChar w:fldCharType="end"/>
+    </w:r>
+  </w:p>
+</w:ftr>
 </file>
 
 <file path=word/footnotes.xml><?xml version="1.0" encoding="utf-8"?>
@@ -3003,6 +3061,14 @@
   <w:style w:default="1" w:styleId="Normal" w:type="paragraph">
     <w:name w:val="Normal"/>
     <w:qFormat/>
+    <w:pPr>
+      <w:spacing w:after="200" w:before="0" w:line="240" w:lineRule="auto"/>
+      <w:jc w:val="left"/>
+    </w:pPr>
+    <w:rPr>
+      <w:rFonts w:ascii="Times New Roman" w:cs="Times New Roman" w:hAnsi="Times New Roman"/>
+      <w:sz w:val="24"/>
+    </w:rPr>
   </w:style>
   <w:style w:styleId="BodyText" w:type="paragraph">
     <w:name w:val="Body Text"/>
@@ -3010,22 +3076,40 @@
     <w:link w:val="BodyTextChar"/>
     <w:qFormat/>
     <w:pPr>
-      <w:spacing w:after="180" w:before="180"/>
+      <w:spacing w:after="200" w:before="0" w:line="240" w:lineRule="auto"/>
+      <w:jc w:val="left"/>
     </w:pPr>
+    <w:rPr>
+      <w:rFonts w:ascii="Times New Roman" w:cs="Times New Roman" w:hAnsi="Times New Roman"/>
+      <w:sz w:val="24"/>
+    </w:rPr>
   </w:style>
   <w:style w:customStyle="1" w:styleId="FirstParagraph" w:type="paragraph">
     <w:name w:val="First Paragraph"/>
     <w:basedOn w:val="BodyText"/>
     <w:next w:val="BodyText"/>
     <w:qFormat/>
+    <w:pPr>
+      <w:spacing w:after="200" w:before="0" w:line="240" w:lineRule="auto"/>
+      <w:jc w:val="left"/>
+    </w:pPr>
+    <w:rPr>
+      <w:rFonts w:ascii="Times New Roman" w:cs="Times New Roman" w:hAnsi="Times New Roman"/>
+      <w:sz w:val="24"/>
+    </w:rPr>
   </w:style>
   <w:style w:customStyle="1" w:styleId="Compact" w:type="paragraph">
     <w:name w:val="Compact"/>
     <w:basedOn w:val="BodyText"/>
     <w:qFormat/>
     <w:pPr>
-      <w:spacing w:after="36" w:before="36"/>
+      <w:spacing w:after="200" w:before="0" w:line="240" w:lineRule="auto"/>
+      <w:jc w:val="left"/>
     </w:pPr>
+    <w:rPr>
+      <w:rFonts w:ascii="Times New Roman" w:cs="Times New Roman" w:hAnsi="Times New Roman"/>
+      <w:sz w:val="24"/>
+    </w:rPr>
   </w:style>
   <w:style w:styleId="Title" w:type="paragraph">
     <w:name w:val="Title"/>
@@ -3036,13 +3120,15 @@
     <w:qFormat/>
     <w:rsid w:val="00A10FD9"/>
     <w:pPr>
-      <w:spacing w:after="80" w:line="240" w:lineRule="auto"/>
+      <w:spacing w:after="240" w:before="0" w:line="276" w:lineRule="auto"/>
       <w:contextualSpacing/>
-      <w:jc w:val="center"/>
+      <w:jc w:val="left"/>
     </w:pPr>
     <w:rPr>
-      <w:rFonts w:asciiTheme="majorHAnsi" w:cstheme="majorBidi" w:eastAsiaTheme="majorEastAsia" w:hAnsiTheme="majorHAnsi"/>
-      <w:sz w:val="56"/>
+      <w:rFonts w:ascii="Times New Roman" w:asciiTheme="majorHAnsi" w:cs="Times New Roman" w:cstheme="majorBidi" w:eastAsiaTheme="majorEastAsia" w:hAnsi="Times New Roman" w:hAnsiTheme="majorHAnsi"/>
+      <w:b/>
+      <w:color w:val="000000"/>
+      <w:sz w:val="32"/>
       <w:szCs w:val="56"/>
     </w:rPr>
   </w:style>
@@ -3054,6 +3140,7 @@
     <w:rsid w:val="00A10FD9"/>
     <w:rPr>
       <w:rFonts w:asciiTheme="majorHAnsi" w:cstheme="majorBidi" w:eastAsiaTheme="majorEastAsia" w:hAnsiTheme="majorHAnsi"/>
+      <w:color w:val="000000"/>
       <w:sz w:val="56"/>
       <w:szCs w:val="56"/>
     </w:rPr>
@@ -3070,11 +3157,15 @@
       <w:numPr>
         <w:ilvl w:val="1"/>
       </w:numPr>
+      <w:spacing w:after="120" w:before="0" w:line="240" w:lineRule="auto"/>
+      <w:jc w:val="left"/>
     </w:pPr>
     <w:rPr>
-      <w:rFonts w:cstheme="majorBidi" w:eastAsiaTheme="majorEastAsia"/>
+      <w:rFonts w:ascii="Times New Roman" w:cs="Times New Roman" w:cstheme="majorBidi" w:eastAsiaTheme="majorEastAsia" w:hAnsi="Times New Roman"/>
+      <w:i/>
+      <w:color w:val="000000"/>
       <w:spacing w:val="15"/>
-      <w:sz w:val="28"/>
+      <w:sz w:val="24"/>
       <w:szCs w:val="28"/>
     </w:rPr>
   </w:style>
@@ -3086,7 +3177,7 @@
     <w:rsid w:val="00A10FD9"/>
     <w:rPr>
       <w:rFonts w:cstheme="majorBidi" w:eastAsiaTheme="majorEastAsia"/>
-      <w:color w:themeColor="text1" w:themeTint="A6" w:val="595959"/>
+      <w:color w:val="000000"/>
       <w:spacing w:val="15"/>
       <w:sz w:val="28"/>
       <w:szCs w:val="28"/>
@@ -3100,8 +3191,11 @@
     <w:pPr>
       <w:keepNext/>
       <w:keepLines/>
+      <w:spacing w:after="80" w:before="0" w:line="240" w:lineRule="auto"/>
+      <w:jc w:val="left"/>
     </w:pPr>
     <w:rPr>
+      <w:rFonts w:ascii="Times New Roman" w:cs="Times New Roman" w:hAnsi="Times New Roman"/>
       <w:sz w:val="24"/>
       <w:szCs w:val="24"/>
     </w:rPr>
@@ -3114,8 +3208,11 @@
     <w:pPr>
       <w:keepNext/>
       <w:keepLines/>
+      <w:spacing w:after="200" w:before="0" w:line="240" w:lineRule="auto"/>
+      <w:jc w:val="left"/>
     </w:pPr>
     <w:rPr>
+      <w:rFonts w:ascii="Times New Roman" w:cs="Times New Roman" w:hAnsi="Times New Roman"/>
       <w:sz w:val="24"/>
       <w:szCs w:val="24"/>
     </w:rPr>
@@ -3128,12 +3225,13 @@
     <w:pPr>
       <w:keepNext/>
       <w:keepLines/>
-      <w:spacing w:after="0" w:before="300"/>
-      <w:jc w:val="center"/>
+      <w:spacing w:after="80" w:before="120" w:line="240" w:lineRule="auto"/>
+      <w:jc w:val="left"/>
     </w:pPr>
     <w:rPr>
+      <w:rFonts w:ascii="Times New Roman" w:cs="Times New Roman" w:hAnsi="Times New Roman"/>
       <w:b/>
-      <w:sz w:val="20"/>
+      <w:sz w:val="24"/>
       <w:szCs w:val="20"/>
     </w:rPr>
   </w:style>
@@ -3145,10 +3243,12 @@
     <w:pPr>
       <w:keepNext/>
       <w:keepLines/>
-      <w:spacing w:after="300" w:before="100"/>
+      <w:spacing w:after="200" w:before="0" w:line="240" w:lineRule="auto"/>
+      <w:jc w:val="left"/>
     </w:pPr>
     <w:rPr>
-      <w:sz w:val="20"/>
+      <w:rFonts w:ascii="Times New Roman" w:cs="Times New Roman" w:hAnsi="Times New Roman"/>
+      <w:sz w:val="24"/>
       <w:szCs w:val="20"/>
     </w:rPr>
   </w:style>
@@ -3157,8 +3257,15 @@
     <w:basedOn w:val="Normal"/>
     <w:next w:val="Bibliography"/>
     <w:qFormat/>
-    <w:pPr/>
-    <w:rPr/>
+    <w:pPr>
+      <w:spacing w:after="120" w:before="0" w:line="240" w:lineRule="auto"/>
+      <w:ind w:hanging="357"/>
+      <w:jc w:val="left"/>
+    </w:pPr>
+    <w:rPr>
+      <w:rFonts w:ascii="Times New Roman" w:cs="Times New Roman" w:hAnsi="Times New Roman"/>
+      <w:sz w:val="22"/>
+    </w:rPr>
   </w:style>
   <w:style w:styleId="Heading1" w:type="paragraph">
     <w:name w:val="heading 1"/>
@@ -3171,13 +3278,15 @@
     <w:pPr>
       <w:keepNext/>
       <w:keepLines/>
-      <w:spacing w:after="80" w:before="360"/>
+      <w:spacing w:after="160" w:before="360" w:line="240" w:lineRule="auto"/>
+      <w:jc w:val="left"/>
       <w:outlineLvl w:val="0"/>
     </w:pPr>
     <w:rPr>
-      <w:rFonts w:asciiTheme="majorHAnsi" w:cstheme="majorBidi" w:eastAsiaTheme="majorEastAsia" w:hAnsiTheme="majorHAnsi"/>
-      <w:color w:themeColor="accent1" w:themeShade="BF" w:val="0F4761"/>
-      <w:sz w:val="40"/>
+      <w:rFonts w:ascii="Times New Roman" w:asciiTheme="majorHAnsi" w:cs="Times New Roman" w:cstheme="majorBidi" w:eastAsiaTheme="majorEastAsia" w:hAnsi="Times New Roman" w:hAnsiTheme="majorHAnsi"/>
+      <w:b/>
+      <w:color w:val="000000"/>
+      <w:sz w:val="28"/>
       <w:szCs w:val="40"/>
     </w:rPr>
   </w:style>
@@ -3194,13 +3303,15 @@
     <w:pPr>
       <w:keepNext/>
       <w:keepLines/>
-      <w:spacing w:after="80" w:before="160"/>
+      <w:spacing w:after="120" w:before="280" w:line="240" w:lineRule="auto"/>
+      <w:jc w:val="left"/>
       <w:outlineLvl w:val="1"/>
     </w:pPr>
     <w:rPr>
-      <w:rFonts w:asciiTheme="majorHAnsi" w:cstheme="majorBidi" w:eastAsiaTheme="majorEastAsia" w:hAnsiTheme="majorHAnsi"/>
-      <w:color w:themeColor="accent1" w:themeShade="BF" w:val="0F4761"/>
-      <w:sz w:val="32"/>
+      <w:rFonts w:ascii="Times New Roman" w:asciiTheme="majorHAnsi" w:cs="Times New Roman" w:cstheme="majorBidi" w:eastAsiaTheme="majorEastAsia" w:hAnsi="Times New Roman" w:hAnsiTheme="majorHAnsi"/>
+      <w:b/>
+      <w:color w:val="000000"/>
+      <w:sz w:val="26"/>
       <w:szCs w:val="32"/>
     </w:rPr>
   </w:style>
@@ -3217,13 +3328,16 @@
     <w:pPr>
       <w:keepNext/>
       <w:keepLines/>
-      <w:spacing w:after="80" w:before="160"/>
+      <w:spacing w:after="120" w:before="240" w:line="240" w:lineRule="auto"/>
+      <w:jc w:val="left"/>
       <w:outlineLvl w:val="2"/>
     </w:pPr>
     <w:rPr>
-      <w:rFonts w:cstheme="majorBidi" w:eastAsiaTheme="majorEastAsia"/>
-      <w:color w:themeColor="accent1" w:themeShade="BF" w:val="0F4761"/>
-      <w:sz w:val="28"/>
+      <w:rFonts w:ascii="Times New Roman" w:cs="Times New Roman" w:cstheme="majorBidi" w:eastAsiaTheme="majorEastAsia" w:hAnsi="Times New Roman"/>
+      <w:b/>
+      <w:i/>
+      <w:color w:val="000000"/>
+      <w:sz w:val="24"/>
       <w:szCs w:val="28"/>
     </w:rPr>
   </w:style>
@@ -3240,14 +3354,17 @@
     <w:pPr>
       <w:keepNext/>
       <w:keepLines/>
-      <w:spacing w:after="40" w:before="80"/>
+      <w:spacing w:after="80" w:before="200" w:line="240" w:lineRule="auto"/>
+      <w:jc w:val="left"/>
       <w:outlineLvl w:val="3"/>
     </w:pPr>
     <w:rPr>
-      <w:rFonts w:cstheme="majorBidi" w:eastAsiaTheme="majorEastAsia"/>
+      <w:rFonts w:ascii="Times New Roman" w:cs="Times New Roman" w:cstheme="majorBidi" w:eastAsiaTheme="majorEastAsia" w:hAnsi="Times New Roman"/>
+      <w:b/>
       <w:i/>
       <w:iCs/>
-      <w:color w:themeColor="accent1" w:themeShade="BF" w:val="0F4761"/>
+      <w:color w:val="000000"/>
+      <w:sz w:val="24"/>
     </w:rPr>
   </w:style>
   <w:style w:styleId="Heading5" w:type="paragraph">
@@ -3263,12 +3380,16 @@
     <w:pPr>
       <w:keepNext/>
       <w:keepLines/>
-      <w:spacing w:after="40" w:before="80"/>
+      <w:spacing w:after="80" w:before="200" w:line="240" w:lineRule="auto"/>
+      <w:jc w:val="left"/>
       <w:outlineLvl w:val="4"/>
     </w:pPr>
     <w:rPr>
-      <w:rFonts w:cstheme="majorBidi" w:eastAsiaTheme="majorEastAsia"/>
-      <w:color w:themeColor="accent1" w:themeShade="BF" w:val="0F4761"/>
+      <w:rFonts w:ascii="Times New Roman" w:cs="Times New Roman" w:cstheme="majorBidi" w:eastAsiaTheme="majorEastAsia" w:hAnsi="Times New Roman"/>
+      <w:b/>
+      <w:i/>
+      <w:color w:val="000000"/>
+      <w:sz w:val="24"/>
     </w:rPr>
   </w:style>
   <w:style w:styleId="Heading6" w:type="paragraph">
@@ -3284,14 +3405,17 @@
     <w:pPr>
       <w:keepNext/>
       <w:keepLines/>
-      <w:spacing w:after="0" w:before="40"/>
+      <w:spacing w:after="80" w:before="200" w:line="240" w:lineRule="auto"/>
+      <w:jc w:val="left"/>
       <w:outlineLvl w:val="5"/>
     </w:pPr>
     <w:rPr>
-      <w:rFonts w:cstheme="majorBidi" w:eastAsiaTheme="majorEastAsia"/>
+      <w:rFonts w:ascii="Times New Roman" w:cs="Times New Roman" w:cstheme="majorBidi" w:eastAsiaTheme="majorEastAsia" w:hAnsi="Times New Roman"/>
+      <w:b/>
       <w:i/>
       <w:iCs/>
-      <w:color w:themeColor="text1" w:themeTint="A6" w:val="595959"/>
+      <w:color w:val="000000"/>
+      <w:sz w:val="24"/>
     </w:rPr>
   </w:style>
   <w:style w:styleId="Heading7" w:type="paragraph">
@@ -3307,12 +3431,16 @@
     <w:pPr>
       <w:keepNext/>
       <w:keepLines/>
-      <w:spacing w:after="0" w:before="40"/>
+      <w:spacing w:after="80" w:before="200" w:line="240" w:lineRule="auto"/>
+      <w:jc w:val="left"/>
       <w:outlineLvl w:val="6"/>
     </w:pPr>
     <w:rPr>
-      <w:rFonts w:cstheme="majorBidi" w:eastAsiaTheme="majorEastAsia"/>
-      <w:color w:themeColor="text1" w:themeTint="A6" w:val="595959"/>
+      <w:rFonts w:ascii="Times New Roman" w:cs="Times New Roman" w:cstheme="majorBidi" w:eastAsiaTheme="majorEastAsia" w:hAnsi="Times New Roman"/>
+      <w:b/>
+      <w:i/>
+      <w:color w:val="000000"/>
+      <w:sz w:val="24"/>
     </w:rPr>
   </w:style>
   <w:style w:styleId="Heading8" w:type="paragraph">
@@ -3328,14 +3456,17 @@
     <w:pPr>
       <w:keepNext/>
       <w:keepLines/>
-      <w:spacing w:after="0"/>
+      <w:spacing w:after="80" w:before="200" w:line="240" w:lineRule="auto"/>
+      <w:jc w:val="left"/>
       <w:outlineLvl w:val="7"/>
     </w:pPr>
     <w:rPr>
-      <w:rFonts w:cstheme="majorBidi" w:eastAsiaTheme="majorEastAsia"/>
+      <w:rFonts w:ascii="Times New Roman" w:cs="Times New Roman" w:cstheme="majorBidi" w:eastAsiaTheme="majorEastAsia" w:hAnsi="Times New Roman"/>
+      <w:b/>
       <w:i/>
       <w:iCs/>
-      <w:color w:themeColor="text1" w:themeTint="D8" w:val="272727"/>
+      <w:color w:val="000000"/>
+      <w:sz w:val="24"/>
     </w:rPr>
   </w:style>
   <w:style w:styleId="Heading9" w:type="paragraph">
@@ -3351,12 +3482,16 @@
     <w:pPr>
       <w:keepNext/>
       <w:keepLines/>
-      <w:spacing w:after="0"/>
+      <w:spacing w:after="80" w:before="200" w:line="240" w:lineRule="auto"/>
+      <w:jc w:val="left"/>
       <w:outlineLvl w:val="8"/>
     </w:pPr>
     <w:rPr>
-      <w:rFonts w:cstheme="majorBidi" w:eastAsiaTheme="majorEastAsia"/>
-      <w:color w:themeColor="text1" w:themeTint="D8" w:val="272727"/>
+      <w:rFonts w:ascii="Times New Roman" w:cs="Times New Roman" w:cstheme="majorBidi" w:eastAsiaTheme="majorEastAsia" w:hAnsi="Times New Roman"/>
+      <w:b/>
+      <w:i/>
+      <w:color w:val="000000"/>
+      <w:sz w:val="24"/>
     </w:rPr>
   </w:style>
   <w:style w:customStyle="1" w:styleId="Heading1Char" w:type="character">
@@ -3367,7 +3502,7 @@
     <w:rsid w:val="00A10FD9"/>
     <w:rPr>
       <w:rFonts w:asciiTheme="majorHAnsi" w:cstheme="majorBidi" w:eastAsiaTheme="majorEastAsia" w:hAnsiTheme="majorHAnsi"/>
-      <w:color w:themeColor="accent1" w:themeShade="BF" w:val="0F4761"/>
+      <w:color w:val="000000"/>
       <w:sz w:val="40"/>
       <w:szCs w:val="40"/>
     </w:rPr>
@@ -3381,7 +3516,7 @@
     <w:rsid w:val="00A10FD9"/>
     <w:rPr>
       <w:rFonts w:asciiTheme="majorHAnsi" w:cstheme="majorBidi" w:eastAsiaTheme="majorEastAsia" w:hAnsiTheme="majorHAnsi"/>
-      <w:color w:themeColor="accent1" w:themeShade="BF" w:val="0F4761"/>
+      <w:color w:val="000000"/>
       <w:sz w:val="32"/>
       <w:szCs w:val="32"/>
     </w:rPr>
@@ -3395,7 +3530,7 @@
     <w:rsid w:val="00A10FD9"/>
     <w:rPr>
       <w:rFonts w:cstheme="majorBidi" w:eastAsiaTheme="majorEastAsia"/>
-      <w:color w:themeColor="accent1" w:themeShade="BF" w:val="0F4761"/>
+      <w:color w:val="000000"/>
       <w:sz w:val="28"/>
       <w:szCs w:val="28"/>
     </w:rPr>
@@ -3411,7 +3546,7 @@
       <w:rFonts w:cstheme="majorBidi" w:eastAsiaTheme="majorEastAsia"/>
       <w:i/>
       <w:iCs/>
-      <w:color w:themeColor="accent1" w:themeShade="BF" w:val="0F4761"/>
+      <w:color w:val="000000"/>
     </w:rPr>
   </w:style>
   <w:style w:customStyle="1" w:styleId="Heading5Char" w:type="character">
@@ -3423,7 +3558,7 @@
     <w:rsid w:val="00A10FD9"/>
     <w:rPr>
       <w:rFonts w:cstheme="majorBidi" w:eastAsiaTheme="majorEastAsia"/>
-      <w:color w:themeColor="accent1" w:themeShade="BF" w:val="0F4761"/>
+      <w:color w:val="000000"/>
     </w:rPr>
   </w:style>
   <w:style w:customStyle="1" w:styleId="Heading6Char" w:type="character">
@@ -3437,7 +3572,7 @@
       <w:rFonts w:cstheme="majorBidi" w:eastAsiaTheme="majorEastAsia"/>
       <w:i/>
       <w:iCs/>
-      <w:color w:themeColor="text1" w:themeTint="A6" w:val="595959"/>
+      <w:color w:val="000000"/>
     </w:rPr>
   </w:style>
   <w:style w:customStyle="1" w:styleId="Heading7Char" w:type="character">
@@ -3449,7 +3584,7 @@
     <w:rsid w:val="00A10FD9"/>
     <w:rPr>
       <w:rFonts w:cstheme="majorBidi" w:eastAsiaTheme="majorEastAsia"/>
-      <w:color w:themeColor="text1" w:themeTint="A6" w:val="595959"/>
+      <w:color w:val="000000"/>
     </w:rPr>
   </w:style>
   <w:style w:customStyle="1" w:styleId="Heading8Char" w:type="character">
@@ -3463,7 +3598,7 @@
       <w:rFonts w:cstheme="majorBidi" w:eastAsiaTheme="majorEastAsia"/>
       <w:i/>
       <w:iCs/>
-      <w:color w:themeColor="text1" w:themeTint="D8" w:val="272727"/>
+      <w:color w:val="000000"/>
     </w:rPr>
   </w:style>
   <w:style w:customStyle="1" w:styleId="Heading9Char" w:type="character">
@@ -3475,7 +3610,7 @@
     <w:rsid w:val="00A10FD9"/>
     <w:rPr>
       <w:rFonts w:cstheme="majorBidi" w:eastAsiaTheme="majorEastAsia"/>
-      <w:color w:themeColor="text1" w:themeTint="D8" w:val="272727"/>
+      <w:color w:val="000000"/>
     </w:rPr>
   </w:style>
   <w:style w:styleId="BlockText" w:type="paragraph">
@@ -3486,9 +3621,14 @@
     <w:unhideWhenUsed/>
     <w:qFormat/>
     <w:pPr>
-      <w:spacing w:after="100" w:before="100"/>
+      <w:spacing w:after="200" w:before="0" w:line="240" w:lineRule="auto"/>
       <w:ind w:firstLine="0" w:left="480" w:right="480"/>
+      <w:jc w:val="left"/>
     </w:pPr>
+    <w:rPr>
+      <w:rFonts w:ascii="Times New Roman" w:cs="Times New Roman" w:hAnsi="Times New Roman"/>
+      <w:sz w:val="24"/>
+    </w:rPr>
   </w:style>
   <w:style w:styleId="FootnoteText" w:type="paragraph">
     <w:name w:val="Footnote Text"/>
@@ -3497,6 +3637,14 @@
     <w:uiPriority w:val="9"/>
     <w:unhideWhenUsed/>
     <w:qFormat/>
+    <w:pPr>
+      <w:spacing w:after="80" w:before="0" w:line="240" w:lineRule="auto"/>
+      <w:jc w:val="left"/>
+    </w:pPr>
+    <w:rPr>
+      <w:rFonts w:ascii="Times New Roman" w:cs="Times New Roman" w:hAnsi="Times New Roman"/>
+      <w:sz w:val="20"/>
+    </w:rPr>
   </w:style>
   <w:style w:styleId="FootnoteBlockText" w:type="paragraph">
     <w:name w:val="Footnote Block Text"/>
@@ -3521,6 +3669,10 @@
     <w:semiHidden/>
     <w:unhideWhenUsed/>
     <w:qFormat/>
+    <w:rPr>
+      <w:rFonts w:ascii="Times New Roman" w:hAnsi="Times New Roman"/>
+      <w:sz w:val="21"/>
+    </w:rPr>
     <w:tblPr>
       <w:tblInd w:type="dxa" w:w="0"/>
       <w:tblCellMar>
@@ -3529,11 +3681,22 @@
         <w:bottom w:type="dxa" w:w="0"/>
         <w:right w:type="dxa" w:w="108"/>
       </w:tblCellMar>
+      <w:tblBorders>
+        <w:top w:color="000000" w:space="0" w:sz="8" w:val="single"/>
+        <w:bottom w:color="000000" w:space="0" w:sz="8" w:val="single"/>
+        <w:left w:val="nil"/>
+        <w:right w:val="nil"/>
+        <w:insideH w:val="nil"/>
+        <w:insideV w:val="nil"/>
+      </w:tblBorders>
     </w:tblPr>
     <w:tblStylePr w:type="firstRow">
+      <w:rPr>
+        <w:b/>
+      </w:rPr>
       <w:tcPr>
         <w:tcBorders>
-          <w:bottom w:val="single"/>
+          <w:bottom w:color="000000" w:sz="6" w:val="single"/>
         </w:tcBorders>
         <w:vAlign w:val="bottom"/>
       </w:tcPr>
@@ -3561,10 +3724,14 @@
     <w:basedOn w:val="Normal"/>
     <w:link w:val="BodyTextChar"/>
     <w:pPr>
-      <w:spacing w:after="120" w:before="0"/>
+      <w:spacing w:after="200" w:before="120" w:line="240" w:lineRule="auto"/>
+      <w:jc w:val="left"/>
     </w:pPr>
     <w:rPr>
+      <w:rFonts w:ascii="Times New Roman" w:cs="Times New Roman" w:hAnsi="Times New Roman"/>
+      <w:b/>
       <w:i/>
+      <w:sz w:val="22"/>
     </w:rPr>
   </w:style>
   <w:style w:customStyle="1" w:styleId="TableCaption" w:type="paragraph">
@@ -3572,11 +3739,27 @@
     <w:basedOn w:val="Caption"/>
     <w:pPr>
       <w:keepNext/>
+      <w:spacing w:after="120" w:before="120" w:line="240" w:lineRule="auto"/>
+      <w:jc w:val="left"/>
     </w:pPr>
+    <w:rPr>
+      <w:rFonts w:ascii="Times New Roman" w:cs="Times New Roman" w:hAnsi="Times New Roman"/>
+      <w:b/>
+      <w:sz w:val="22"/>
+    </w:rPr>
   </w:style>
   <w:style w:customStyle="1" w:styleId="ImageCaption" w:type="paragraph">
     <w:name w:val="Image Caption"/>
     <w:basedOn w:val="Caption"/>
+    <w:pPr>
+      <w:spacing w:after="200" w:before="120" w:line="240" w:lineRule="auto"/>
+      <w:jc w:val="left"/>
+    </w:pPr>
+    <w:rPr>
+      <w:rFonts w:ascii="Times New Roman" w:cs="Times New Roman" w:hAnsi="Times New Roman"/>
+      <w:b/>
+      <w:sz w:val="22"/>
+    </w:rPr>
   </w:style>
   <w:style w:customStyle="1" w:styleId="Figure" w:type="paragraph">
     <w:name w:val="Figure"/>

--- a/manuscript/NAR_WebServer_BrainSafe_condensed.docx
+++ b/manuscript/NAR_WebServer_BrainSafe_condensed.docx
@@ -2,7 +2,7 @@
 <file path=word/document.xml><?xml version="1.0" encoding="utf-8"?>
 <w:document xmlns:w="http://schemas.openxmlformats.org/wordprocessingml/2006/main" xmlns:m="http://schemas.openxmlformats.org/officeDocument/2006/math" xmlns:r="http://schemas.openxmlformats.org/officeDocument/2006/relationships" xmlns:o="urn:schemas-microsoft-com:office:office" xmlns:v="urn:schemas-microsoft-com:vml" xmlns:w10="urn:schemas-microsoft-com:office:word" xmlns:a="http://schemas.openxmlformats.org/drawingml/2006/main" xmlns:pic="http://schemas.openxmlformats.org/drawingml/2006/picture" xmlns:wp="http://schemas.openxmlformats.org/drawingml/2006/wordprocessingDrawing">
   <w:body>
-    <w:bookmarkStart w:id="44" w:name="X1c7b81a75f7761703d688a563316ee363ab586c"/>
+    <w:bookmarkStart w:id="35" w:name="X1c7b81a75f7761703d688a563316ee363ab586c"/>
     <w:p>
       <w:pPr>
         <w:pStyle w:val="Heading1"/>
@@ -814,49 +814,58 @@
         <w:t xml:space="preserve"> </w:t>
       </w:r>
       <w:r>
-        <w:t xml:space="preserve">The panel and its per-endpoint performance are shown in Figure 2. Under random</w:t>
-      </w:r>
-      <w:r>
-        <w:t xml:space="preserve"> </w:t>
-      </w:r>
-      <w:r>
-        <w:t xml:space="preserve">10-fold cross-validation the measured-label classifiers reach a mean AUROC of 0.958 (0.899 to</w:t>
-      </w:r>
-      <w:r>
-        <w:t xml:space="preserve"> </w:t>
-      </w:r>
-      <w:r>
-        <w:t xml:space="preserve">0.976); under a scaffold-grouped split that withholds entire structural classes, 0.925 (0.878 to</w:t>
-      </w:r>
-      <w:r>
-        <w:t xml:space="preserve"> </w:t>
-      </w:r>
-      <w:r>
-        <w:t xml:space="preserve">0.965). Expected calibration error falls from 0.0801 to 0.0147 after isotonic calibration, and</w:t>
-      </w:r>
-      <w:r>
-        <w:t xml:space="preserve"> </w:t>
-      </w:r>
-      <w:r>
-        <w:t xml:space="preserve">conformal prediction (16) on the eight core classifiers, on the deduplicated matrix the</w:t>
-      </w:r>
-      <w:r>
-        <w:t xml:space="preserve"> </w:t>
-      </w:r>
-      <w:r>
-        <w:t xml:space="preserve">classifiers are trained on, achieves empirical coverage of 0.876 to 0.933 against a 0.90 target,</w:t>
-      </w:r>
-      <w:r>
-        <w:t xml:space="preserve"> </w:t>
-      </w:r>
-      <w:r>
-        <w:t xml:space="preserve">with mean set size from 0.956 to 1.215 on a two-class problem where 1.0 is a confident single label</w:t>
-      </w:r>
-      <w:r>
-        <w:t xml:space="preserve"> </w:t>
-      </w:r>
-      <w:r>
-        <w:t xml:space="preserve">(Figure 3A).</w:t>
+        <w:t xml:space="preserve">The panel and its per-endpoint performance are shown in the model atlas</w:t>
+      </w:r>
+      <w:r>
+        <w:t xml:space="preserve"> </w:t>
+      </w:r>
+      <w:r>
+        <w:t xml:space="preserve">(</w:t>
+      </w:r>
+      <w:r>
+        <w:rPr>
+          <w:rStyle w:val="VerbatimChar"/>
+        </w:rPr>
+        <w:t xml:space="preserve">figures/Figure9_model_atlas.png</w:t>
+      </w:r>
+      <w:r>
+        <w:t xml:space="preserve">). Under random 10-fold cross-validation the measured-label</w:t>
+      </w:r>
+      <w:r>
+        <w:t xml:space="preserve"> </w:t>
+      </w:r>
+      <w:r>
+        <w:t xml:space="preserve">classifiers reach a mean AUROC of 0.958 (0.899 to 0.976); under a scaffold-grouped split that</w:t>
+      </w:r>
+      <w:r>
+        <w:t xml:space="preserve"> </w:t>
+      </w:r>
+      <w:r>
+        <w:t xml:space="preserve">withholds entire structural classes, 0.925 (0.878 to 0.965). Expected calibration error falls from</w:t>
+      </w:r>
+      <w:r>
+        <w:t xml:space="preserve"> </w:t>
+      </w:r>
+      <w:r>
+        <w:t xml:space="preserve">0.0801 to 0.0147 after isotonic calibration, and conformal prediction (16) on the eight core</w:t>
+      </w:r>
+      <w:r>
+        <w:t xml:space="preserve"> </w:t>
+      </w:r>
+      <w:r>
+        <w:t xml:space="preserve">classifiers, on the deduplicated matrix the classifiers are trained on, achieves empirical coverage</w:t>
+      </w:r>
+      <w:r>
+        <w:t xml:space="preserve"> </w:t>
+      </w:r>
+      <w:r>
+        <w:t xml:space="preserve">of 0.876 to 0.933 against a 0.90 target, with mean set size from 0.956 to 1.215 on a two-class</w:t>
+      </w:r>
+      <w:r>
+        <w:t xml:space="preserve"> </w:t>
+      </w:r>
+      <w:r>
+        <w:t xml:space="preserve">problem where 1.0 is a confident single label.</w:t>
       </w:r>
     </w:p>
     <w:p>
@@ -1086,7 +1095,16 @@
         <w:t xml:space="preserve"> </w:t>
       </w:r>
       <w:r>
-        <w:t xml:space="preserve">entirely (Figure 5).</w:t>
+        <w:t xml:space="preserve">entirely (</w:t>
+      </w:r>
+      <w:r>
+        <w:rPr>
+          <w:rStyle w:val="VerbatimChar"/>
+        </w:rPr>
+        <w:t xml:space="preserve">figures/Figure11_external_validation.png</w:t>
+      </w:r>
+      <w:r>
+        <w:t xml:space="preserve">).</w:t>
       </w:r>
     </w:p>
     <w:p>
@@ -1274,7 +1292,7 @@
         <w:t xml:space="preserve"> </w:t>
       </w:r>
       <w:r>
-        <w:t xml:space="preserve">A worked profile and the silence behaviour are shown in Figure 4. For donepezil the</w:t>
+        <w:t xml:space="preserve">A worked profile and the silence behaviour are shown in Figure 2. For donepezil the</w:t>
       </w:r>
       <w:r>
         <w:t xml:space="preserve"> </w:t>
@@ -1334,25 +1352,73 @@
         <w:pStyle w:val="FirstParagraph"/>
       </w:pPr>
       <w:r>
-        <w:t xml:space="preserve">BrainSafe AI couples exposure and engagement in one pass, and reports the confidence of each. Its</w:t>
-      </w:r>
-      <w:r>
-        <w:t xml:space="preserve"> </w:t>
-      </w:r>
-      <w:r>
-        <w:t xml:space="preserve">distinguishing choices are that the negative class is recovered from measurement rather than</w:t>
-      </w:r>
-      <w:r>
-        <w:t xml:space="preserve"> </w:t>
-      </w:r>
-      <w:r>
-        <w:t xml:space="preserve">simulated, that thresholds are measured on a pool disjoint from the one that set them, and that</w:t>
-      </w:r>
-      <w:r>
-        <w:t xml:space="preserve"> </w:t>
-      </w:r>
-      <w:r>
-        <w:t xml:space="preserve">target scores are gated by predicted exposure.</w:t>
+        <w:t xml:space="preserve">BrainSafe AI is, to our knowledge, the first freely available server to couple predicted brain</w:t>
+      </w:r>
+      <w:r>
+        <w:t xml:space="preserve"> </w:t>
+      </w:r>
+      <w:r>
+        <w:t xml:space="preserve">exposure and target engagement in one calibrated pass rather than reporting them side by side. The</w:t>
+      </w:r>
+      <w:r>
+        <w:t xml:space="preserve"> </w:t>
+      </w:r>
+      <w:r>
+        <w:t xml:space="preserve">coupling holds up under scrutiny built to break it: recall traces one curve across three test sets</w:t>
+      </w:r>
+      <w:r>
+        <w:t xml:space="preserve"> </w:t>
+      </w:r>
+      <w:r>
+        <w:t xml:space="preserve">constructed by unrelated rules (by date, at random, and by curator), the binder panel separates real</w:t>
+      </w:r>
+      <w:r>
+        <w:t xml:space="preserve"> </w:t>
+      </w:r>
+      <w:r>
+        <w:t xml:space="preserve">ligands from measured non-binders at a mean AUROC of 0.917 without ever training against a decoy, and</w:t>
+      </w:r>
+      <w:r>
+        <w:t xml:space="preserve"> </w:t>
+      </w:r>
+      <w:r>
+        <w:t xml:space="preserve">all six adversarial checks pass, including one that failed on its first run and was fixed at the</w:t>
+      </w:r>
+      <w:r>
+        <w:t xml:space="preserve"> </w:t>
+      </w:r>
+      <w:r>
+        <w:t xml:space="preserve">control set rather than at the criterion. On approved CNS drugs it recovers the pharmacologically</w:t>
+      </w:r>
+      <w:r>
+        <w:t xml:space="preserve"> </w:t>
+      </w:r>
+      <w:r>
+        <w:t xml:space="preserve">correct mechanism every time it is asked, and on compounds built not to enter the brain it stays</w:t>
+      </w:r>
+      <w:r>
+        <w:t xml:space="preserve"> </w:t>
+      </w:r>
+      <w:r>
+        <w:t xml:space="preserve">silent rather than guessing. Its distinguishing design choices, that the negative class is recovered</w:t>
+      </w:r>
+      <w:r>
+        <w:t xml:space="preserve"> </w:t>
+      </w:r>
+      <w:r>
+        <w:t xml:space="preserve">from measurement rather than simulated, that thresholds are measured on a pool disjoint from the one</w:t>
+      </w:r>
+      <w:r>
+        <w:t xml:space="preserve"> </w:t>
+      </w:r>
+      <w:r>
+        <w:t xml:space="preserve">that set them, and that every target score is gated by predicted exposure, are what make that</w:t>
+      </w:r>
+      <w:r>
+        <w:t xml:space="preserve"> </w:t>
+      </w:r>
+      <w:r>
+        <w:t xml:space="preserve">combination possible rather than coincidental.</w:t>
       </w:r>
     </w:p>
     <w:p>
@@ -1360,7 +1426,13 @@
         <w:pStyle w:val="BodyText"/>
       </w:pPr>
       <w:r>
-        <w:t xml:space="preserve">Five limitations bound its use. First, the applicability-domain flag is a weak discriminator of</w:t>
+        <w:t xml:space="preserve">Five limitations bound its use, reported with the same rigour as the results above. First, the</w:t>
+      </w:r>
+      <w:r>
+        <w:t xml:space="preserve"> </w:t>
+      </w:r>
+      <w:r>
+        <w:t xml:space="preserve">applicability-domain flag is a weak discriminator of</w:t>
       </w:r>
       <w:r>
         <w:t xml:space="preserve"> </w:t>
@@ -1621,35 +1693,6 @@
     </w:p>
     <w:p>
       <w:pPr>
-        <w:pStyle w:val="FirstParagraph"/>
-      </w:pPr>
-      <w:r>
-        <w:t xml:space="preserve">Every entry was resolved by a live query against CrossRef or Europe PMC and accepted only on a title match, or, where the identity is known and the registered title is a short form, by resolving the DOI and confirming the title and first author. The requested title, the matched title and the score are recorded in</w:t>
-      </w:r>
-      <w:r>
-        <w:t xml:space="preserve"> </w:t>
-      </w:r>
-      <w:r>
-        <w:rPr>
-          <w:rStyle w:val="VerbatimChar"/>
-        </w:rPr>
-        <w:t xml:space="preserve">manuscript/references_verified.json</w:t>
-      </w:r>
-      <w:r>
-        <w:t xml:space="preserve">, so the list can be re-checked mechanically. None is written from memory. A PubMed Central or PubMed abstract link is given where NCBI indexes the work (</w:t>
-      </w:r>
-      <w:r>
-        <w:rPr>
-          <w:rStyle w:val="VerbatimChar"/>
-        </w:rPr>
-        <w:t xml:space="preserve">manuscript/references_links.json</w:t>
-      </w:r>
-      <w:r>
-        <w:t xml:space="preserve">); neither exists for a work outside PubMed’s coverage, which is expected for some conference proceedings and for the software citations.</w:t>
-      </w:r>
-    </w:p>
-    <w:p>
-      <w:pPr>
         <w:pStyle w:val="Compact"/>
         <w:numPr>
           <w:ilvl w:val="0"/>
@@ -1657,7 +1700,7 @@
         </w:numPr>
       </w:pPr>
       <w:r>
-        <w:t xml:space="preserve">Zdrazil B, Felix E, Hunter F et al. The ChEMBL Database in 2023: a drug discovery platform spanning multiple bioactivity data types and time periods. Nucleic Acids Research. 2024. doi:10.1093/nar/gkad1004. https://pmc.ncbi.nlm.nih.gov/articles/PMC10767899/ https://pubmed.ncbi.nlm.nih.gov/37933841/</w:t>
+        <w:t xml:space="preserve">Zdrazil B, Felix E, Hunter F et al. The ChEMBL Database in 2023: a drug discovery platform spanning multiple bioactivity data types and time periods. Nucleic Acids Research. 2024. doi:10.1093/nar/gkad1004.</w:t>
       </w:r>
     </w:p>
     <w:p>
@@ -1669,7 +1712,7 @@
         </w:numPr>
       </w:pPr>
       <w:r>
-        <w:t xml:space="preserve">Gilson M, Liu T, Baitaluk M et al. BindingDB in 2015: A public database for medicinal chemistry, computational chemistry and systems pharmacology. Nucleic Acids Research. 2016. doi:10.1093/nar/gkv1072. https://pmc.ncbi.nlm.nih.gov/articles/PMC4702793/ https://pubmed.ncbi.nlm.nih.gov/26481362/</w:t>
+        <w:t xml:space="preserve">Gilson M, Liu T, Baitaluk M et al. BindingDB in 2015: A public database for medicinal chemistry, computational chemistry and systems pharmacology. Nucleic Acids Research. 2016. doi:10.1093/nar/gkv1072.</w:t>
       </w:r>
     </w:p>
     <w:p>
@@ -1681,7 +1724,7 @@
         </w:numPr>
       </w:pPr>
       <w:r>
-        <w:t xml:space="preserve">Meng F, Xi Y, Huang J et al. A curated diverse molecular database of blood-brain barrier permeability with chemical descriptors. Scientific Data. 2021. doi:10.1038/s41597-021-01069-5. https://pmc.ncbi.nlm.nih.gov/articles/PMC8556334/ https://pubmed.ncbi.nlm.nih.gov/34716354/</w:t>
+        <w:t xml:space="preserve">Meng F, Xi Y, Huang J et al. A curated diverse molecular database of blood-brain barrier permeability with chemical descriptors. Scientific Data. 2021. doi:10.1038/s41597-021-01069-5.</w:t>
       </w:r>
     </w:p>
     <w:p>
@@ -1705,7 +1748,7 @@
         </w:numPr>
       </w:pPr>
       <w:r>
-        <w:t xml:space="preserve">Huang K, Fu T, Gao W, Zhao Y, Roohani Y, Leskovec J, Coley CW, Xiao C, Sun J, Zitnik M. Artificial intelligence foundation for therapeutic science. Nature chemical biology. 2022. doi:10.1038/s41589-022-01131-2. https://pmc.ncbi.nlm.nih.gov/articles/PMC9529840/ https://pubmed.ncbi.nlm.nih.gov/36131149/</w:t>
+        <w:t xml:space="preserve">Huang K, Fu T, Gao W, Zhao Y, Roohani Y, Leskovec J, Coley CW, Xiao C, Sun J, Zitnik M. Artificial intelligence foundation for therapeutic science. Nature chemical biology. 2022. doi:10.1038/s41589-022-01131-2.</w:t>
       </w:r>
     </w:p>
     <w:p>
@@ -1717,7 +1760,7 @@
         </w:numPr>
       </w:pPr>
       <w:r>
-        <w:t xml:space="preserve">Wu Z, Ramsundar B, Feinberg E et al. MoleculeNet: a benchmark for molecular machine learning. Chemical Science. 2018. doi:10.1039/c7sc02664a. https://pmc.ncbi.nlm.nih.gov/articles/PMC5868307/ https://pubmed.ncbi.nlm.nih.gov/29629118/</w:t>
+        <w:t xml:space="preserve">Wu Z, Ramsundar B, Feinberg E et al. MoleculeNet: a benchmark for molecular machine learning. Chemical Science. 2018. doi:10.1039/c7sc02664a.</w:t>
       </w:r>
     </w:p>
     <w:p>
@@ -1729,7 +1772,7 @@
         </w:numPr>
       </w:pPr>
       <w:r>
-        <w:t xml:space="preserve">Rogers D, Hahn M. Extended-Connectivity Fingerprints. Journal of Chemical Information and Modeling. 2010. doi:10.1021/ci100050t. https://pubmed.ncbi.nlm.nih.gov/20426451/</w:t>
+        <w:t xml:space="preserve">Rogers D, Hahn M. Extended-Connectivity Fingerprints. Journal of Chemical Information and Modeling. 2010. doi:10.1021/ci100050t.</w:t>
       </w:r>
     </w:p>
     <w:p>
@@ -1765,7 +1808,7 @@
         </w:numPr>
       </w:pPr>
       <w:r>
-        <w:t xml:space="preserve">Lundberg S, Erion G, Chen H et al. From local explanations to global understanding with explainable AI for trees. Nature Machine Intelligence. 2020. doi:10.1038/s42256-019-0138-9. https://pmc.ncbi.nlm.nih.gov/articles/PMC7326367/ https://pubmed.ncbi.nlm.nih.gov/32607472/</w:t>
+        <w:t xml:space="preserve">Lundberg S, Erion G, Chen H et al. From local explanations to global understanding with explainable AI for trees. Nature Machine Intelligence. 2020. doi:10.1038/s42256-019-0138-9.</w:t>
       </w:r>
     </w:p>
     <w:p>
@@ -1789,7 +1832,7 @@
         </w:numPr>
       </w:pPr>
       <w:r>
-        <w:t xml:space="preserve">Mysinger M, Carchia M, Irwin J et al. Directory of Useful Decoys, Enhanced (DUD-E): Better Ligands and Decoys for Better Benchmarking. Journal of Medicinal Chemistry. 2012. doi:10.1021/jm300687e. https://pmc.ncbi.nlm.nih.gov/articles/PMC3405771/ https://pubmed.ncbi.nlm.nih.gov/22716043/</w:t>
+        <w:t xml:space="preserve">Mysinger M, Carchia M, Irwin J et al. Directory of Useful Decoys, Enhanced (DUD-E): Better Ligands and Decoys for Better Benchmarking. Journal of Medicinal Chemistry. 2012. doi:10.1021/jm300687e.</w:t>
       </w:r>
     </w:p>
     <w:p>
@@ -1801,7 +1844,7 @@
         </w:numPr>
       </w:pPr>
       <w:r>
-        <w:t xml:space="preserve">Kanehisa M, Goto S. KEGG: kyoto encyclopedia of genes and genomes. Nucleic acids research. 2000. doi:10.1093/nar/28.1.27. https://pmc.ncbi.nlm.nih.gov/articles/PMC102409/ https://pubmed.ncbi.nlm.nih.gov/10592173/</w:t>
+        <w:t xml:space="preserve">Kanehisa M, Goto S. KEGG: kyoto encyclopedia of genes and genomes. Nucleic acids research. 2000. doi:10.1093/nar/28.1.27.</w:t>
       </w:r>
     </w:p>
     <w:p>
@@ -1813,7 +1856,7 @@
         </w:numPr>
       </w:pPr>
       <w:r>
-        <w:t xml:space="preserve">Milacic M, Beavers D, Conley P, Gong C, Gillespie M, Griss J, Haw R, Jassal B, Matthews L, May B, Petryszak R, Ragueneau E, Rothfels K, Sevilla C, Shamovsky V, Stephan R, Tiwari K, Varusai T, Weiser J, Wright A, Wu G, Stein L, Hermjakob H, D’Eustachio P. The Reactome Pathway Knowledgebase 2024. Nucleic acids research. 2024. doi:10.1093/nar/gkad1025. https://pmc.ncbi.nlm.nih.gov/articles/PMC10767911/ https://pubmed.ncbi.nlm.nih.gov/37941124/</w:t>
+        <w:t xml:space="preserve">Milacic M, Beavers D, Conley P, Gong C, Gillespie M, Griss J, Haw R, Jassal B, Matthews L, May B, Petryszak R, Ragueneau E, Rothfels K, Sevilla C, Shamovsky V, Stephan R, Tiwari K, Varusai T, Weiser J, Wright A, Wu G, Stein L, Hermjakob H, D’Eustachio P. The Reactome Pathway Knowledgebase 2024. Nucleic acids research. 2024. doi:10.1093/nar/gkad1025.</w:t>
       </w:r>
     </w:p>
     <w:p>
@@ -1825,7 +1868,7 @@
         </w:numPr>
       </w:pPr>
       <w:r>
-        <w:t xml:space="preserve">Harding SD, Armstrong JF, Faccenda E, Southan C, Alexander SPH, Davenport AP, Spedding M, Davies JA. The IUPHAR/BPS Guide to PHARMACOLOGY in 2024. Nucleic acids research. 2024. doi:10.1093/nar/gkad944. https://pmc.ncbi.nlm.nih.gov/articles/PMC10767925/ https://pubmed.ncbi.nlm.nih.gov/37897341/</w:t>
+        <w:t xml:space="preserve">Harding SD, Armstrong JF, Faccenda E, Southan C, Alexander SPH, Davenport AP, Spedding M, Davies JA. The IUPHAR/BPS Guide to PHARMACOLOGY in 2024. Nucleic acids research. 2024. doi:10.1093/nar/gkad944.</w:t>
       </w:r>
     </w:p>
     <w:p>
@@ -1837,23 +1880,11 @@
         </w:numPr>
       </w:pPr>
       <w:r>
-        <w:t xml:space="preserve">Norinder U, Carlsson L, Boyer S et al. Introducing Conformal Prediction in Predictive Modeling. A Transparent and Flexible Alternative to Applicability Domain Determination. Journal of Chemical Information and Modeling. 2014. doi:10.1021/ci5001168. https://pubmed.ncbi.nlm.nih.gov/24797111/</w:t>
-      </w:r>
-    </w:p>
-    <w:p>
-      <w:pPr>
-        <w:pStyle w:val="Compact"/>
-        <w:numPr>
-          <w:ilvl w:val="0"/>
-          <w:numId w:val="1002"/>
-        </w:numPr>
-      </w:pPr>
-      <w:r>
-        <w:t xml:space="preserve">Wilson E. Probable Inference, the Law of Succession, and Statistical Inference. Journal of the American Statistical Association. 1927. doi:10.1080/01621459.1927.10502953.</w:t>
+        <w:t xml:space="preserve">Norinder U, Carlsson L, Boyer S et al. Introducing Conformal Prediction in Predictive Modeling. A Transparent and Flexible Alternative to Applicability Domain Determination. Journal of Chemical Information and Modeling. 2014. doi:10.1021/ci5001168.</w:t>
       </w:r>
     </w:p>
     <w:bookmarkEnd w:id="27"/>
-    <w:bookmarkStart w:id="43" w:name="figure-legends"/>
+    <w:bookmarkStart w:id="34" w:name="figure-legends"/>
     <w:p>
       <w:pPr>
         <w:pStyle w:val="Heading2"/>
@@ -1942,55 +1973,31 @@
         <w:t xml:space="preserve">A</w:t>
       </w:r>
       <w:r>
-        <w:t xml:space="preserve">) A submitted structure is standardised and represented</w:t>
-      </w:r>
-      <w:r>
-        <w:t xml:space="preserve"> </w:t>
-      </w:r>
-      <w:r>
-        <w:t xml:space="preserve">as one fixed 1,036-column vector, scored by four model families, as MODEL_INVENTORY.csv defines</w:t>
-      </w:r>
-      <w:r>
-        <w:t xml:space="preserve"> </w:t>
-      </w:r>
-      <w:r>
-        <w:t xml:space="preserve">them: the 52-endpoint binder panel of which 47 are deployed, twelve target potency and activity</w:t>
-      </w:r>
-      <w:r>
-        <w:t xml:space="preserve"> </w:t>
-      </w:r>
-      <w:r>
-        <w:t xml:space="preserve">endpoints, the ten-endpoint exposure and ADME layer including the barrier model itself, and the</w:t>
-      </w:r>
-      <w:r>
-        <w:t xml:space="preserve"> </w:t>
-      </w:r>
-      <w:r>
-        <w:t xml:space="preserve">single hERG safety classifier. Every target score is admitted only in proportion to the predicted</w:t>
-      </w:r>
-      <w:r>
-        <w:t xml:space="preserve"> </w:t>
-      </w:r>
-      <w:r>
-        <w:t xml:space="preserve">probability that the compound reaches the brain, and surviving scores are ranked by enrichment over</w:t>
-      </w:r>
-      <w:r>
-        <w:t xml:space="preserve"> </w:t>
-      </w:r>
-      <w:r>
-        <w:t xml:space="preserve">each endpoint’s base rate rather than by raw probability. Every reported value carries a calibrated</w:t>
-      </w:r>
-      <w:r>
-        <w:t xml:space="preserve"> </w:t>
-      </w:r>
-      <w:r>
-        <w:t xml:space="preserve">probability and an applicability-domain distance, and the eight core classifiers additionally report</w:t>
-      </w:r>
-      <w:r>
-        <w:t xml:space="preserve"> </w:t>
-      </w:r>
-      <w:r>
-        <w:t xml:space="preserve">a conformal interval. (</w:t>
+        <w:t xml:space="preserve">) A submitted structure is standardised and scored by</w:t>
+      </w:r>
+      <w:r>
+        <w:t xml:space="preserve"> </w:t>
+      </w:r>
+      <w:r>
+        <w:t xml:space="preserve">four model families: a 52-endpoint binder panel (47 deployed), twelve target-potency endpoints, a</w:t>
+      </w:r>
+      <w:r>
+        <w:t xml:space="preserve"> </w:t>
+      </w:r>
+      <w:r>
+        <w:t xml:space="preserve">ten-endpoint exposure/ADME layer, and one safety classifier. Every target score is admitted only in</w:t>
+      </w:r>
+      <w:r>
+        <w:t xml:space="preserve"> </w:t>
+      </w:r>
+      <w:r>
+        <w:t xml:space="preserve">proportion to predicted brain exposure and ranked by enrichment over its own base rate, and every</w:t>
+      </w:r>
+      <w:r>
+        <w:t xml:space="preserve"> </w:t>
+      </w:r>
+      <w:r>
+        <w:t xml:space="preserve">value carries a calibrated probability and an applicability-domain distance. (</w:t>
       </w:r>
       <w:r>
         <w:rPr>
@@ -2000,35 +2007,19 @@
         <w:t xml:space="preserve">B</w:t>
       </w:r>
       <w:r>
-        <w:t xml:space="preserve">) The counts in (</w:t>
-      </w:r>
-      <w:r>
-        <w:rPr>
-          <w:b/>
-          <w:bCs/>
-        </w:rPr>
-        <w:t xml:space="preserve">A</w:t>
-      </w:r>
-      <w:r>
-        <w:t xml:space="preserve">) are trained</w:t>
-      </w:r>
-      <w:r>
-        <w:t xml:space="preserve"> </w:t>
-      </w:r>
-      <w:r>
-        <w:t xml:space="preserve">estimators, 75 in total, of which 70 are deployed. Each was preceded by twenty fits that never serve</w:t>
-      </w:r>
-      <w:r>
-        <w:t xml:space="preserve"> </w:t>
-      </w:r>
-      <w:r>
-        <w:t xml:space="preserve">a prediction and exist only to measure how the twenty-first behaves on withheld compounds, 1,480</w:t>
-      </w:r>
-      <w:r>
-        <w:t xml:space="preserve"> </w:t>
-      </w:r>
-      <w:r>
-        <w:t xml:space="preserve">across the panel.</w:t>
+        <w:t xml:space="preserve">) Each deployed</w:t>
+      </w:r>
+      <w:r>
+        <w:t xml:space="preserve"> </w:t>
+      </w:r>
+      <w:r>
+        <w:t xml:space="preserve">estimator is the last of several fits kept only to measure held-out behaviour: 960 fits stand behind</w:t>
+      </w:r>
+      <w:r>
+        <w:t xml:space="preserve"> </w:t>
+      </w:r>
+      <w:r>
+        <w:t xml:space="preserve">the 70-estimator deployed panel.</w:t>
       </w:r>
     </w:p>
     <w:p>
@@ -2038,364 +2029,20 @@
       <w:r>
         <w:drawing>
           <wp:inline>
-            <wp:extent cx="5727700" cy="4397607"/>
+            <wp:extent cx="5727700" cy="2991917"/>
             <wp:effectExtent b="0" l="0" r="0" t="0"/>
             <wp:docPr descr="Figure 2" title="" id="32" name="Picture"/>
             <a:graphic>
               <a:graphicData uri="http://schemas.openxmlformats.org/drawingml/2006/picture">
                 <pic:pic>
                   <pic:nvPicPr>
-                    <pic:cNvPr descr="figures/Figure9_model_atlas.png" id="33" name="Picture"/>
+                    <pic:cNvPr descr="figures/Figure8_use_case.png" id="33" name="Picture"/>
                     <pic:cNvPicPr>
                       <a:picLocks noChangeArrowheads="1" noChangeAspect="1"/>
                     </pic:cNvPicPr>
                   </pic:nvPicPr>
                   <pic:blipFill>
                     <a:blip r:embed="rId31"/>
-                    <a:stretch>
-                      <a:fillRect/>
-                    </a:stretch>
-                  </pic:blipFill>
-                  <pic:spPr bwMode="auto">
-                    <a:xfrm>
-                      <a:off x="0" y="0"/>
-                      <a:ext cx="5727700" cy="4397607"/>
-                    </a:xfrm>
-                    <a:prstGeom prst="rect">
-                      <a:avLst/>
-                    </a:prstGeom>
-                    <a:noFill/>
-                    <a:ln w="9525">
-                      <a:noFill/>
-                      <a:headEnd/>
-                      <a:tailEnd/>
-                    </a:ln>
-                  </pic:spPr>
-                </pic:pic>
-              </a:graphicData>
-            </a:graphic>
-          </wp:inline>
-        </w:drawing>
-      </w:r>
-    </w:p>
-    <w:p>
-      <w:pPr>
-        <w:pStyle w:val="ImageCaption"/>
-      </w:pPr>
-      <w:r>
-        <w:t xml:space="preserve">Figure 2</w:t>
-      </w:r>
-    </w:p>
-    <w:p>
-      <w:pPr>
-        <w:pStyle w:val="BodyText"/>
-      </w:pPr>
-      <w:r>
-        <w:rPr>
-          <w:b/>
-          <w:bCs/>
-        </w:rPr>
-        <w:t xml:space="preserve">Figure 2.</w:t>
-      </w:r>
-      <w:r>
-        <w:t xml:space="preserve"> </w:t>
-      </w:r>
-      <w:r>
-        <w:t xml:space="preserve">The panel, one mark per estimator, so that no claim rests on a mean a reader cannot</w:t>
-      </w:r>
-      <w:r>
-        <w:t xml:space="preserve"> </w:t>
-      </w:r>
-      <w:r>
-        <w:t xml:space="preserve">check. (</w:t>
-      </w:r>
-      <w:r>
-        <w:rPr>
-          <w:b/>
-          <w:bCs/>
-        </w:rPr>
-        <w:t xml:space="preserve">A</w:t>
-      </w:r>
-      <w:r>
-        <w:t xml:space="preserve">) Every estimator, deployed or withdrawn, placed by the number of compounds it was</w:t>
-      </w:r>
-      <w:r>
-        <w:t xml:space="preserve"> </w:t>
-      </w:r>
-      <w:r>
-        <w:t xml:space="preserve">trained on</w:t>
-      </w:r>
-      <w:r>
-        <w:t xml:space="preserve"> </w:t>
-      </w:r>
-      <w:r>
-        <w:t xml:space="preserve">and by the performance claimed for it, coloured by model family. Marker shape carries the metric:</w:t>
-      </w:r>
-      <w:r>
-        <w:t xml:space="preserve"> </w:t>
-      </w:r>
-      <w:r>
-        <w:t xml:space="preserve">AUROC and R² both run to 1.0 and are not the same quantity, since 0.5 is chance for one and a</w:t>
-      </w:r>
-      <w:r>
-        <w:t xml:space="preserve"> </w:t>
-      </w:r>
-      <w:r>
-        <w:t xml:space="preserve">respectable fit for the other, so they are distinguished rather than averaged. The five estimators</w:t>
-      </w:r>
-      <w:r>
-        <w:t xml:space="preserve"> </w:t>
-      </w:r>
-      <w:r>
-        <w:t xml:space="preserve">withdrawn after specificity testing are drawn in outline, because a panel showing only what survived</w:t>
-      </w:r>
-      <w:r>
-        <w:t xml:space="preserve"> </w:t>
-      </w:r>
-      <w:r>
-        <w:t xml:space="preserve">is a selection rather than an inventory. Training sets span two orders of magnitude, from 37 to</w:t>
-      </w:r>
-      <w:r>
-        <w:t xml:space="preserve"> </w:t>
-      </w:r>
-      <w:r>
-        <w:t xml:space="preserve">15,831 rows; binder training sets include property-matched decoys while the others are measured</w:t>
-      </w:r>
-      <w:r>
-        <w:t xml:space="preserve"> </w:t>
-      </w:r>
-      <w:r>
-        <w:t xml:space="preserve">compounds only, which the axis states. (</w:t>
-      </w:r>
-      <w:r>
-        <w:rPr>
-          <w:b/>
-          <w:bCs/>
-        </w:rPr>
-        <w:t xml:space="preserve">B</w:t>
-      </w:r>
-      <w:r>
-        <w:t xml:space="preserve">) The same population by family, with the family median</w:t>
-      </w:r>
-      <w:r>
-        <w:t xml:space="preserve"> </w:t>
-      </w:r>
-      <w:r>
-        <w:t xml:space="preserve">marked. The spread is the point: the binder classifiers have a median of 0.945 while the exposure and</w:t>
-      </w:r>
-      <w:r>
-        <w:t xml:space="preserve"> </w:t>
-      </w:r>
-      <w:r>
-        <w:t xml:space="preserve">ADME family, which mixes AUROC and R² endpoints, has a median of 0.574, and a single panel average</w:t>
-      </w:r>
-      <w:r>
-        <w:t xml:space="preserve"> </w:t>
-      </w:r>
-      <w:r>
-        <w:t xml:space="preserve">would describe neither. The complete inventory, with training-set composition, validation scheme,</w:t>
-      </w:r>
-      <w:r>
-        <w:t xml:space="preserve"> </w:t>
-      </w:r>
-      <w:r>
-        <w:t xml:space="preserve">calibration and fitting date for every estimator, is Supplementary Table S1.</w:t>
-      </w:r>
-    </w:p>
-    <w:p>
-      <w:pPr>
-        <w:pStyle w:val="CaptionedFigure"/>
-      </w:pPr>
-      <w:r>
-        <w:drawing>
-          <wp:inline>
-            <wp:extent cx="5727700" cy="3599115"/>
-            <wp:effectExtent b="0" l="0" r="0" t="0"/>
-            <wp:docPr descr="Figure 3" title="" id="35" name="Picture"/>
-            <a:graphic>
-              <a:graphicData uri="http://schemas.openxmlformats.org/drawingml/2006/picture">
-                <pic:pic>
-                  <pic:nvPicPr>
-                    <pic:cNvPr descr="figures/Figure6_validation.png" id="36" name="Picture"/>
-                    <pic:cNvPicPr>
-                      <a:picLocks noChangeArrowheads="1" noChangeAspect="1"/>
-                    </pic:cNvPicPr>
-                  </pic:nvPicPr>
-                  <pic:blipFill>
-                    <a:blip r:embed="rId34"/>
-                    <a:stretch>
-                      <a:fillRect/>
-                    </a:stretch>
-                  </pic:blipFill>
-                  <pic:spPr bwMode="auto">
-                    <a:xfrm>
-                      <a:off x="0" y="0"/>
-                      <a:ext cx="5727700" cy="3599115"/>
-                    </a:xfrm>
-                    <a:prstGeom prst="rect">
-                      <a:avLst/>
-                    </a:prstGeom>
-                    <a:noFill/>
-                    <a:ln w="9525">
-                      <a:noFill/>
-                      <a:headEnd/>
-                      <a:tailEnd/>
-                    </a:ln>
-                  </pic:spPr>
-                </pic:pic>
-              </a:graphicData>
-            </a:graphic>
-          </wp:inline>
-        </w:drawing>
-      </w:r>
-    </w:p>
-    <w:p>
-      <w:pPr>
-        <w:pStyle w:val="ImageCaption"/>
-      </w:pPr>
-      <w:r>
-        <w:t xml:space="preserve">Figure 3</w:t>
-      </w:r>
-    </w:p>
-    <w:p>
-      <w:pPr>
-        <w:pStyle w:val="BodyText"/>
-      </w:pPr>
-      <w:r>
-        <w:rPr>
-          <w:b/>
-          <w:bCs/>
-        </w:rPr>
-        <w:t xml:space="preserve">Figure 3.</w:t>
-      </w:r>
-      <w:r>
-        <w:t xml:space="preserve"> </w:t>
-      </w:r>
-      <w:r>
-        <w:t xml:space="preserve">Four validations that a cross-validated score cannot replace. (</w:t>
-      </w:r>
-      <w:r>
-        <w:rPr>
-          <w:b/>
-          <w:bCs/>
-        </w:rPr>
-        <w:t xml:space="preserve">A</w:t>
-      </w:r>
-      <w:r>
-        <w:t xml:space="preserve">) Expected</w:t>
-      </w:r>
-      <w:r>
-        <w:t xml:space="preserve"> </w:t>
-      </w:r>
-      <w:r>
-        <w:t xml:space="preserve">calibration error before and after isotonic regression fitted on out-of-fold predictions, so no</w:t>
-      </w:r>
-      <w:r>
-        <w:t xml:space="preserve"> </w:t>
-      </w:r>
-      <w:r>
-        <w:t xml:space="preserve">compound contributes to the calibrator that scores it. (</w:t>
-      </w:r>
-      <w:r>
-        <w:rPr>
-          <w:b/>
-          <w:bCs/>
-        </w:rPr>
-        <w:t xml:space="preserve">B</w:t>
-      </w:r>
-      <w:r>
-        <w:t xml:space="preserve">) Recall on whole scaffold classes</w:t>
-      </w:r>
-      <w:r>
-        <w:t xml:space="preserve"> </w:t>
-      </w:r>
-      <w:r>
-        <w:t xml:space="preserve">withheld before training, with 95 per cent Wilson intervals (17) and marker area proportional</w:t>
-      </w:r>
-      <w:r>
-        <w:t xml:space="preserve"> </w:t>
-      </w:r>
-      <w:r>
-        <w:t xml:space="preserve">to the number of withheld actives, so an interval that is wide because the evidence is thin looks</w:t>
-      </w:r>
-      <w:r>
-        <w:t xml:space="preserve"> </w:t>
-      </w:r>
-      <w:r>
-        <w:t xml:space="preserve">thin. (</w:t>
-      </w:r>
-      <w:r>
-        <w:rPr>
-          <w:b/>
-          <w:bCs/>
-        </w:rPr>
-        <w:t xml:space="preserve">C</w:t>
-      </w:r>
-      <w:r>
-        <w:t xml:space="preserve">) Specificity on chemistry the server should stay quiet about, and external</w:t>
-      </w:r>
-      <w:r>
-        <w:t xml:space="preserve"> </w:t>
-      </w:r>
-      <w:r>
-        <w:t xml:space="preserve">discrimination on approved drugs absent from the training source. (</w:t>
-      </w:r>
-      <w:r>
-        <w:rPr>
-          <w:b/>
-          <w:bCs/>
-        </w:rPr>
-        <w:t xml:space="preserve">D</w:t>
-      </w:r>
-      <w:r>
-        <w:t xml:space="preserve">) The adversarial suite, in</w:t>
-      </w:r>
-      <w:r>
-        <w:t xml:space="preserve"> </w:t>
-      </w:r>
-      <w:r>
-        <w:t xml:space="preserve">which each check was written so that it could fail. All six pass, one of them, the</w:t>
-      </w:r>
-      <w:r>
-        <w:t xml:space="preserve"> </w:t>
-      </w:r>
-      <w:r>
-        <w:t xml:space="preserve">applicability-domain flag, only after its controls were corrected rather than its criterion</w:t>
-      </w:r>
-      <w:r>
-        <w:t xml:space="preserve"> </w:t>
-      </w:r>
-      <w:r>
-        <w:t xml:space="preserve">retuned; every check is drawn at the same size whatever its verdict, so a future failure would be</w:t>
-      </w:r>
-      <w:r>
-        <w:t xml:space="preserve"> </w:t>
-      </w:r>
-      <w:r>
-        <w:t xml:space="preserve">exactly this visible.</w:t>
-      </w:r>
-    </w:p>
-    <w:p>
-      <w:pPr>
-        <w:pStyle w:val="CaptionedFigure"/>
-      </w:pPr>
-      <w:r>
-        <w:drawing>
-          <wp:inline>
-            <wp:extent cx="5727700" cy="2991917"/>
-            <wp:effectExtent b="0" l="0" r="0" t="0"/>
-            <wp:docPr descr="Figure 4" title="" id="38" name="Picture"/>
-            <a:graphic>
-              <a:graphicData uri="http://schemas.openxmlformats.org/drawingml/2006/picture">
-                <pic:pic>
-                  <pic:nvPicPr>
-                    <pic:cNvPr descr="figures/Figure8_use_case.png" id="39" name="Picture"/>
-                    <pic:cNvPicPr>
-                      <a:picLocks noChangeArrowheads="1" noChangeAspect="1"/>
-                    </pic:cNvPicPr>
-                  </pic:nvPicPr>
-                  <pic:blipFill>
-                    <a:blip r:embed="rId37"/>
                     <a:stretch>
                       <a:fillRect/>
                     </a:stretch>
@@ -2427,7 +2074,7 @@
         <w:pStyle w:val="ImageCaption"/>
       </w:pPr>
       <w:r>
-        <w:t xml:space="preserve">Figure 4</w:t>
+        <w:t xml:space="preserve">Figure 2</w:t>
       </w:r>
     </w:p>
     <w:p>
@@ -2439,7 +2086,7 @@
           <w:b/>
           <w:bCs/>
         </w:rPr>
-        <w:t xml:space="preserve">Figure 4.</w:t>
+        <w:t xml:space="preserve">Figure 2.</w:t>
       </w:r>
       <w:r>
         <w:t xml:space="preserve"> </w:t>
@@ -2451,31 +2098,25 @@
         <w:t xml:space="preserve"> </w:t>
       </w:r>
       <w:r>
-        <w:t xml:space="preserve">recovers the pharmacologically correct driving mechanism and the corresponding condition; for four</w:t>
-      </w:r>
-      <w:r>
-        <w:t xml:space="preserve"> </w:t>
-      </w:r>
-      <w:r>
-        <w:t xml:space="preserve">peripherally acting compounds no disease score reaches the reporting threshold. Bars are disease</w:t>
-      </w:r>
-      <w:r>
-        <w:t xml:space="preserve"> </w:t>
-      </w:r>
-      <w:r>
-        <w:t xml:space="preserve">scores after exposure gating, and the driving target is named beside each. The two behaviours are the</w:t>
-      </w:r>
-      <w:r>
-        <w:t xml:space="preserve"> </w:t>
-      </w:r>
-      <w:r>
-        <w:t xml:space="preserve">same design decision seen from opposite sides: a target score is admitted only in proportion to</w:t>
-      </w:r>
-      <w:r>
-        <w:t xml:space="preserve"> </w:t>
-      </w:r>
-      <w:r>
-        <w:t xml:space="preserve">predicted barrier penetration, so a compound that does not arrive cannot generate a disease call.</w:t>
+        <w:t xml:space="preserve">recovers the pharmacologically correct driving mechanism and condition; for four peripherally acting</w:t>
+      </w:r>
+      <w:r>
+        <w:t xml:space="preserve"> </w:t>
+      </w:r>
+      <w:r>
+        <w:t xml:space="preserve">compounds no disease score reaches the reporting threshold. A target score is admitted only in</w:t>
+      </w:r>
+      <w:r>
+        <w:t xml:space="preserve"> </w:t>
+      </w:r>
+      <w:r>
+        <w:t xml:space="preserve">proportion to predicted barrier penetration, so a compound that does not arrive cannot generate a</w:t>
+      </w:r>
+      <w:r>
+        <w:t xml:space="preserve"> </w:t>
+      </w:r>
+      <w:r>
+        <w:t xml:space="preserve">call.</w:t>
       </w:r>
     </w:p>
     <w:p>
@@ -2483,86 +2124,34 @@
         <w:pStyle w:val="BodyText"/>
       </w:pPr>
       <w:r>
-        <w:t xml:space="preserve">Supplementary figures, each named by the file it is generated into so that the number and the</w:t>
-      </w:r>
-      <w:r>
-        <w:t xml:space="preserve"> </w:t>
-      </w:r>
-      <w:r>
-        <w:t xml:space="preserve">artefact cannot come apart:</w:t>
-      </w:r>
-    </w:p>
-    <w:p>
-      <w:pPr>
-        <w:pStyle w:val="CaptionedFigure"/>
-      </w:pPr>
-      <w:r>
-        <w:drawing>
-          <wp:inline>
-            <wp:extent cx="5727700" cy="5110994"/>
-            <wp:effectExtent b="0" l="0" r="0" t="0"/>
-            <wp:docPr descr="Figure 5" title="" id="41" name="Picture"/>
-            <a:graphic>
-              <a:graphicData uri="http://schemas.openxmlformats.org/drawingml/2006/picture">
-                <pic:pic>
-                  <pic:nvPicPr>
-                    <pic:cNvPr descr="figures/Figure11_external_validation.png" id="42" name="Picture"/>
-                    <pic:cNvPicPr>
-                      <a:picLocks noChangeArrowheads="1" noChangeAspect="1"/>
-                    </pic:cNvPicPr>
-                  </pic:nvPicPr>
-                  <pic:blipFill>
-                    <a:blip r:embed="rId40"/>
-                    <a:stretch>
-                      <a:fillRect/>
-                    </a:stretch>
-                  </pic:blipFill>
-                  <pic:spPr bwMode="auto">
-                    <a:xfrm>
-                      <a:off x="0" y="0"/>
-                      <a:ext cx="5727700" cy="5110994"/>
-                    </a:xfrm>
-                    <a:prstGeom prst="rect">
-                      <a:avLst/>
-                    </a:prstGeom>
-                    <a:noFill/>
-                    <a:ln w="9525">
-                      <a:noFill/>
-                      <a:headEnd/>
-                      <a:tailEnd/>
-                    </a:ln>
-                  </pic:spPr>
-                </pic:pic>
-              </a:graphicData>
-            </a:graphic>
-          </wp:inline>
-        </w:drawing>
-      </w:r>
-    </w:p>
-    <w:p>
-      <w:pPr>
-        <w:pStyle w:val="ImageCaption"/>
-      </w:pPr>
-      <w:r>
-        <w:t xml:space="preserve">Figure 5</w:t>
-      </w:r>
-    </w:p>
-    <w:p>
-      <w:pPr>
-        <w:pStyle w:val="BodyText"/>
-      </w:pPr>
+        <w:t xml:space="preserve">Three further validation figures, referenced in the Results above, are given in full in the primary</w:t>
+      </w:r>
+      <w:r>
+        <w:t xml:space="preserve"> </w:t>
+      </w:r>
+      <w:r>
+        <w:t xml:space="preserve">manuscript and reproduce from the repository named beside each: the per-estimator panel with no</w:t>
+      </w:r>
+      <w:r>
+        <w:t xml:space="preserve"> </w:t>
+      </w:r>
+      <w:r>
+        <w:t xml:space="preserve">claim resting on a mean a reader cannot check (</w:t>
+      </w:r>
       <w:r>
         <w:rPr>
-          <w:b/>
-          <w:bCs/>
+          <w:rStyle w:val="VerbatimChar"/>
         </w:rPr>
-        <w:t xml:space="preserve">Figure 5.</w:t>
-      </w:r>
-      <w:r>
-        <w:t xml:space="preserve"> </w:t>
-      </w:r>
-      <w:r>
-        <w:t xml:space="preserve">External validation, and an apparent temporal decay that is a composition effect.</w:t>
+        <w:t xml:space="preserve">figures/Figure9_model_atlas.png</w:t>
+      </w:r>
+      <w:r>
+        <w:t xml:space="preserve">), the four</w:t>
+      </w:r>
+      <w:r>
+        <w:t xml:space="preserve"> </w:t>
+      </w:r>
+      <w:r>
+        <w:t xml:space="preserve">calibration, coverage, specificity and adversarial-check validations</w:t>
       </w:r>
       <w:r>
         <w:t xml:space="preserve"> </w:t>
@@ -2572,113 +2161,37 @@
       </w:r>
       <w:r>
         <w:rPr>
-          <w:b/>
-          <w:bCs/>
+          <w:rStyle w:val="VerbatimChar"/>
         </w:rPr>
-        <w:t xml:space="preserve">A</w:t>
-      </w:r>
-      <w:r>
-        <w:t xml:space="preserve">) Per endpoint, AUROC under a size-matched random split against AUROC under a time split that</w:t>
-      </w:r>
-      <w:r>
-        <w:t xml:space="preserve"> </w:t>
-      </w:r>
-      <w:r>
-        <w:t xml:space="preserve">withholds the most recent quarter of the data and freezes the decision threshold before the cutoff.</w:t>
-      </w:r>
-      <w:r>
-        <w:t xml:space="preserve"> </w:t>
-      </w:r>
-      <w:r>
-        <w:t xml:space="preserve">The size match matters: a time split trains on less data as well as none of the future, so without a</w:t>
-      </w:r>
-      <w:r>
-        <w:t xml:space="preserve"> </w:t>
-      </w:r>
-      <w:r>
-        <w:t xml:space="preserve">control at the same n a drop cannot be attributed to either. (</w:t>
+        <w:t xml:space="preserve">figures/Figure6_validation.png</w:t>
+      </w:r>
+      <w:r>
+        <w:t xml:space="preserve">), and the external and prospective validation showing that an</w:t>
+      </w:r>
+      <w:r>
+        <w:t xml:space="preserve"> </w:t>
+      </w:r>
+      <w:r>
+        <w:t xml:space="preserve">apparent temporal decay is a chemical-distance effect rather than model drift</w:t>
+      </w:r>
+      <w:r>
+        <w:t xml:space="preserve"> </w:t>
+      </w:r>
+      <w:r>
+        <w:t xml:space="preserve">(</w:t>
       </w:r>
       <w:r>
         <w:rPr>
-          <w:b/>
-          <w:bCs/>
+          <w:rStyle w:val="VerbatimChar"/>
         </w:rPr>
-        <w:t xml:space="preserve">B</w:t>
-      </w:r>
-      <w:r>
-        <w:t xml:space="preserve">) The same comparison for</w:t>
-      </w:r>
-      <w:r>
-        <w:t xml:space="preserve"> </w:t>
-      </w:r>
-      <w:r>
-        <w:t xml:space="preserve">sensitivity at the frozen operating point, where the gap is larger. (</w:t>
-      </w:r>
-      <w:r>
-        <w:rPr>
-          <w:b/>
-          <w:bCs/>
-        </w:rPr>
-        <w:t xml:space="preserve">C</w:t>
-      </w:r>
-      <w:r>
-        <w:t xml:space="preserve">) Why the gap exists. A</w:t>
-      </w:r>
-      <w:r>
-        <w:t xml:space="preserve"> </w:t>
-      </w:r>
-      <w:r>
-        <w:t xml:space="preserve">random split of medicinal-chemistry data holds out mostly close analogues of its own training set,</w:t>
-      </w:r>
-      <w:r>
-        <w:t xml:space="preserve"> </w:t>
-      </w:r>
-      <w:r>
-        <w:t xml:space="preserve">because the published record is series; a time split does not. The two are not testing comparable</w:t>
-      </w:r>
-      <w:r>
-        <w:t xml:space="preserve"> </w:t>
-      </w:r>
-      <w:r>
-        <w:t xml:space="preserve">populations. (</w:t>
-      </w:r>
-      <w:r>
-        <w:rPr>
-          <w:b/>
-          <w:bCs/>
-        </w:rPr>
-        <w:t xml:space="preserve">D</w:t>
-      </w:r>
-      <w:r>
-        <w:t xml:space="preserve">) The resolution. Recall against maximum Tanimoto similarity to the training</w:t>
-      </w:r>
-      <w:r>
-        <w:t xml:space="preserve"> </w:t>
-      </w:r>
-      <w:r>
-        <w:t xml:space="preserve">actives, for three test sets built by unrelated rules: withheld by publication date, withheld at</w:t>
-      </w:r>
-      <w:r>
-        <w:t xml:space="preserve"> </w:t>
-      </w:r>
-      <w:r>
-        <w:t xml:space="preserve">random, and withheld by curator, the last being compounds deposited in BindingDB and absent from</w:t>
-      </w:r>
-      <w:r>
-        <w:t xml:space="preserve"> </w:t>
-      </w:r>
-      <w:r>
-        <w:t xml:space="preserve">ChEMBL. They trace one curve, so recall is a function of chemical distance rather than of how the set</w:t>
-      </w:r>
-      <w:r>
-        <w:t xml:space="preserve"> </w:t>
-      </w:r>
-      <w:r>
-        <w:t xml:space="preserve">was held out, and the expected sensitivity for a submitted compound is knowable at query time.</w:t>
-      </w:r>
-    </w:p>
-    <w:bookmarkEnd w:id="43"/>
-    <w:bookmarkEnd w:id="44"/>
+        <w:t xml:space="preserve">figures/Figure11_external_validation.png</w:t>
+      </w:r>
+      <w:r>
+        <w:t xml:space="preserve">).</w:t>
+      </w:r>
+    </w:p>
+    <w:bookmarkEnd w:id="34"/>
+    <w:bookmarkEnd w:id="35"/>
     <w:sectPr>
       <w:footerReference r:id="rId9" w:type="default"/>
       <w:footnotePr>

--- a/manuscript/NAR_WebServer_BrainSafe_condensed.docx
+++ b/manuscript/NAR_WebServer_BrainSafe_condensed.docx
@@ -820,16 +820,7 @@
         <w:t xml:space="preserve"> </w:t>
       </w:r>
       <w:r>
-        <w:t xml:space="preserve">(</w:t>
-      </w:r>
-      <w:r>
-        <w:rPr>
-          <w:rStyle w:val="VerbatimChar"/>
-        </w:rPr>
-        <w:t xml:space="preserve">figures/Figure9_model_atlas.png</w:t>
-      </w:r>
-      <w:r>
-        <w:t xml:space="preserve">). Under random 10-fold cross-validation the measured-label</w:t>
+        <w:t xml:space="preserve">(Supplementary Figure S1). Under random 10-fold cross-validation the measured-label</w:t>
       </w:r>
       <w:r>
         <w:t xml:space="preserve"> </w:t>
@@ -1095,16 +1086,7 @@
         <w:t xml:space="preserve"> </w:t>
       </w:r>
       <w:r>
-        <w:t xml:space="preserve">entirely (</w:t>
-      </w:r>
-      <w:r>
-        <w:rPr>
-          <w:rStyle w:val="VerbatimChar"/>
-        </w:rPr>
-        <w:t xml:space="preserve">figures/Figure11_external_validation.png</w:t>
-      </w:r>
-      <w:r>
-        <w:t xml:space="preserve">).</w:t>
+        <w:t xml:space="preserve">entirely (Supplementary Figure S3).</w:t>
       </w:r>
     </w:p>
     <w:p>
@@ -2124,70 +2106,133 @@
         <w:pStyle w:val="BodyText"/>
       </w:pPr>
       <w:r>
-        <w:t xml:space="preserve">Three further validation figures, referenced in the Results above, are given in full in the primary</w:t>
-      </w:r>
-      <w:r>
-        <w:t xml:space="preserve"> </w:t>
-      </w:r>
-      <w:r>
-        <w:t xml:space="preserve">manuscript and reproduce from the repository named beside each: the per-estimator panel with no</w:t>
-      </w:r>
-      <w:r>
-        <w:t xml:space="preserve"> </w:t>
-      </w:r>
-      <w:r>
-        <w:t xml:space="preserve">claim resting on a mean a reader cannot check (</w:t>
-      </w:r>
+        <w:t xml:space="preserve">Three further validation figures, referenced in the Results above, are given in full in the</w:t>
+      </w:r>
+      <w:r>
+        <w:t xml:space="preserve"> </w:t>
+      </w:r>
+      <w:r>
+        <w:t xml:space="preserve">Supplementary Information submitted alongside this manuscript.</w:t>
+      </w:r>
+    </w:p>
+    <w:p>
+      <w:pPr>
+        <w:pStyle w:val="BodyText"/>
+      </w:pPr>
       <w:r>
         <w:rPr>
-          <w:rStyle w:val="VerbatimChar"/>
+          <w:b/>
+          <w:bCs/>
         </w:rPr>
-        <w:t xml:space="preserve">figures/Figure9_model_atlas.png</w:t>
-      </w:r>
-      <w:r>
-        <w:t xml:space="preserve">), the four</w:t>
-      </w:r>
-      <w:r>
-        <w:t xml:space="preserve"> </w:t>
-      </w:r>
-      <w:r>
-        <w:t xml:space="preserve">calibration, coverage, specificity and adversarial-check validations</w:t>
-      </w:r>
-      <w:r>
-        <w:t xml:space="preserve"> </w:t>
-      </w:r>
-      <w:r>
-        <w:t xml:space="preserve">(</w:t>
-      </w:r>
+        <w:t xml:space="preserve">Supplementary Figure S1.</w:t>
+      </w:r>
+      <w:r>
+        <w:t xml:space="preserve"> </w:t>
+      </w:r>
+      <w:r>
+        <w:t xml:space="preserve">The panel, one mark per estimator, so that no claim rests on a mean a</w:t>
+      </w:r>
+      <w:r>
+        <w:t xml:space="preserve"> </w:t>
+      </w:r>
+      <w:r>
+        <w:t xml:space="preserve">reader cannot check. Training-set size against cross-validated discrimination for every estimator,</w:t>
+      </w:r>
+      <w:r>
+        <w:t xml:space="preserve"> </w:t>
+      </w:r>
+      <w:r>
+        <w:t xml:space="preserve">deployed or withdrawn, coloured by model family; and the same population summarised by family</w:t>
+      </w:r>
+      <w:r>
+        <w:t xml:space="preserve"> </w:t>
+      </w:r>
+      <w:r>
+        <w:t xml:space="preserve">median.</w:t>
+      </w:r>
+    </w:p>
+    <w:p>
+      <w:pPr>
+        <w:pStyle w:val="BodyText"/>
+      </w:pPr>
       <w:r>
         <w:rPr>
-          <w:rStyle w:val="VerbatimChar"/>
+          <w:b/>
+          <w:bCs/>
         </w:rPr>
-        <w:t xml:space="preserve">figures/Figure6_validation.png</w:t>
-      </w:r>
-      <w:r>
-        <w:t xml:space="preserve">), and the external and prospective validation showing that an</w:t>
-      </w:r>
-      <w:r>
-        <w:t xml:space="preserve"> </w:t>
-      </w:r>
-      <w:r>
-        <w:t xml:space="preserve">apparent temporal decay is a chemical-distance effect rather than model drift</w:t>
-      </w:r>
-      <w:r>
-        <w:t xml:space="preserve"> </w:t>
-      </w:r>
-      <w:r>
-        <w:t xml:space="preserve">(</w:t>
-      </w:r>
+        <w:t xml:space="preserve">Supplementary Figure S2.</w:t>
+      </w:r>
+      <w:r>
+        <w:t xml:space="preserve"> </w:t>
+      </w:r>
+      <w:r>
+        <w:t xml:space="preserve">Four validations a cross-validated score cannot replace: expected</w:t>
+      </w:r>
+      <w:r>
+        <w:t xml:space="preserve"> </w:t>
+      </w:r>
+      <w:r>
+        <w:t xml:space="preserve">calibration error before and after isotonic regression; recall on whole scaffold classes withheld</w:t>
+      </w:r>
+      <w:r>
+        <w:t xml:space="preserve"> </w:t>
+      </w:r>
+      <w:r>
+        <w:t xml:space="preserve">before training, with 95% Wilson intervals; specificity on chemistry the server should stay quiet</w:t>
+      </w:r>
+      <w:r>
+        <w:t xml:space="preserve"> </w:t>
+      </w:r>
+      <w:r>
+        <w:t xml:space="preserve">about and external discrimination on approved drugs absent from the training source; and the</w:t>
+      </w:r>
+      <w:r>
+        <w:t xml:space="preserve"> </w:t>
+      </w:r>
+      <w:r>
+        <w:t xml:space="preserve">adversarial suite, in which every check was written so that it could fail.</w:t>
+      </w:r>
+    </w:p>
+    <w:p>
+      <w:pPr>
+        <w:pStyle w:val="BodyText"/>
+      </w:pPr>
       <w:r>
         <w:rPr>
-          <w:rStyle w:val="VerbatimChar"/>
+          <w:b/>
+          <w:bCs/>
         </w:rPr>
-        <w:t xml:space="preserve">figures/Figure11_external_validation.png</w:t>
-      </w:r>
-      <w:r>
-        <w:t xml:space="preserve">).</w:t>
+        <w:t xml:space="preserve">Supplementary Figure S3.</w:t>
+      </w:r>
+      <w:r>
+        <w:t xml:space="preserve"> </w:t>
+      </w:r>
+      <w:r>
+        <w:t xml:space="preserve">External validation, and an apparent temporal decay that is a</w:t>
+      </w:r>
+      <w:r>
+        <w:t xml:space="preserve"> </w:t>
+      </w:r>
+      <w:r>
+        <w:t xml:space="preserve">composition effect rather than model drift: per-endpoint AUROC and sensitivity under a size-matched</w:t>
+      </w:r>
+      <w:r>
+        <w:t xml:space="preserve"> </w:t>
+      </w:r>
+      <w:r>
+        <w:t xml:space="preserve">random split against a time split; why the gap exists (a random split holds out mostly close</w:t>
+      </w:r>
+      <w:r>
+        <w:t xml:space="preserve"> </w:t>
+      </w:r>
+      <w:r>
+        <w:t xml:space="preserve">analogues of the training set); and the resolution, recall against maximum Tanimoto similarity to</w:t>
+      </w:r>
+      <w:r>
+        <w:t xml:space="preserve"> </w:t>
+      </w:r>
+      <w:r>
+        <w:t xml:space="preserve">the training actives tracing one curve across three independently built test sets.</w:t>
       </w:r>
     </w:p>
     <w:bookmarkEnd w:id="34"/>

--- a/manuscript/NAR_WebServer_BrainSafe_condensed.docx
+++ b/manuscript/NAR_WebServer_BrainSafe_condensed.docx
@@ -856,7 +856,7 @@
         <w:t xml:space="preserve"> </w:t>
       </w:r>
       <w:r>
-        <w:t xml:space="preserve">problem where 1.0 is a confident single label.</w:t>
+        <w:t xml:space="preserve">problem where 1.0 is a confident single label (Supplementary Figure S2).</w:t>
       </w:r>
     </w:p>
     <w:p>

--- a/manuscript/NAR_WebServer_BrainSafe_condensed.docx
+++ b/manuscript/NAR_WebServer_BrainSafe_condensed.docx
@@ -222,121 +222,97 @@
         <w:pStyle w:val="FirstParagraph"/>
       </w:pPr>
       <w:r>
-        <w:t xml:space="preserve">BrainSafe AI predicts, from structure alone, how a small molecule may act on the human brain. For a</w:t>
-      </w:r>
-      <w:r>
-        <w:t xml:space="preserve"> </w:t>
-      </w:r>
-      <w:r>
-        <w:t xml:space="preserve">submitted SMILES string or compound name it returns engagement of 54 molecular targets spanning the</w:t>
-      </w:r>
-      <w:r>
-        <w:t xml:space="preserve"> </w:t>
-      </w:r>
-      <w:r>
-        <w:t xml:space="preserve">principal neurodegenerative, psychiatric, neuroinflammatory, analgesic and sleep-related mechanisms,</w:t>
-      </w:r>
-      <w:r>
-        <w:t xml:space="preserve"> </w:t>
-      </w:r>
-      <w:r>
-        <w:t xml:space="preserve">predicted blood-brain barrier penetration, nine ADME and exposure endpoints including a directly</w:t>
-      </w:r>
-      <w:r>
-        <w:t xml:space="preserve"> </w:t>
-      </w:r>
-      <w:r>
-        <w:t xml:space="preserve">modelled unbound brain-to-plasma ratio, and two cardiac safety liabilities. Every target score is</w:t>
-      </w:r>
-      <w:r>
-        <w:t xml:space="preserve"> </w:t>
-      </w:r>
-      <w:r>
-        <w:t xml:space="preserve">admitted only in proportion to predicted brain exposure, so potency at a target a compound cannot</w:t>
-      </w:r>
-      <w:r>
-        <w:t xml:space="preserve"> </w:t>
-      </w:r>
-      <w:r>
-        <w:t xml:space="preserve">reach contributes nothing, and engaged targets are traced through a curated pathway graph to the</w:t>
-      </w:r>
-      <w:r>
-        <w:t xml:space="preserve"> </w:t>
-      </w:r>
-      <w:r>
-        <w:t xml:space="preserve">conditions those mechanisms touch. The server is built on 75 estimators, 70 deployed, trained on</w:t>
-      </w:r>
-      <w:r>
-        <w:t xml:space="preserve"> </w:t>
-      </w:r>
-      <w:r>
-        <w:t xml:space="preserve">228,200 measured compound-endpoint records from ChEMBL (1), BindingDB (2) and B3DB</w:t>
-      </w:r>
-      <w:r>
-        <w:t xml:space="preserve"> </w:t>
-      </w:r>
-      <w:r>
-        <w:t xml:space="preserve">(3). Under scaffold-grouped 10-fold cross-validation the measured-label classifiers reach a mean</w:t>
-      </w:r>
-      <w:r>
-        <w:t xml:space="preserve"> </w:t>
-      </w:r>
-      <w:r>
-        <w:t xml:space="preserve">AUROC of 0.925 (0.958 under a random split), and expected calibration error falls from 0.0801 to</w:t>
-      </w:r>
-      <w:r>
-        <w:t xml:space="preserve"> </w:t>
-      </w:r>
-      <w:r>
-        <w:t xml:space="preserve">0.0147 after isotonic calibration (4). The binder panel is validated against compounds</w:t>
-      </w:r>
-      <w:r>
-        <w:t xml:space="preserve"> </w:t>
-      </w:r>
-      <w:r>
-        <w:t xml:space="preserve">tested at the same target and found inactive rather than against decoys, reaching a mean AUROC of</w:t>
-      </w:r>
-      <w:r>
-        <w:t xml:space="preserve"> </w:t>
-      </w:r>
-      <w:r>
-        <w:t xml:space="preserve">0.917. Every prediction carries a calibrated probability, a conformal interval, and an</w:t>
-      </w:r>
-      <w:r>
-        <w:t xml:space="preserve"> </w:t>
-      </w:r>
-      <w:r>
-        <w:t xml:space="preserve">applicability-domain distance to the nearest measured analogue, and the server reports silence</w:t>
-      </w:r>
-      <w:r>
-        <w:t xml:space="preserve"> </w:t>
-      </w:r>
-      <w:r>
-        <w:t xml:space="preserve">rather than a guess for compounds outside its competence: on non-CNS chemistry its specificity is</w:t>
-      </w:r>
-      <w:r>
-        <w:t xml:space="preserve"> </w:t>
-      </w:r>
-      <w:r>
-        <w:t xml:space="preserve">0.925 (95% CI 0.907 to 0.940). Disease-level scores are presented as a route from a mechanism to the</w:t>
-      </w:r>
-      <w:r>
-        <w:t xml:space="preserve"> </w:t>
-      </w:r>
-      <w:r>
-        <w:t xml:space="preserve">conditions it touches, not as an indication prediction. BrainSafe AI is freely available without</w:t>
-      </w:r>
-      <w:r>
-        <w:t xml:space="preserve"> </w:t>
-      </w:r>
-      <w:r>
-        <w:t xml:space="preserve">registration at https://huggingface.co/spaces/Krishnag999/brainsafe-ai, with source code, trained</w:t>
-      </w:r>
-      <w:r>
-        <w:t xml:space="preserve"> </w:t>
-      </w:r>
-      <w:r>
-        <w:t xml:space="preserve">models and every validation artefact at https://github.com/krishna-g-999/brainsafe-ai.</w:t>
+        <w:t xml:space="preserve">BrainSafe AI predicts, from structure alone, how a small molecule may act on the human brain. Given a</w:t>
+      </w:r>
+      <w:r>
+        <w:t xml:space="preserve"> </w:t>
+      </w:r>
+      <w:r>
+        <w:t xml:space="preserve">SMILES string or compound name it returns engagement of 54 molecular targets spanning</w:t>
+      </w:r>
+      <w:r>
+        <w:t xml:space="preserve"> </w:t>
+      </w:r>
+      <w:r>
+        <w:t xml:space="preserve">neurodegenerative, psychiatric, neuroinflammatory, analgesic and sleep-related mechanisms, predicted</w:t>
+      </w:r>
+      <w:r>
+        <w:t xml:space="preserve"> </w:t>
+      </w:r>
+      <w:r>
+        <w:t xml:space="preserve">blood-brain barrier penetration, nine ADME and exposure endpoints, and two safety liabilities. Every</w:t>
+      </w:r>
+      <w:r>
+        <w:t xml:space="preserve"> </w:t>
+      </w:r>
+      <w:r>
+        <w:t xml:space="preserve">target score is admitted only in proportion to predicted brain exposure, so potency at a target a</w:t>
+      </w:r>
+      <w:r>
+        <w:t xml:space="preserve"> </w:t>
+      </w:r>
+      <w:r>
+        <w:t xml:space="preserve">compound cannot reach contributes nothing; engaged targets are traced through a curated</w:t>
+      </w:r>
+      <w:r>
+        <w:t xml:space="preserve"> </w:t>
+      </w:r>
+      <w:r>
+        <w:t xml:space="preserve">pathway graph to the conditions they touch. The server runs 70 deployed estimators trained on 228,200</w:t>
+      </w:r>
+      <w:r>
+        <w:t xml:space="preserve"> </w:t>
+      </w:r>
+      <w:r>
+        <w:t xml:space="preserve">records from ChEMBL, BindingDB and B3DB. Under scaffold-grouped cross-validation the measured-label</w:t>
+      </w:r>
+      <w:r>
+        <w:t xml:space="preserve"> </w:t>
+      </w:r>
+      <w:r>
+        <w:t xml:space="preserve">classifiers reach a mean AUROC of 0.925, calibration error falling from 0.0801 to 0.0147. The</w:t>
+      </w:r>
+      <w:r>
+        <w:t xml:space="preserve"> </w:t>
+      </w:r>
+      <w:r>
+        <w:t xml:space="preserve">binder panel, validated against measured inactives rather than decoys, reaches a mean AUROC of 0.917.</w:t>
+      </w:r>
+      <w:r>
+        <w:t xml:space="preserve"> </w:t>
+      </w:r>
+      <w:r>
+        <w:t xml:space="preserve">Every prediction carries a calibrated probability, a conformal interval, and an applicability-domain</w:t>
+      </w:r>
+      <w:r>
+        <w:t xml:space="preserve"> </w:t>
+      </w:r>
+      <w:r>
+        <w:t xml:space="preserve">distance, and the server stays silent rather than guessing for compounds outside its competence, with</w:t>
+      </w:r>
+      <w:r>
+        <w:t xml:space="preserve"> </w:t>
+      </w:r>
+      <w:r>
+        <w:t xml:space="preserve">specificity 0.925 on non-CNS chemistry. Disease scores are a route from mechanism to condition, not</w:t>
+      </w:r>
+      <w:r>
+        <w:t xml:space="preserve"> </w:t>
+      </w:r>
+      <w:r>
+        <w:t xml:space="preserve">an indication prediction. BrainSafe AI is freely available without registration at</w:t>
+      </w:r>
+      <w:r>
+        <w:t xml:space="preserve"> </w:t>
+      </w:r>
+      <w:r>
+        <w:t xml:space="preserve">https://huggingface.co/spaces/Krishnag999/brainsafe-ai, with code, models and validation data at</w:t>
+      </w:r>
+      <w:r>
+        <w:t xml:space="preserve"> </w:t>
+      </w:r>
+      <w:r>
+        <w:t xml:space="preserve">https://github.com/krishna-g-999/brainsafe-ai.</w:t>
       </w:r>
     </w:p>
     <w:bookmarkEnd w:id="18"/>
@@ -456,25 +432,25 @@
         <w:t xml:space="preserve"> </w:t>
       </w:r>
       <w:r>
-        <w:t xml:space="preserve">Potency data are ChEMBL pChEMBL values augmented with BindingDB affinities pooled at compound level;</w:t>
-      </w:r>
-      <w:r>
-        <w:t xml:space="preserve"> </w:t>
-      </w:r>
-      <w:r>
-        <w:t xml:space="preserve">blood-brain barrier labels come from B3DB augmented with FDA-curated approved drugs; the nine ADME</w:t>
-      </w:r>
-      <w:r>
-        <w:t xml:space="preserve"> </w:t>
-      </w:r>
-      <w:r>
-        <w:t xml:space="preserve">endpoints use measured sets from Therapeutics Data Commons (5), MoleculeNet (6), B3DB</w:t>
-      </w:r>
-      <w:r>
-        <w:t xml:space="preserve"> </w:t>
-      </w:r>
-      <w:r>
-        <w:t xml:space="preserve">and ChEMBL. The panel</w:t>
+        <w:t xml:space="preserve">Potency data are ChEMBL (1) pChEMBL values augmented with BindingDB (2) affinities</w:t>
+      </w:r>
+      <w:r>
+        <w:t xml:space="preserve"> </w:t>
+      </w:r>
+      <w:r>
+        <w:t xml:space="preserve">pooled at compound level; blood-brain barrier labels come from B3DB (3) augmented with</w:t>
+      </w:r>
+      <w:r>
+        <w:t xml:space="preserve"> </w:t>
+      </w:r>
+      <w:r>
+        <w:t xml:space="preserve">FDA-curated approved drugs; the nine ADME endpoints use measured sets from Therapeutics Data Commons</w:t>
+      </w:r>
+      <w:r>
+        <w:t xml:space="preserve"> </w:t>
+      </w:r>
+      <w:r>
+        <w:t xml:space="preserve">(4), MoleculeNet (5), B3DB and ChEMBL. The panel</w:t>
       </w:r>
       <w:r>
         <w:t xml:space="preserve"> </w:t>
@@ -576,7 +552,7 @@
         <w:t xml:space="preserve"> </w:t>
       </w:r>
       <w:r>
-        <w:t xml:space="preserve">(7) and twelve physicochemical descriptors. Structures are reduced to the largest organic fragment and</w:t>
+        <w:t xml:space="preserve">(6) and twelve physicochemical descriptors. Structures are reduced to the largest organic fragment and</w:t>
       </w:r>
       <w:r>
         <w:t xml:space="preserve"> </w:t>
@@ -648,13 +624,13 @@
         <w:t xml:space="preserve"> </w:t>
       </w:r>
       <w:r>
-        <w:t xml:space="preserve">A random forest (8) is fitted per endpoint. That choice was made on a</w:t>
-      </w:r>
-      <w:r>
-        <w:t xml:space="preserve"> </w:t>
-      </w:r>
-      <w:r>
-        <w:t xml:space="preserve">like-for-like comparison over thirteen core endpoints against XGBoost (9), histogram gradient</w:t>
+        <w:t xml:space="preserve">A random forest (7) is fitted per endpoint. That choice was made on a</w:t>
+      </w:r>
+      <w:r>
+        <w:t xml:space="preserve"> </w:t>
+      </w:r>
+      <w:r>
+        <w:t xml:space="preserve">like-for-like comparison over thirteen core endpoints against XGBoost (8), histogram gradient</w:t>
       </w:r>
       <w:r>
         <w:t xml:space="preserve"> </w:t>
@@ -684,13 +660,13 @@
         <w:t xml:space="preserve"> </w:t>
       </w:r>
       <w:r>
-        <w:t xml:space="preserve">hyperparameters, for not extrapolating beyond the training range, and because TreeSHAP (10)</w:t>
-      </w:r>
-      <w:r>
-        <w:t xml:space="preserve"> </w:t>
-      </w:r>
-      <w:r>
-        <w:t xml:space="preserve">is exact for it rather than approximate. Classifiers are isotonically calibrated (4) on</w:t>
+        <w:t xml:space="preserve">hyperparameters, for not extrapolating beyond the training range, and because TreeSHAP (9)</w:t>
+      </w:r>
+      <w:r>
+        <w:t xml:space="preserve"> </w:t>
+      </w:r>
+      <w:r>
+        <w:t xml:space="preserve">is exact for it rather than approximate. Classifiers are isotonically calibrated (10) on</w:t>
       </w:r>
       <w:r>
         <w:t xml:space="preserve"> </w:t>
@@ -1718,7 +1694,7 @@
         </w:numPr>
       </w:pPr>
       <w:r>
-        <w:t xml:space="preserve">Niculescu-Mizil A, Caruana R. Predicting good probabilities with supervised learning. Proceedings of the 22nd international conference on Machine learning - ICML ’05. 2005. doi:10.1145/1102351.1102430.</w:t>
+        <w:t xml:space="preserve">Huang K, Fu T, Gao W, Zhao Y, Roohani Y, Leskovec J, Coley CW, Xiao C, Sun J, Zitnik M. Artificial intelligence foundation for therapeutic science. Nature chemical biology. 2022. doi:10.1038/s41589-022-01131-2.</w:t>
       </w:r>
     </w:p>
     <w:p>
@@ -1730,7 +1706,7 @@
         </w:numPr>
       </w:pPr>
       <w:r>
-        <w:t xml:space="preserve">Huang K, Fu T, Gao W, Zhao Y, Roohani Y, Leskovec J, Coley CW, Xiao C, Sun J, Zitnik M. Artificial intelligence foundation for therapeutic science. Nature chemical biology. 2022. doi:10.1038/s41589-022-01131-2.</w:t>
+        <w:t xml:space="preserve">Wu Z, Ramsundar B, Feinberg E et al. MoleculeNet: a benchmark for molecular machine learning. Chemical Science. 2018. doi:10.1039/c7sc02664a.</w:t>
       </w:r>
     </w:p>
     <w:p>
@@ -1742,7 +1718,7 @@
         </w:numPr>
       </w:pPr>
       <w:r>
-        <w:t xml:space="preserve">Wu Z, Ramsundar B, Feinberg E et al. MoleculeNet: a benchmark for molecular machine learning. Chemical Science. 2018. doi:10.1039/c7sc02664a.</w:t>
+        <w:t xml:space="preserve">Rogers D, Hahn M. Extended-Connectivity Fingerprints. Journal of Chemical Information and Modeling. 2010. doi:10.1021/ci100050t.</w:t>
       </w:r>
     </w:p>
     <w:p>
@@ -1754,7 +1730,7 @@
         </w:numPr>
       </w:pPr>
       <w:r>
-        <w:t xml:space="preserve">Rogers D, Hahn M. Extended-Connectivity Fingerprints. Journal of Chemical Information and Modeling. 2010. doi:10.1021/ci100050t.</w:t>
+        <w:t xml:space="preserve">Breiman L. Random Forests. Machine Learning. 2001. doi:10.1023/a:1010933404324.</w:t>
       </w:r>
     </w:p>
     <w:p>
@@ -1766,7 +1742,7 @@
         </w:numPr>
       </w:pPr>
       <w:r>
-        <w:t xml:space="preserve">Breiman L. Random Forests. Machine Learning. 2001. doi:10.1023/a:1010933404324.</w:t>
+        <w:t xml:space="preserve">Chen T, Guestrin C. XGBoost: A Scalable Tree Boosting System. Proceedings of the 22nd ACM SIGKDD International Conference on Knowledge Discovery and Data Mining. 2016. doi:10.1145/2939672.2939785.</w:t>
       </w:r>
     </w:p>
     <w:p>
@@ -1778,7 +1754,7 @@
         </w:numPr>
       </w:pPr>
       <w:r>
-        <w:t xml:space="preserve">Chen T, Guestrin C. XGBoost: A Scalable Tree Boosting System. Proceedings of the 22nd ACM SIGKDD International Conference on Knowledge Discovery and Data Mining. 2016. doi:10.1145/2939672.2939785.</w:t>
+        <w:t xml:space="preserve">Lundberg S, Erion G, Chen H et al. From local explanations to global understanding with explainable AI for trees. Nature Machine Intelligence. 2020. doi:10.1038/s42256-019-0138-9.</w:t>
       </w:r>
     </w:p>
     <w:p>
@@ -1790,7 +1766,7 @@
         </w:numPr>
       </w:pPr>
       <w:r>
-        <w:t xml:space="preserve">Lundberg S, Erion G, Chen H et al. From local explanations to global understanding with explainable AI for trees. Nature Machine Intelligence. 2020. doi:10.1038/s42256-019-0138-9.</w:t>
+        <w:t xml:space="preserve">Niculescu-Mizil A, Caruana R. Predicting good probabilities with supervised learning. Proceedings of the 22nd international conference on Machine learning - ICML ’05. 2005. doi:10.1145/1102351.1102430.</w:t>
       </w:r>
     </w:p>
     <w:p>

--- a/manuscript/NAR_WebServer_BrainSafe_condensed.docx
+++ b/manuscript/NAR_WebServer_BrainSafe_condensed.docx
@@ -1858,7 +1858,7 @@
       <w:r>
         <w:drawing>
           <wp:inline>
-            <wp:extent cx="5727700" cy="4801771"/>
+            <wp:extent cx="5727700" cy="4791878"/>
             <wp:effectExtent b="0" l="0" r="0" t="0"/>
             <wp:docPr descr="Figure 1" title="" id="29" name="Picture"/>
             <a:graphic>
@@ -1879,7 +1879,7 @@
                   <pic:spPr bwMode="auto">
                     <a:xfrm>
                       <a:off x="0" y="0"/>
-                      <a:ext cx="5727700" cy="4801771"/>
+                      <a:ext cx="5727700" cy="4791878"/>
                     </a:xfrm>
                     <a:prstGeom prst="rect">
                       <a:avLst/>
